--- a/02-放大电路/04-射频放大电路/前置放大电路/前置放大电路.docx
+++ b/02-放大电路/04-射频放大电路/前置放大电路/前置放大电路.docx
@@ -2894,6 +2894,20 @@
     </w:p>
     <w:bookmarkEnd w:id="26"/>
     <w:bookmarkEnd w:id="27"/>
+    <w:p>
+      <w:pPr>
+        <w:spacing w:before="360"/>
+        <w:jc w:val="center"/>
+      </w:pPr>
+      <w:r>
+        <w:rPr>
+          <w:rFonts w:ascii="Times New Roman" w:hAnsi="Times New Roman"/>
+          <w:color w:val="555555"/>
+          <w:sz w:val="21"/>
+        </w:rPr>
+        <w:t>材料收集者：杜文杰</w:t>
+      </w:r>
+    </w:p>
     <w:sectPr>
       <w:headerReference r:id="rId9" w:type="default"/>
       <w:footerReference r:id="rId10" w:type="default"/>

--- a/02-放大电路/04-射频放大电路/前置放大电路/前置放大电路.docx
+++ b/02-放大电路/04-射频放大电路/前置放大电路/前置放大电路.docx
@@ -1,6 +1,6 @@
 
 <file path=word/document.xml><?xml version="1.0" encoding="utf-8"?>
-<w:document xmlns:w="http://schemas.openxmlformats.org/wordprocessingml/2006/main" xmlns:m="http://schemas.openxmlformats.org/officeDocument/2006/math" xmlns:r="http://schemas.openxmlformats.org/officeDocument/2006/relationships" xmlns:o="urn:schemas-microsoft-com:office:office" xmlns:v="urn:schemas-microsoft-com:vml" xmlns:w10="urn:schemas-microsoft-com:office:word" xmlns:a="http://schemas.openxmlformats.org/drawingml/2006/main" xmlns:pic="http://schemas.openxmlformats.org/drawingml/2006/picture" xmlns:wp="http://schemas.openxmlformats.org/drawingml/2006/wordprocessingDrawing">
+<w:document xmlns:m="http://schemas.openxmlformats.org/officeDocument/2006/math" xmlns:r="http://schemas.openxmlformats.org/officeDocument/2006/relationships" xmlns:w="http://schemas.openxmlformats.org/wordprocessingml/2006/main" xmlns:o="urn:schemas-microsoft-com:office:office" xmlns:v="urn:schemas-microsoft-com:vml" xmlns:w10="urn:schemas-microsoft-com:office:word" xmlns:a="http://schemas.openxmlformats.org/drawingml/2006/main" xmlns:pic="http://schemas.openxmlformats.org/drawingml/2006/picture" xmlns:wp="http://schemas.openxmlformats.org/drawingml/2006/wordprocessingDrawing">
   <w:body>
     <w:bookmarkStart w:id="27" w:name="前置放大电路"/>
     <w:p>
@@ -9,7 +9,7 @@
       </w:pPr>
       <w:r>
         <w:rPr>
-          <w:rFonts w:hint="eastAsia"/>
+          <w:rFonts w:hint="eastAsia" w:eastAsia="黑体"/>
         </w:rPr>
         <w:t xml:space="preserve">前置放大电路</w:t>
       </w:r>
@@ -21,7 +21,7 @@
       </w:pPr>
       <w:r>
         <w:rPr>
-          <w:rFonts w:hint="eastAsia"/>
+          <w:rFonts w:hint="eastAsia" w:eastAsia="黑体"/>
         </w:rPr>
         <w:t xml:space="preserve">拓扑描述</w:t>
       </w:r>
@@ -32,13 +32,13 @@
       </w:pPr>
       <w:r>
         <w:rPr>
-          <w:rFonts w:hint="eastAsia"/>
+          <w:rFonts w:hint="eastAsia" w:eastAsia="黑体"/>
         </w:rPr>
         <w:t xml:space="preserve">以典型的</w:t>
       </w:r>
       <w:r>
         <w:rPr>
-          <w:rFonts w:hint="eastAsia"/>
+          <w:rFonts w:hint="eastAsia" w:eastAsia="黑体"/>
           <w:b/>
           <w:bCs/>
         </w:rPr>
@@ -46,13 +46,13 @@
       </w:r>
       <w:r>
         <w:rPr>
-          <w:rFonts w:hint="eastAsia"/>
+          <w:rFonts w:hint="eastAsia" w:eastAsia="黑体"/>
         </w:rPr>
         <w:t xml:space="preserve">为代表性实现，本电路由</w:t>
       </w:r>
       <w:r>
         <w:rPr>
-          <w:rFonts w:hint="eastAsia"/>
+          <w:rFonts w:hint="eastAsia" w:eastAsia="黑体"/>
           <w:b/>
           <w:bCs/>
         </w:rPr>
@@ -60,6 +60,7 @@
       </w:r>
       <w:r>
         <w:rPr>
+          <w:rFonts w:eastAsia="黑体"/>
           <w:b/>
           <w:bCs/>
         </w:rPr>
@@ -80,11 +81,14 @@
         </m:sSub>
       </m:oMath>
       <w:r>
+        <w:rPr>
+          <w:rFonts w:eastAsia="黑体"/>
+        </w:rPr>
         <w:t xml:space="preserve">、</w:t>
       </w:r>
       <w:r>
         <w:rPr>
-          <w:rFonts w:hint="eastAsia"/>
+          <w:rFonts w:hint="eastAsia" w:eastAsia="黑体"/>
           <w:b/>
           <w:bCs/>
         </w:rPr>
@@ -92,6 +96,7 @@
       </w:r>
       <w:r>
         <w:rPr>
+          <w:rFonts w:eastAsia="黑体"/>
           <w:b/>
           <w:bCs/>
         </w:rPr>
@@ -115,11 +120,14 @@
         </m:sSub>
       </m:oMath>
       <w:r>
+        <w:rPr>
+          <w:rFonts w:eastAsia="黑体"/>
+        </w:rPr>
         <w:t xml:space="preserve">、</w:t>
       </w:r>
       <w:r>
         <w:rPr>
-          <w:rFonts w:hint="eastAsia"/>
+          <w:rFonts w:hint="eastAsia" w:eastAsia="黑体"/>
           <w:b/>
           <w:bCs/>
         </w:rPr>
@@ -127,6 +135,7 @@
       </w:r>
       <w:r>
         <w:rPr>
+          <w:rFonts w:eastAsia="黑体"/>
           <w:b/>
           <w:bCs/>
         </w:rPr>
@@ -147,11 +156,14 @@
         </m:sSub>
       </m:oMath>
       <w:r>
+        <w:rPr>
+          <w:rFonts w:eastAsia="黑体"/>
+        </w:rPr>
         <w:t xml:space="preserve">、</w:t>
       </w:r>
       <w:r>
         <w:rPr>
-          <w:rFonts w:hint="eastAsia"/>
+          <w:rFonts w:hint="eastAsia" w:eastAsia="黑体"/>
           <w:b/>
           <w:bCs/>
         </w:rPr>
@@ -159,6 +171,7 @@
       </w:r>
       <w:r>
         <w:rPr>
+          <w:rFonts w:eastAsia="黑体"/>
           <w:b/>
           <w:bCs/>
         </w:rPr>
@@ -179,20 +192,26 @@
         </m:sSub>
       </m:oMath>
       <w:r>
+        <w:rPr>
+          <w:rFonts w:eastAsia="黑体"/>
+        </w:rPr>
         <w:t xml:space="preserve"> </w:t>
       </w:r>
       <w:r>
         <w:rPr>
-          <w:rFonts w:hint="eastAsia"/>
+          <w:rFonts w:hint="eastAsia" w:eastAsia="黑体"/>
         </w:rPr>
         <w:t xml:space="preserve">与</w:t>
       </w:r>
       <w:r>
+        <w:rPr>
+          <w:rFonts w:eastAsia="黑体"/>
+        </w:rPr>
         <w:t xml:space="preserve"> </w:t>
       </w:r>
       <w:r>
         <w:rPr>
-          <w:rFonts w:hint="eastAsia"/>
+          <w:rFonts w:hint="eastAsia" w:eastAsia="黑体"/>
           <w:b/>
           <w:bCs/>
         </w:rPr>
@@ -200,6 +219,7 @@
       </w:r>
       <w:r>
         <w:rPr>
+          <w:rFonts w:eastAsia="黑体"/>
           <w:b/>
           <w:bCs/>
         </w:rPr>
@@ -220,26 +240,32 @@
         </m:sSub>
       </m:oMath>
       <w:r>
+        <w:rPr>
+          <w:rFonts w:eastAsia="黑体"/>
+        </w:rPr>
         <w:t xml:space="preserve"> </w:t>
       </w:r>
       <w:r>
         <w:rPr>
-          <w:rFonts w:hint="eastAsia"/>
+          <w:rFonts w:hint="eastAsia" w:eastAsia="黑体"/>
         </w:rPr>
         <w:t xml:space="preserve">组成。电路共有</w:t>
       </w:r>
       <w:r>
+        <w:rPr>
+          <w:rFonts w:eastAsia="黑体"/>
+        </w:rPr>
         <w:t xml:space="preserve"> 6 </w:t>
       </w:r>
       <w:r>
         <w:rPr>
-          <w:rFonts w:hint="eastAsia"/>
+          <w:rFonts w:hint="eastAsia" w:eastAsia="黑体"/>
         </w:rPr>
         <w:t xml:space="preserve">个关键节点：</w:t>
       </w:r>
       <w:r>
         <w:rPr>
-          <w:rFonts w:hint="eastAsia"/>
+          <w:rFonts w:hint="eastAsia" w:eastAsia="黑体"/>
           <w:b/>
           <w:bCs/>
         </w:rPr>
@@ -247,6 +273,7 @@
       </w:r>
       <w:r>
         <w:rPr>
+          <w:rFonts w:eastAsia="黑体"/>
           <w:b/>
           <w:bCs/>
         </w:rPr>
@@ -254,7 +281,7 @@
       </w:r>
       <w:r>
         <w:rPr>
-          <w:rFonts w:hint="eastAsia"/>
+          <w:rFonts w:hint="eastAsia" w:eastAsia="黑体"/>
           <w:b/>
           <w:bCs/>
         </w:rPr>
@@ -262,11 +289,14 @@
       </w:r>
       <w:r>
         <w:rPr>
-          <w:rFonts w:hint="eastAsia"/>
+          <w:rFonts w:hint="eastAsia" w:eastAsia="黑体"/>
         </w:rPr>
         <w:t xml:space="preserve">（传感器/天线/麦克风等信号源正端与</w:t>
       </w:r>
       <w:r>
+        <w:rPr>
+          <w:rFonts w:eastAsia="黑体"/>
+        </w:rPr>
         <w:t xml:space="preserve"> </w:t>
       </w:r>
       <m:oMath>
@@ -287,17 +317,20 @@
         </m:sSub>
       </m:oMath>
       <w:r>
+        <w:rPr>
+          <w:rFonts w:eastAsia="黑体"/>
+        </w:rPr>
         <w:t xml:space="preserve"> </w:t>
       </w:r>
       <w:r>
         <w:rPr>
-          <w:rFonts w:hint="eastAsia"/>
+          <w:rFonts w:hint="eastAsia" w:eastAsia="黑体"/>
         </w:rPr>
         <w:t xml:space="preserve">一端相连）；</w:t>
       </w:r>
       <w:r>
         <w:rPr>
-          <w:rFonts w:hint="eastAsia"/>
+          <w:rFonts w:hint="eastAsia" w:eastAsia="黑体"/>
           <w:b/>
           <w:bCs/>
         </w:rPr>
@@ -305,6 +338,7 @@
       </w:r>
       <w:r>
         <w:rPr>
+          <w:rFonts w:eastAsia="黑体"/>
           <w:b/>
           <w:bCs/>
         </w:rPr>
@@ -312,7 +346,7 @@
       </w:r>
       <w:r>
         <w:rPr>
-          <w:rFonts w:hint="eastAsia"/>
+          <w:rFonts w:hint="eastAsia" w:eastAsia="黑体"/>
           <w:b/>
           <w:bCs/>
         </w:rPr>
@@ -320,7 +354,7 @@
       </w:r>
       <w:r>
         <w:rPr>
-          <w:rFonts w:hint="eastAsia"/>
+          <w:rFonts w:hint="eastAsia" w:eastAsia="黑体"/>
         </w:rPr>
         <w:t xml:space="preserve">（</w:t>
       </w:r>
@@ -342,11 +376,14 @@
         </m:sSub>
       </m:oMath>
       <w:r>
+        <w:rPr>
+          <w:rFonts w:eastAsia="黑体"/>
+        </w:rPr>
         <w:t xml:space="preserve"> </w:t>
       </w:r>
       <w:r>
         <w:rPr>
-          <w:rFonts w:hint="eastAsia"/>
+          <w:rFonts w:hint="eastAsia" w:eastAsia="黑体"/>
         </w:rPr>
         <w:t xml:space="preserve">另一端、</w:t>
       </w:r>
@@ -365,15 +402,21 @@
         </m:sSub>
       </m:oMath>
       <w:r>
+        <w:rPr>
+          <w:rFonts w:eastAsia="黑体"/>
+        </w:rPr>
         <w:t xml:space="preserve"> </w:t>
       </w:r>
       <w:r>
         <w:rPr>
-          <w:rFonts w:hint="eastAsia"/>
+          <w:rFonts w:hint="eastAsia" w:eastAsia="黑体"/>
         </w:rPr>
         <w:t xml:space="preserve">上端与</w:t>
       </w:r>
       <w:r>
+        <w:rPr>
+          <w:rFonts w:eastAsia="黑体"/>
+        </w:rPr>
         <w:t xml:space="preserve"> </w:t>
       </w:r>
       <m:oMath>
@@ -391,26 +434,32 @@
         </m:sSub>
       </m:oMath>
       <w:r>
+        <w:rPr>
+          <w:rFonts w:eastAsia="黑体"/>
+        </w:rPr>
         <w:t xml:space="preserve"> </w:t>
       </w:r>
       <w:r>
         <w:rPr>
-          <w:rFonts w:hint="eastAsia"/>
+          <w:rFonts w:hint="eastAsia" w:eastAsia="黑体"/>
         </w:rPr>
         <w:t xml:space="preserve">的同相输入端</w:t>
       </w:r>
       <w:r>
+        <w:rPr>
+          <w:rFonts w:eastAsia="黑体"/>
+        </w:rPr>
         <w:t xml:space="preserve"> IN+ </w:t>
       </w:r>
       <w:r>
         <w:rPr>
-          <w:rFonts w:hint="eastAsia"/>
+          <w:rFonts w:hint="eastAsia" w:eastAsia="黑体"/>
         </w:rPr>
         <w:t xml:space="preserve">三者相连）；</w:t>
       </w:r>
       <w:r>
         <w:rPr>
-          <w:rFonts w:hint="eastAsia"/>
+          <w:rFonts w:hint="eastAsia" w:eastAsia="黑体"/>
           <w:b/>
           <w:bCs/>
         </w:rPr>
@@ -418,6 +467,7 @@
       </w:r>
       <w:r>
         <w:rPr>
+          <w:rFonts w:eastAsia="黑体"/>
           <w:b/>
           <w:bCs/>
         </w:rPr>
@@ -425,7 +475,7 @@
       </w:r>
       <w:r>
         <w:rPr>
-          <w:rFonts w:hint="eastAsia"/>
+          <w:rFonts w:hint="eastAsia" w:eastAsia="黑体"/>
           <w:b/>
           <w:bCs/>
         </w:rPr>
@@ -433,7 +483,7 @@
       </w:r>
       <w:r>
         <w:rPr>
-          <w:rFonts w:hint="eastAsia"/>
+          <w:rFonts w:hint="eastAsia" w:eastAsia="黑体"/>
         </w:rPr>
         <w:t xml:space="preserve">（</w:t>
       </w:r>
@@ -452,15 +502,21 @@
         </m:sSub>
       </m:oMath>
       <w:r>
+        <w:rPr>
+          <w:rFonts w:eastAsia="黑体"/>
+        </w:rPr>
         <w:t xml:space="preserve"> </w:t>
       </w:r>
       <w:r>
         <w:rPr>
-          <w:rFonts w:hint="eastAsia"/>
+          <w:rFonts w:hint="eastAsia" w:eastAsia="黑体"/>
         </w:rPr>
         <w:t xml:space="preserve">的反相输入端</w:t>
       </w:r>
       <w:r>
+        <w:rPr>
+          <w:rFonts w:eastAsia="黑体"/>
+        </w:rPr>
         <w:t xml:space="preserve"> IN−、</w:t>
       </w:r>
       <m:oMath>
@@ -478,11 +534,14 @@
         </m:sSub>
       </m:oMath>
       <w:r>
+        <w:rPr>
+          <w:rFonts w:eastAsia="黑体"/>
+        </w:rPr>
         <w:t xml:space="preserve"> </w:t>
       </w:r>
       <w:r>
         <w:rPr>
-          <w:rFonts w:hint="eastAsia"/>
+          <w:rFonts w:hint="eastAsia" w:eastAsia="黑体"/>
         </w:rPr>
         <w:t xml:space="preserve">一端、</w:t>
       </w:r>
@@ -501,17 +560,20 @@
         </m:sSub>
       </m:oMath>
       <w:r>
+        <w:rPr>
+          <w:rFonts w:eastAsia="黑体"/>
+        </w:rPr>
         <w:t xml:space="preserve"> </w:t>
       </w:r>
       <w:r>
         <w:rPr>
-          <w:rFonts w:hint="eastAsia"/>
+          <w:rFonts w:hint="eastAsia" w:eastAsia="黑体"/>
         </w:rPr>
         <w:t xml:space="preserve">上端三者相连）；</w:t>
       </w:r>
       <w:r>
         <w:rPr>
-          <w:rFonts w:hint="eastAsia"/>
+          <w:rFonts w:hint="eastAsia" w:eastAsia="黑体"/>
           <w:b/>
           <w:bCs/>
         </w:rPr>
@@ -519,6 +581,7 @@
       </w:r>
       <w:r>
         <w:rPr>
+          <w:rFonts w:eastAsia="黑体"/>
           <w:b/>
           <w:bCs/>
         </w:rPr>
@@ -526,7 +589,7 @@
       </w:r>
       <w:r>
         <w:rPr>
-          <w:rFonts w:hint="eastAsia"/>
+          <w:rFonts w:hint="eastAsia" w:eastAsia="黑体"/>
           <w:b/>
           <w:bCs/>
         </w:rPr>
@@ -534,7 +597,7 @@
       </w:r>
       <w:r>
         <w:rPr>
-          <w:rFonts w:hint="eastAsia"/>
+          <w:rFonts w:hint="eastAsia" w:eastAsia="黑体"/>
         </w:rPr>
         <w:t xml:space="preserve">（</w:t>
       </w:r>
@@ -553,24 +616,33 @@
         </m:sSub>
       </m:oMath>
       <w:r>
+        <w:rPr>
+          <w:rFonts w:eastAsia="黑体"/>
+        </w:rPr>
         <w:t xml:space="preserve"> </w:t>
       </w:r>
       <w:r>
         <w:rPr>
-          <w:rFonts w:hint="eastAsia"/>
+          <w:rFonts w:hint="eastAsia" w:eastAsia="黑体"/>
         </w:rPr>
         <w:t xml:space="preserve">的输出端</w:t>
       </w:r>
       <w:r>
+        <w:rPr>
+          <w:rFonts w:eastAsia="黑体"/>
+        </w:rPr>
         <w:t xml:space="preserve"> OUT </w:t>
       </w:r>
       <w:r>
         <w:rPr>
-          <w:rFonts w:hint="eastAsia"/>
+          <w:rFonts w:hint="eastAsia" w:eastAsia="黑体"/>
         </w:rPr>
         <w:t xml:space="preserve">与</w:t>
       </w:r>
       <w:r>
+        <w:rPr>
+          <w:rFonts w:eastAsia="黑体"/>
+        </w:rPr>
         <w:t xml:space="preserve"> </w:t>
       </w:r>
       <m:oMath>
@@ -588,15 +660,21 @@
         </m:sSub>
       </m:oMath>
       <w:r>
+        <w:rPr>
+          <w:rFonts w:eastAsia="黑体"/>
+        </w:rPr>
         <w:t xml:space="preserve"> </w:t>
       </w:r>
       <w:r>
         <w:rPr>
-          <w:rFonts w:hint="eastAsia"/>
+          <w:rFonts w:hint="eastAsia" w:eastAsia="黑体"/>
         </w:rPr>
         <w:t xml:space="preserve">另一端相连，作为前置输出</w:t>
       </w:r>
       <w:r>
+        <w:rPr>
+          <w:rFonts w:eastAsia="黑体"/>
+        </w:rPr>
         <w:t xml:space="preserve"> </w:t>
       </w:r>
       <m:oMath>
@@ -621,13 +699,13 @@
       </m:oMath>
       <w:r>
         <w:rPr>
-          <w:rFonts w:hint="eastAsia"/>
+          <w:rFonts w:hint="eastAsia" w:eastAsia="黑体"/>
         </w:rPr>
         <w:t xml:space="preserve">）；</w:t>
       </w:r>
       <w:r>
         <w:rPr>
-          <w:rFonts w:hint="eastAsia"/>
+          <w:rFonts w:hint="eastAsia" w:eastAsia="黑体"/>
           <w:b/>
           <w:bCs/>
         </w:rPr>
@@ -635,6 +713,7 @@
       </w:r>
       <w:r>
         <w:rPr>
+          <w:rFonts w:eastAsia="黑体"/>
           <w:b/>
           <w:bCs/>
         </w:rPr>
@@ -642,7 +721,7 @@
       </w:r>
       <w:r>
         <w:rPr>
-          <w:rFonts w:hint="eastAsia"/>
+          <w:rFonts w:hint="eastAsia" w:eastAsia="黑体"/>
           <w:b/>
           <w:bCs/>
         </w:rPr>
@@ -650,6 +729,7 @@
       </w:r>
       <w:r>
         <w:rPr>
+          <w:rFonts w:eastAsia="黑体"/>
           <w:b/>
           <w:bCs/>
         </w:rPr>
@@ -657,7 +737,7 @@
       </w:r>
       <w:r>
         <w:rPr>
-          <w:rFonts w:hint="eastAsia"/>
+          <w:rFonts w:hint="eastAsia" w:eastAsia="黑体"/>
         </w:rPr>
         <w:t xml:space="preserve">（</w:t>
       </w:r>
@@ -676,11 +756,14 @@
         </m:sSub>
       </m:oMath>
       <w:r>
+        <w:rPr>
+          <w:rFonts w:eastAsia="黑体"/>
+        </w:rPr>
         <w:t xml:space="preserve"> </w:t>
       </w:r>
       <w:r>
         <w:rPr>
-          <w:rFonts w:hint="eastAsia"/>
+          <w:rFonts w:hint="eastAsia" w:eastAsia="黑体"/>
         </w:rPr>
         <w:t xml:space="preserve">下端、</w:t>
       </w:r>
@@ -699,17 +782,20 @@
         </m:sSub>
       </m:oMath>
       <w:r>
+        <w:rPr>
+          <w:rFonts w:eastAsia="黑体"/>
+        </w:rPr>
         <w:t xml:space="preserve"> </w:t>
       </w:r>
       <w:r>
         <w:rPr>
-          <w:rFonts w:hint="eastAsia"/>
+          <w:rFonts w:hint="eastAsia" w:eastAsia="黑体"/>
         </w:rPr>
         <w:t xml:space="preserve">下端相连）；</w:t>
       </w:r>
       <w:r>
         <w:rPr>
-          <w:rFonts w:hint="eastAsia"/>
+          <w:rFonts w:hint="eastAsia" w:eastAsia="黑体"/>
           <w:b/>
           <w:bCs/>
         </w:rPr>
@@ -717,6 +803,7 @@
       </w:r>
       <w:r>
         <w:rPr>
+          <w:rFonts w:eastAsia="黑体"/>
           <w:b/>
           <w:bCs/>
         </w:rPr>
@@ -724,7 +811,7 @@
       </w:r>
       <w:r>
         <w:rPr>
-          <w:rFonts w:hint="eastAsia"/>
+          <w:rFonts w:hint="eastAsia" w:eastAsia="黑体"/>
           <w:b/>
           <w:bCs/>
         </w:rPr>
@@ -732,7 +819,7 @@
       </w:r>
       <w:r>
         <w:rPr>
-          <w:rFonts w:hint="eastAsia"/>
+          <w:rFonts w:hint="eastAsia" w:eastAsia="黑体"/>
         </w:rPr>
         <w:t xml:space="preserve">（</w:t>
       </w:r>
@@ -751,24 +838,33 @@
         </m:sSub>
       </m:oMath>
       <w:r>
+        <w:rPr>
+          <w:rFonts w:eastAsia="黑体"/>
+        </w:rPr>
         <w:t xml:space="preserve"> </w:t>
       </w:r>
       <w:r>
         <w:rPr>
-          <w:rFonts w:hint="eastAsia"/>
+          <w:rFonts w:hint="eastAsia" w:eastAsia="黑体"/>
         </w:rPr>
         <w:t xml:space="preserve">的正电源脚</w:t>
       </w:r>
       <w:r>
+        <w:rPr>
+          <w:rFonts w:eastAsia="黑体"/>
+        </w:rPr>
         <w:t xml:space="preserve"> V+ </w:t>
       </w:r>
       <w:r>
         <w:rPr>
-          <w:rFonts w:hint="eastAsia"/>
+          <w:rFonts w:hint="eastAsia" w:eastAsia="黑体"/>
         </w:rPr>
         <w:t xml:space="preserve">接</w:t>
       </w:r>
       <w:r>
+        <w:rPr>
+          <w:rFonts w:eastAsia="黑体"/>
+        </w:rPr>
         <w:t xml:space="preserve"> </w:t>
       </w:r>
       <m:oMath>
@@ -796,20 +892,26 @@
       </m:oMath>
       <w:r>
         <w:rPr>
-          <w:rFonts w:hint="eastAsia"/>
+          <w:rFonts w:hint="eastAsia" w:eastAsia="黑体"/>
         </w:rPr>
         <w:t xml:space="preserve">，负电源脚</w:t>
       </w:r>
       <w:r>
+        <w:rPr>
+          <w:rFonts w:eastAsia="黑体"/>
+        </w:rPr>
         <w:t xml:space="preserve"> V− </w:t>
       </w:r>
       <w:r>
         <w:rPr>
-          <w:rFonts w:hint="eastAsia"/>
+          <w:rFonts w:hint="eastAsia" w:eastAsia="黑体"/>
         </w:rPr>
         <w:t xml:space="preserve">接</w:t>
       </w:r>
       <w:r>
+        <w:rPr>
+          <w:rFonts w:eastAsia="黑体"/>
+        </w:rPr>
         <w:t xml:space="preserve"> </w:t>
       </w:r>
       <m:oMath>
@@ -837,7 +939,7 @@
       </m:oMath>
       <w:r>
         <w:rPr>
-          <w:rFonts w:hint="eastAsia"/>
+          <w:rFonts w:hint="eastAsia" w:eastAsia="黑体"/>
         </w:rPr>
         <w:t xml:space="preserve">）。</w:t>
       </w:r>
@@ -846,7 +948,7 @@
       <w:pPr/>
       <w:r>
         <w:rPr>
-          <w:rFonts w:hint="eastAsia"/>
+          <w:rFonts w:hint="eastAsia" w:eastAsia="黑体"/>
         </w:rPr>
         <w:t xml:space="preserve">各元件管脚连接：</w:t>
       </w:r>
@@ -865,51 +967,69 @@
         </m:sSub>
       </m:oMath>
       <w:r>
+        <w:rPr>
+          <w:rFonts w:eastAsia="黑体"/>
+        </w:rPr>
         <w:t xml:space="preserve"> </w:t>
       </w:r>
       <w:r>
         <w:rPr>
-          <w:rFonts w:hint="eastAsia"/>
+          <w:rFonts w:hint="eastAsia" w:eastAsia="黑体"/>
         </w:rPr>
         <w:t xml:space="preserve">的</w:t>
       </w:r>
       <w:r>
+        <w:rPr>
+          <w:rFonts w:eastAsia="黑体"/>
+        </w:rPr>
         <w:t xml:space="preserve"> IN+ </w:t>
       </w:r>
       <w:r>
         <w:rPr>
-          <w:rFonts w:hint="eastAsia"/>
+          <w:rFonts w:hint="eastAsia" w:eastAsia="黑体"/>
         </w:rPr>
         <w:t xml:space="preserve">接同相输入端节点②、IN−</w:t>
       </w:r>
       <w:r>
+        <w:rPr>
+          <w:rFonts w:eastAsia="黑体"/>
+        </w:rPr>
         <w:t xml:space="preserve"> </w:t>
       </w:r>
       <w:r>
         <w:rPr>
-          <w:rFonts w:hint="eastAsia"/>
+          <w:rFonts w:hint="eastAsia" w:eastAsia="黑体"/>
         </w:rPr>
         <w:t xml:space="preserve">接反相输入端节点③、OUT</w:t>
       </w:r>
       <w:r>
+        <w:rPr>
+          <w:rFonts w:eastAsia="黑体"/>
+        </w:rPr>
         <w:t xml:space="preserve"> </w:t>
       </w:r>
       <w:r>
         <w:rPr>
-          <w:rFonts w:hint="eastAsia"/>
+          <w:rFonts w:hint="eastAsia" w:eastAsia="黑体"/>
         </w:rPr>
         <w:t xml:space="preserve">接输出节点④、V+</w:t>
       </w:r>
       <w:r>
+        <w:rPr>
+          <w:rFonts w:eastAsia="黑体"/>
+        </w:rPr>
         <w:t xml:space="preserve"> </w:t>
       </w:r>
       <w:r>
         <w:rPr>
-          <w:rFonts w:hint="eastAsia"/>
+          <w:rFonts w:hint="eastAsia" w:eastAsia="黑体"/>
         </w:rPr>
         <w:t xml:space="preserve">接正电源</w:t>
       </w:r>
       <w:r>
+        <w:rPr>
+          <w:rFonts w:eastAsia="黑体"/>
+        </w:rPr>
         <w:t xml:space="preserve"> </w:t>
       </w:r>
       <m:oMath>
@@ -936,15 +1056,21 @@
         </m:sSub>
       </m:oMath>
       <w:r>
+        <w:rPr>
+          <w:rFonts w:eastAsia="黑体"/>
+        </w:rPr>
         <w:t xml:space="preserve">、V− </w:t>
       </w:r>
       <w:r>
         <w:rPr>
-          <w:rFonts w:hint="eastAsia"/>
+          <w:rFonts w:hint="eastAsia" w:eastAsia="黑体"/>
         </w:rPr>
         <w:t xml:space="preserve">接负电源</w:t>
       </w:r>
       <w:r>
+        <w:rPr>
+          <w:rFonts w:eastAsia="黑体"/>
+        </w:rPr>
         <w:t xml:space="preserve"> </w:t>
       </w:r>
       <m:oMath>
@@ -972,7 +1098,7 @@
       </m:oMath>
       <w:r>
         <w:rPr>
-          <w:rFonts w:hint="eastAsia"/>
+          <w:rFonts w:hint="eastAsia" w:eastAsia="黑体"/>
         </w:rPr>
         <w:t xml:space="preserve">；</w:t>
       </w:r>
@@ -994,11 +1120,14 @@
         </m:sSub>
       </m:oMath>
       <w:r>
+        <w:rPr>
+          <w:rFonts w:eastAsia="黑体"/>
+        </w:rPr>
         <w:t xml:space="preserve"> </w:t>
       </w:r>
       <w:r>
         <w:rPr>
-          <w:rFonts w:hint="eastAsia"/>
+          <w:rFonts w:hint="eastAsia" w:eastAsia="黑体"/>
         </w:rPr>
         <w:t xml:space="preserve">一端接输入节点①、另一端接同相输入端节点②；</w:t>
       </w:r>
@@ -1017,11 +1146,14 @@
         </m:sSub>
       </m:oMath>
       <w:r>
+        <w:rPr>
+          <w:rFonts w:eastAsia="黑体"/>
+        </w:rPr>
         <w:t xml:space="preserve"> </w:t>
       </w:r>
       <w:r>
         <w:rPr>
-          <w:rFonts w:hint="eastAsia"/>
+          <w:rFonts w:hint="eastAsia" w:eastAsia="黑体"/>
         </w:rPr>
         <w:t xml:space="preserve">一端接同相输入端节点②、另一端接地节点⑤；</w:t>
       </w:r>
@@ -1040,11 +1172,14 @@
         </m:sSub>
       </m:oMath>
       <w:r>
+        <w:rPr>
+          <w:rFonts w:eastAsia="黑体"/>
+        </w:rPr>
         <w:t xml:space="preserve"> </w:t>
       </w:r>
       <w:r>
         <w:rPr>
-          <w:rFonts w:hint="eastAsia"/>
+          <w:rFonts w:hint="eastAsia" w:eastAsia="黑体"/>
         </w:rPr>
         <w:t xml:space="preserve">一端接反相输入端节点③、另一端接输出节点④；</w:t>
       </w:r>
@@ -1063,11 +1198,14 @@
         </m:sSub>
       </m:oMath>
       <w:r>
+        <w:rPr>
+          <w:rFonts w:eastAsia="黑体"/>
+        </w:rPr>
         <w:t xml:space="preserve"> </w:t>
       </w:r>
       <w:r>
         <w:rPr>
-          <w:rFonts w:hint="eastAsia"/>
+          <w:rFonts w:hint="eastAsia" w:eastAsia="黑体"/>
         </w:rPr>
         <w:t xml:space="preserve">一端接反相输入端节点③、另一端接地节点⑤。</w:t>
       </w:r>
@@ -1076,11 +1214,14 @@
       <w:pPr/>
       <w:r>
         <w:rPr>
-          <w:rFonts w:hint="eastAsia"/>
+          <w:rFonts w:hint="eastAsia" w:eastAsia="黑体"/>
         </w:rPr>
         <w:t xml:space="preserve">由此构成”信号经</w:t>
       </w:r>
       <w:r>
+        <w:rPr>
+          <w:rFonts w:eastAsia="黑体"/>
+        </w:rPr>
         <w:t xml:space="preserve"> </w:t>
       </w:r>
       <m:oMath>
@@ -1101,11 +1242,14 @@
         </m:sSub>
       </m:oMath>
       <w:r>
+        <w:rPr>
+          <w:rFonts w:eastAsia="黑体"/>
+        </w:rPr>
         <w:t xml:space="preserve"> </w:t>
       </w:r>
       <w:r>
         <w:rPr>
-          <w:rFonts w:hint="eastAsia"/>
+          <w:rFonts w:hint="eastAsia" w:eastAsia="黑体"/>
         </w:rPr>
         <w:t xml:space="preserve">耦合到高输入阻抗同相端、</w:t>
       </w:r>
@@ -1124,6 +1268,9 @@
         </m:sSub>
       </m:oMath>
       <w:r>
+        <w:rPr>
+          <w:rFonts w:eastAsia="黑体"/>
+        </w:rPr>
         <w:t xml:space="preserve">/</w:t>
       </w:r>
       <m:oMath>
@@ -1141,15 +1288,21 @@
         </m:sSub>
       </m:oMath>
       <w:r>
+        <w:rPr>
+          <w:rFonts w:eastAsia="黑体"/>
+        </w:rPr>
         <w:t xml:space="preserve"> </w:t>
       </w:r>
       <w:r>
         <w:rPr>
-          <w:rFonts w:hint="eastAsia"/>
+          <w:rFonts w:hint="eastAsia" w:eastAsia="黑体"/>
         </w:rPr>
         <w:t xml:space="preserve">组成负反馈固定增益”的同相前置放大缓冲组态，输入阻抗高、不加载信号源，增益为</w:t>
       </w:r>
       <w:r>
+        <w:rPr>
+          <w:rFonts w:eastAsia="黑体"/>
+        </w:rPr>
         <w:t xml:space="preserve"> </w:t>
       </w:r>
       <m:oMath>
@@ -1195,7 +1348,7 @@
       </m:oMath>
       <w:r>
         <w:rPr>
-          <w:rFonts w:hint="eastAsia"/>
+          <w:rFonts w:hint="eastAsia" w:eastAsia="黑体"/>
         </w:rPr>
         <w:t xml:space="preserve">，把微弱信号提升到后级可处理电平并完成阻抗变换。</w:t>
       </w:r>
@@ -1208,7 +1361,7 @@
       </w:pPr>
       <w:r>
         <w:rPr>
-          <w:rFonts w:hint="eastAsia"/>
+          <w:rFonts w:hint="eastAsia" w:eastAsia="黑体"/>
         </w:rPr>
         <w:t xml:space="preserve">工作原理</w:t>
       </w:r>
@@ -1219,7 +1372,7 @@
       </w:pPr>
       <w:r>
         <w:rPr>
-          <w:rFonts w:hint="eastAsia"/>
+          <w:rFonts w:hint="eastAsia" w:eastAsia="黑体"/>
         </w:rPr>
         <w:t xml:space="preserve">微弱信号经耦合进入高输入阻抗的输入端，有源器件在负反馈下以固定增益放大；高输入阻抗避免加载信号源，低噪声设计保证不显著恶化信噪比，为后级提供足够强的驱动信号。</w:t>
       </w:r>
@@ -1232,7 +1385,7 @@
       </w:pPr>
       <w:r>
         <w:rPr>
-          <w:rFonts w:hint="eastAsia"/>
+          <w:rFonts w:hint="eastAsia" w:eastAsia="黑体"/>
         </w:rPr>
         <w:t xml:space="preserve">关键计算公式</w:t>
       </w:r>
@@ -1246,16 +1399,19 @@
       </w:pPr>
       <w:r>
         <w:rPr>
-          <w:rFonts w:hint="eastAsia"/>
+          <w:rFonts w:hint="eastAsia" w:eastAsia="黑体"/>
         </w:rPr>
         <w:t xml:space="preserve">同相</w:t>
       </w:r>
       <w:r>
+        <w:rPr>
+          <w:rFonts w:eastAsia="黑体"/>
+        </w:rPr>
         <w:t xml:space="preserve"> / </w:t>
       </w:r>
       <w:r>
         <w:rPr>
-          <w:rFonts w:hint="eastAsia"/>
+          <w:rFonts w:hint="eastAsia" w:eastAsia="黑体"/>
         </w:rPr>
         <w:t xml:space="preserve">反相增益（同上）：</w:t>
       </w:r>
@@ -1412,7 +1568,7 @@
       </w:pPr>
       <w:r>
         <w:rPr>
-          <w:rFonts w:hint="eastAsia"/>
+          <w:rFonts w:hint="eastAsia" w:eastAsia="黑体"/>
         </w:rPr>
         <w:t xml:space="preserve">输入耦合高通截止频率：</w:t>
       </w:r>
@@ -1505,7 +1661,7 @@
       </w:pPr>
       <w:r>
         <w:rPr>
-          <w:rFonts w:hint="eastAsia"/>
+          <w:rFonts w:hint="eastAsia" w:eastAsia="黑体"/>
         </w:rPr>
         <w:t xml:space="preserve">源内阻对总噪声的贡献（热噪声电压）：</w:t>
       </w:r>
@@ -1619,7 +1775,7 @@
             </w:pPr>
             <w:r>
               <w:rPr>
-                <w:rFonts w:hint="eastAsia"/>
+                <w:rFonts w:hint="eastAsia" w:eastAsia="黑体"/>
               </w:rPr>
               <w:t xml:space="preserve">符号</w:t>
             </w:r>
@@ -1633,7 +1789,7 @@
             </w:pPr>
             <w:r>
               <w:rPr>
-                <w:rFonts w:hint="eastAsia"/>
+                <w:rFonts w:hint="eastAsia" w:eastAsia="黑体"/>
               </w:rPr>
               <w:t xml:space="preserve">含义</w:t>
             </w:r>
@@ -1647,7 +1803,7 @@
             </w:pPr>
             <w:r>
               <w:rPr>
-                <w:rFonts w:hint="eastAsia"/>
+                <w:rFonts w:hint="eastAsia" w:eastAsia="黑体"/>
               </w:rPr>
               <w:t xml:space="preserve">单位</w:t>
             </w:r>
@@ -1676,6 +1832,9 @@
               </m:sSub>
             </m:oMath>
             <w:r>
+              <w:rPr>
+                <w:rFonts w:eastAsia="黑体"/>
+              </w:rPr>
               <w:t xml:space="preserve">​</w:t>
             </w:r>
           </w:p>
@@ -1688,7 +1847,7 @@
             </w:pPr>
             <w:r>
               <w:rPr>
-                <w:rFonts w:hint="eastAsia"/>
+                <w:rFonts w:hint="eastAsia" w:eastAsia="黑体"/>
               </w:rPr>
               <w:t xml:space="preserve">电压增益</w:t>
             </w:r>
@@ -1702,7 +1861,7 @@
             </w:pPr>
             <w:r>
               <w:rPr>
-                <w:rFonts w:hint="eastAsia"/>
+                <w:rFonts w:hint="eastAsia" w:eastAsia="黑体"/>
               </w:rPr>
               <w:t xml:space="preserve">（无量纲）</w:t>
             </w:r>
@@ -1731,12 +1890,21 @@
               </m:sSub>
             </m:oMath>
             <w:r>
+              <w:rPr>
+                <w:rFonts w:eastAsia="黑体"/>
+              </w:rPr>
               <w:t xml:space="preserve"> </w:t>
             </w:r>
             <w:r>
+              <w:rPr>
+                <w:rFonts w:eastAsia="黑体"/>
+              </w:rPr>
               <w:t xml:space="preserve">/</w:t>
             </w:r>
             <w:r>
+              <w:rPr>
+                <w:rFonts w:eastAsia="黑体"/>
+              </w:rPr>
               <w:t xml:space="preserve"> </w:t>
             </w:r>
             <m:oMath>
@@ -1763,16 +1931,19 @@
             </w:pPr>
             <w:r>
               <w:rPr>
-                <w:rFonts w:hint="eastAsia"/>
+                <w:rFonts w:hint="eastAsia" w:eastAsia="黑体"/>
               </w:rPr>
               <w:t xml:space="preserve">反馈</w:t>
             </w:r>
             <w:r>
+              <w:rPr>
+                <w:rFonts w:eastAsia="黑体"/>
+              </w:rPr>
               <w:t xml:space="preserve"> / </w:t>
             </w:r>
             <w:r>
               <w:rPr>
-                <w:rFonts w:hint="eastAsia"/>
+                <w:rFonts w:hint="eastAsia" w:eastAsia="黑体"/>
               </w:rPr>
               <w:t xml:space="preserve">输入电阻</w:t>
             </w:r>
@@ -1785,6 +1956,9 @@
               <w:pStyle w:val="Compact"/>
             </w:pPr>
             <w:r>
+              <w:rPr>
+                <w:rFonts w:eastAsia="黑体"/>
+              </w:rPr>
               <w:t xml:space="preserve">Ω</w:t>
             </w:r>
           </w:p>
@@ -1812,6 +1986,9 @@
               </m:sSub>
             </m:oMath>
             <w:r>
+              <w:rPr>
+                <w:rFonts w:eastAsia="黑体"/>
+              </w:rPr>
               <w:t xml:space="preserve">​</w:t>
             </w:r>
           </w:p>
@@ -1824,7 +2001,7 @@
             </w:pPr>
             <w:r>
               <w:rPr>
-                <w:rFonts w:hint="eastAsia"/>
+                <w:rFonts w:hint="eastAsia" w:eastAsia="黑体"/>
               </w:rPr>
               <w:t xml:space="preserve">高通截止频率</w:t>
             </w:r>
@@ -1837,6 +2014,9 @@
               <w:pStyle w:val="Compact"/>
             </w:pPr>
             <w:r>
+              <w:rPr>
+                <w:rFonts w:eastAsia="黑体"/>
+              </w:rPr>
               <w:t xml:space="preserve">Hz</w:t>
             </w:r>
           </w:p>
@@ -1855,6 +2035,9 @@
               </m:r>
             </m:oMath>
             <w:r>
+              <w:rPr>
+                <w:rFonts w:eastAsia="黑体"/>
+              </w:rPr>
               <w:t xml:space="preserve">​</w:t>
             </w:r>
           </w:p>
@@ -1867,11 +2050,14 @@
             </w:pPr>
             <w:r>
               <w:rPr>
-                <w:rFonts w:hint="eastAsia"/>
+                <w:rFonts w:hint="eastAsia" w:eastAsia="黑体"/>
               </w:rPr>
               <w:t xml:space="preserve">玻尔兹曼常数</w:t>
             </w:r>
             <w:r>
+              <w:rPr>
+                <w:rFonts w:eastAsia="黑体"/>
+              </w:rPr>
               <w:t xml:space="preserve"> </w:t>
             </w:r>
             <m:oMath>
@@ -1912,6 +2098,9 @@
               <w:pStyle w:val="Compact"/>
             </w:pPr>
             <w:r>
+              <w:rPr>
+                <w:rFonts w:eastAsia="黑体"/>
+              </w:rPr>
               <w:t xml:space="preserve">J/K</w:t>
             </w:r>
           </w:p>
@@ -1930,6 +2119,9 @@
               </m:r>
             </m:oMath>
             <w:r>
+              <w:rPr>
+                <w:rFonts w:eastAsia="黑体"/>
+              </w:rPr>
               <w:t xml:space="preserve">​</w:t>
             </w:r>
           </w:p>
@@ -1942,7 +2134,7 @@
             </w:pPr>
             <w:r>
               <w:rPr>
-                <w:rFonts w:hint="eastAsia"/>
+                <w:rFonts w:hint="eastAsia" w:eastAsia="黑体"/>
               </w:rPr>
               <w:t xml:space="preserve">绝对温度</w:t>
             </w:r>
@@ -1955,6 +2147,9 @@
               <w:pStyle w:val="Compact"/>
             </w:pPr>
             <w:r>
+              <w:rPr>
+                <w:rFonts w:eastAsia="黑体"/>
+              </w:rPr>
               <w:t xml:space="preserve">K</w:t>
             </w:r>
           </w:p>
@@ -1982,6 +2177,9 @@
               </m:sSub>
             </m:oMath>
             <w:r>
+              <w:rPr>
+                <w:rFonts w:eastAsia="黑体"/>
+              </w:rPr>
               <w:t xml:space="preserve">​</w:t>
             </w:r>
           </w:p>
@@ -1994,7 +2192,7 @@
             </w:pPr>
             <w:r>
               <w:rPr>
-                <w:rFonts w:hint="eastAsia"/>
+                <w:rFonts w:hint="eastAsia" w:eastAsia="黑体"/>
               </w:rPr>
               <w:t xml:space="preserve">源内阻</w:t>
             </w:r>
@@ -2007,6 +2205,9 @@
               <w:pStyle w:val="Compact"/>
             </w:pPr>
             <w:r>
+              <w:rPr>
+                <w:rFonts w:eastAsia="黑体"/>
+              </w:rPr>
               <w:t xml:space="preserve">Ω</w:t>
             </w:r>
           </w:p>
@@ -2031,6 +2232,9 @@
               </m:r>
             </m:oMath>
             <w:r>
+              <w:rPr>
+                <w:rFonts w:eastAsia="黑体"/>
+              </w:rPr>
               <w:t xml:space="preserve">​</w:t>
             </w:r>
           </w:p>
@@ -2043,7 +2247,7 @@
             </w:pPr>
             <w:r>
               <w:rPr>
-                <w:rFonts w:hint="eastAsia"/>
+                <w:rFonts w:hint="eastAsia" w:eastAsia="黑体"/>
               </w:rPr>
               <w:t xml:space="preserve">噪声带宽</w:t>
             </w:r>
@@ -2056,6 +2260,9 @@
               <w:pStyle w:val="Compact"/>
             </w:pPr>
             <w:r>
+              <w:rPr>
+                <w:rFonts w:eastAsia="黑体"/>
+              </w:rPr>
               <w:t xml:space="preserve">Hz</w:t>
             </w:r>
           </w:p>
@@ -2070,7 +2277,7 @@
       </w:pPr>
       <w:r>
         <w:rPr>
-          <w:rFonts w:hint="eastAsia"/>
+          <w:rFonts w:hint="eastAsia" w:eastAsia="黑体"/>
         </w:rPr>
         <w:t xml:space="preserve">元件调整影响</w:t>
       </w:r>
@@ -2099,6 +2306,7 @@
       </m:oMath>
       <w:r>
         <w:rPr>
+          <w:rFonts w:eastAsia="黑体"/>
           <w:b/>
           <w:bCs/>
         </w:rPr>
@@ -2106,21 +2314,27 @@
       </w:r>
       <w:r>
         <w:rPr>
-          <w:rFonts w:hint="eastAsia"/>
+          <w:rFonts w:hint="eastAsia" w:eastAsia="黑体"/>
           <w:b/>
           <w:bCs/>
         </w:rPr>
         <w:t xml:space="preserve">增大</w:t>
       </w:r>
       <w:r>
+        <w:rPr>
+          <w:rFonts w:eastAsia="黑体"/>
+        </w:rPr>
         <w:t xml:space="preserve"> </w:t>
       </w:r>
       <w:r>
+        <w:rPr>
+          <w:rFonts w:eastAsia="黑体"/>
+        </w:rPr>
         <w:t xml:space="preserve">→ </w:t>
       </w:r>
       <w:r>
         <w:rPr>
-          <w:rFonts w:hint="eastAsia"/>
+          <w:rFonts w:hint="eastAsia" w:eastAsia="黑体"/>
         </w:rPr>
         <w:t xml:space="preserve">增益升高、带宽与稳定性余量下降。</w:t>
       </w:r>
@@ -2149,6 +2363,7 @@
       </m:oMath>
       <w:r>
         <w:rPr>
+          <w:rFonts w:eastAsia="黑体"/>
           <w:b/>
           <w:bCs/>
         </w:rPr>
@@ -2156,21 +2371,27 @@
       </w:r>
       <w:r>
         <w:rPr>
-          <w:rFonts w:hint="eastAsia"/>
+          <w:rFonts w:hint="eastAsia" w:eastAsia="黑体"/>
           <w:b/>
           <w:bCs/>
         </w:rPr>
         <w:t xml:space="preserve">增大</w:t>
       </w:r>
       <w:r>
+        <w:rPr>
+          <w:rFonts w:eastAsia="黑体"/>
+        </w:rPr>
         <w:t xml:space="preserve"> </w:t>
       </w:r>
       <w:r>
+        <w:rPr>
+          <w:rFonts w:eastAsia="黑体"/>
+        </w:rPr>
         <w:t xml:space="preserve">→ </w:t>
       </w:r>
       <w:r>
         <w:rPr>
-          <w:rFonts w:hint="eastAsia"/>
+          <w:rFonts w:hint="eastAsia" w:eastAsia="黑体"/>
         </w:rPr>
         <w:t xml:space="preserve">增益下降、输入阻抗升高（同相）。</w:t>
       </w:r>
@@ -2202,6 +2423,7 @@
       </m:oMath>
       <w:r>
         <w:rPr>
+          <w:rFonts w:eastAsia="黑体"/>
           <w:b/>
           <w:bCs/>
         </w:rPr>
@@ -2209,21 +2431,27 @@
       </w:r>
       <w:r>
         <w:rPr>
-          <w:rFonts w:hint="eastAsia"/>
+          <w:rFonts w:hint="eastAsia" w:eastAsia="黑体"/>
           <w:b/>
           <w:bCs/>
         </w:rPr>
         <w:t xml:space="preserve">增大</w:t>
       </w:r>
       <w:r>
+        <w:rPr>
+          <w:rFonts w:eastAsia="黑体"/>
+        </w:rPr>
         <w:t xml:space="preserve"> </w:t>
       </w:r>
       <w:r>
+        <w:rPr>
+          <w:rFonts w:eastAsia="黑体"/>
+        </w:rPr>
         <w:t xml:space="preserve">→ </w:t>
       </w:r>
       <w:r>
         <w:rPr>
-          <w:rFonts w:hint="eastAsia"/>
+          <w:rFonts w:hint="eastAsia" w:eastAsia="黑体"/>
         </w:rPr>
         <w:t xml:space="preserve">低频截止频率降低，低频响应更深。</w:t>
       </w:r>
@@ -2238,7 +2466,7 @@
       </w:pPr>
       <w:r>
         <w:rPr>
-          <w:rFonts w:hint="eastAsia"/>
+          <w:rFonts w:hint="eastAsia" w:eastAsia="黑体"/>
           <w:b/>
           <w:bCs/>
         </w:rPr>
@@ -2246,6 +2474,7 @@
       </w:r>
       <w:r>
         <w:rPr>
+          <w:rFonts w:eastAsia="黑体"/>
           <w:b/>
           <w:bCs/>
         </w:rPr>
@@ -2267,6 +2496,7 @@
       </m:oMath>
       <w:r>
         <w:rPr>
+          <w:rFonts w:eastAsia="黑体"/>
           <w:b/>
           <w:bCs/>
         </w:rPr>
@@ -2274,21 +2504,27 @@
       </w:r>
       <w:r>
         <w:rPr>
-          <w:rFonts w:hint="eastAsia"/>
+          <w:rFonts w:hint="eastAsia" w:eastAsia="黑体"/>
           <w:b/>
           <w:bCs/>
         </w:rPr>
         <w:t xml:space="preserve">增大</w:t>
       </w:r>
       <w:r>
+        <w:rPr>
+          <w:rFonts w:eastAsia="黑体"/>
+        </w:rPr>
         <w:t xml:space="preserve"> </w:t>
       </w:r>
       <w:r>
+        <w:rPr>
+          <w:rFonts w:eastAsia="黑体"/>
+        </w:rPr>
         <w:t xml:space="preserve">→ </w:t>
       </w:r>
       <w:r>
         <w:rPr>
-          <w:rFonts w:hint="eastAsia"/>
+          <w:rFonts w:hint="eastAsia" w:eastAsia="黑体"/>
         </w:rPr>
         <w:t xml:space="preserve">热噪声增大，需更低噪声前置器件。</w:t>
       </w:r>
@@ -2301,7 +2537,7 @@
       </w:pPr>
       <w:r>
         <w:rPr>
-          <w:rFonts w:hint="eastAsia"/>
+          <w:rFonts w:hint="eastAsia" w:eastAsia="黑体"/>
         </w:rPr>
         <w:t xml:space="preserve">典型参数示例</w:t>
       </w:r>
@@ -2316,11 +2552,14 @@
       </w:pPr>
       <w:r>
         <w:rPr>
-          <w:rFonts w:hint="eastAsia"/>
+          <w:rFonts w:hint="eastAsia" w:eastAsia="黑体"/>
         </w:rPr>
         <w:t xml:space="preserve">取</w:t>
       </w:r>
       <w:r>
+        <w:rPr>
+          <w:rFonts w:eastAsia="黑体"/>
+        </w:rPr>
         <w:t xml:space="preserve"> </w:t>
       </w:r>
       <m:oMath>
@@ -2357,6 +2596,9 @@
         </m:r>
       </m:oMath>
       <w:r>
+        <w:rPr>
+          <w:rFonts w:eastAsia="黑体"/>
+        </w:rPr>
         <w:t xml:space="preserve">、</w:t>
       </w:r>
       <m:oMath>
@@ -2394,7 +2636,7 @@
       </m:oMath>
       <w:r>
         <w:rPr>
-          <w:rFonts w:hint="eastAsia"/>
+          <w:rFonts w:hint="eastAsia" w:eastAsia="黑体"/>
         </w:rPr>
         <w:t xml:space="preserve">：</w:t>
       </w:r>
@@ -2452,6 +2694,9 @@
         </m:r>
       </m:oMath>
       <w:r>
+        <w:rPr>
+          <w:rFonts w:eastAsia="黑体"/>
+        </w:rPr>
         <w:t xml:space="preserve">。</w:t>
       </w:r>
     </w:p>
@@ -2465,11 +2710,14 @@
       </w:pPr>
       <w:r>
         <w:rPr>
-          <w:rFonts w:hint="eastAsia"/>
+          <w:rFonts w:hint="eastAsia" w:eastAsia="黑体"/>
         </w:rPr>
         <w:t xml:space="preserve">取</w:t>
       </w:r>
       <w:r>
+        <w:rPr>
+          <w:rFonts w:eastAsia="黑体"/>
+        </w:rPr>
         <w:t xml:space="preserve"> </w:t>
       </w:r>
       <m:oMath>
@@ -2506,6 +2754,9 @@
         </m:r>
       </m:oMath>
       <w:r>
+        <w:rPr>
+          <w:rFonts w:eastAsia="黑体"/>
+        </w:rPr>
         <w:t xml:space="preserve">、</w:t>
       </w:r>
       <m:oMath>
@@ -2533,6 +2784,9 @@
         </m:r>
       </m:oMath>
       <w:r>
+        <w:rPr>
+          <w:rFonts w:eastAsia="黑体"/>
+        </w:rPr>
         <w:t xml:space="preserve">、</w:t>
       </w:r>
       <m:oMath>
@@ -2567,7 +2821,7 @@
       </m:oMath>
       <w:r>
         <w:rPr>
-          <w:rFonts w:hint="eastAsia"/>
+          <w:rFonts w:hint="eastAsia" w:eastAsia="黑体"/>
         </w:rPr>
         <w:t xml:space="preserve">：</w:t>
       </w:r>
@@ -2712,6 +2966,9 @@
         </m:r>
       </m:oMath>
       <w:r>
+        <w:rPr>
+          <w:rFonts w:eastAsia="黑体"/>
+        </w:rPr>
         <w:t xml:space="preserve">。</w:t>
       </w:r>
     </w:p>
@@ -2723,7 +2980,7 @@
       </w:pPr>
       <w:r>
         <w:rPr>
-          <w:rFonts w:hint="eastAsia"/>
+          <w:rFonts w:hint="eastAsia" w:eastAsia="黑体"/>
         </w:rPr>
         <w:t xml:space="preserve">常见器件型号</w:t>
       </w:r>
@@ -2738,7 +2995,7 @@
       </w:pPr>
       <w:r>
         <w:rPr>
-          <w:rFonts w:hint="eastAsia"/>
+          <w:rFonts w:hint="eastAsia" w:eastAsia="黑体"/>
         </w:rPr>
         <w:t xml:space="preserve">低噪声运放：NE5534、OPA1612、AD797、LT1028。</w:t>
       </w:r>
@@ -2753,16 +3010,19 @@
       </w:pPr>
       <w:r>
         <w:rPr>
-          <w:rFonts w:hint="eastAsia"/>
+          <w:rFonts w:hint="eastAsia" w:eastAsia="黑体"/>
         </w:rPr>
         <w:t xml:space="preserve">低噪声</w:t>
       </w:r>
       <w:r>
+        <w:rPr>
+          <w:rFonts w:eastAsia="黑体"/>
+        </w:rPr>
         <w:t xml:space="preserve"> </w:t>
       </w:r>
       <w:r>
         <w:rPr>
-          <w:rFonts w:hint="eastAsia"/>
+          <w:rFonts w:hint="eastAsia" w:eastAsia="黑体"/>
         </w:rPr>
         <w:t xml:space="preserve">JFET：2SK369、BF862、J109；BJT：2SC2240、MPSA18。</w:t>
       </w:r>
@@ -2775,7 +3035,7 @@
       </w:pPr>
       <w:r>
         <w:rPr>
-          <w:rFonts w:hint="eastAsia"/>
+          <w:rFonts w:hint="eastAsia" w:eastAsia="黑体"/>
         </w:rPr>
         <w:t xml:space="preserve">注意事项</w:t>
       </w:r>
@@ -2790,16 +3050,19 @@
       </w:pPr>
       <w:r>
         <w:rPr>
-          <w:rFonts w:hint="eastAsia"/>
+          <w:rFonts w:hint="eastAsia" w:eastAsia="黑体"/>
         </w:rPr>
         <w:t xml:space="preserve">前置级噪声系数对整个系统</w:t>
       </w:r>
       <w:r>
+        <w:rPr>
+          <w:rFonts w:eastAsia="黑体"/>
+        </w:rPr>
         <w:t xml:space="preserve"> SNR </w:t>
       </w:r>
       <w:r>
         <w:rPr>
-          <w:rFonts w:hint="eastAsia"/>
+          <w:rFonts w:hint="eastAsia" w:eastAsia="黑体"/>
         </w:rPr>
         <w:t xml:space="preserve">影响最大，需优先选低噪声器件与低阻偏置。</w:t>
       </w:r>
@@ -2814,7 +3077,7 @@
       </w:pPr>
       <w:r>
         <w:rPr>
-          <w:rFonts w:hint="eastAsia"/>
+          <w:rFonts w:hint="eastAsia" w:eastAsia="黑体"/>
         </w:rPr>
         <w:t xml:space="preserve">输入耦合电容与偏置电阻形成高通，需保证其截止频率低于信号下限。</w:t>
       </w:r>
@@ -2829,7 +3092,7 @@
       </w:pPr>
       <w:r>
         <w:rPr>
-          <w:rFonts w:hint="eastAsia"/>
+          <w:rFonts w:hint="eastAsia" w:eastAsia="黑体"/>
         </w:rPr>
         <w:t xml:space="preserve">高增益时注意带宽、失调与稳定性，必要时分级放大。</w:t>
       </w:r>
@@ -2842,7 +3105,7 @@
       </w:pPr>
       <w:r>
         <w:rPr>
-          <w:rFonts w:hint="eastAsia"/>
+          <w:rFonts w:hint="eastAsia" w:eastAsia="黑体"/>
         </w:rPr>
         <w:t xml:space="preserve">参考资料</w:t>
       </w:r>
@@ -2857,7 +3120,7 @@
       </w:pPr>
       <w:r>
         <w:rPr>
-          <w:rFonts w:hint="eastAsia"/>
+          <w:rFonts w:hint="eastAsia" w:eastAsia="黑体"/>
         </w:rPr>
         <w:t xml:space="preserve">《模拟电子技术基础》（童诗白、华成英）。</w:t>
       </w:r>
@@ -2871,11 +3134,14 @@
         </w:numPr>
       </w:pPr>
       <w:r>
+        <w:rPr>
+          <w:rFonts w:eastAsia="黑体"/>
+        </w:rPr>
         <w:t xml:space="preserve">TI/ADI: </w:t>
       </w:r>
       <w:r>
         <w:rPr>
-          <w:rFonts w:hint="eastAsia"/>
+          <w:rFonts w:hint="eastAsia" w:eastAsia="黑体"/>
         </w:rPr>
         <w:t xml:space="preserve">低噪声运放数据手册（OPA1612、AD797）。</w:t>
       </w:r>
@@ -2889,6 +3155,9 @@
         </w:numPr>
       </w:pPr>
       <w:r>
+        <w:rPr>
+          <w:rFonts w:eastAsia="黑体"/>
+        </w:rPr>
         <w:t xml:space="preserve">Wikipedia: Preamplifier。</w:t>
       </w:r>
     </w:p>
@@ -2901,11 +3170,11 @@
       </w:pPr>
       <w:r>
         <w:rPr>
-          <w:rFonts w:ascii="Times New Roman" w:hAnsi="Times New Roman"/>
+          <w:rFonts w:ascii="Times New Roman" w:hAnsi="Times New Roman" w:eastAsia="黑体"/>
           <w:color w:val="555555"/>
           <w:sz w:val="21"/>
         </w:rPr>
-        <w:t>材料收集者：杜文杰</w:t>
+        <w:t>材料收集者：杜文杰，WX手机：19519196569，QQ:3478827729</w:t>
       </w:r>
     </w:p>
     <w:sectPr>
@@ -2925,7 +3194,7 @@
 </file>
 
 <file path=word/footer1.xml><?xml version="1.0" encoding="utf-8"?>
-<w:ftr xmlns:m="http://schemas.openxmlformats.org/officeDocument/2006/math" xmlns:mc="http://schemas.openxmlformats.org/markup-compatibility/2006" xmlns:mo="http://schemas.microsoft.com/office/mac/office/2008/main" xmlns:mv="urn:schemas-microsoft-com:mac:vml" xmlns:o="urn:schemas-microsoft-com:office:office" xmlns:r="http://schemas.openxmlformats.org/officeDocument/2006/relationships" xmlns:v="urn:schemas-microsoft-com:vml" xmlns:w10="urn:schemas-microsoft-com:office:word" xmlns:w14="http://schemas.microsoft.com/office/word/2010/wordml" xmlns:w="http://schemas.openxmlformats.org/wordprocessingml/2006/main" xmlns:wne="http://schemas.microsoft.com/office/word/2006/wordml" xmlns:wp14="http://schemas.microsoft.com/office/word/2010/wordprocessingDrawing" xmlns:wp="http://schemas.openxmlformats.org/drawingml/2006/wordprocessingDrawing" xmlns:wpc="http://schemas.microsoft.com/office/word/2010/wordprocessingCanvas" xmlns:wpg="http://schemas.microsoft.com/office/word/2010/wordprocessingGroup" xmlns:wpi="http://schemas.microsoft.com/office/word/2010/wordprocessingInk" xmlns:wps="http://schemas.microsoft.com/office/word/2010/wordprocessingShape" mc:Ignorable="w14 wp14">
+<w:ftr xmlns:mc="http://schemas.openxmlformats.org/markup-compatibility/2006" xmlns:w="http://schemas.openxmlformats.org/wordprocessingml/2006/main" xmlns:m="http://schemas.openxmlformats.org/officeDocument/2006/math" xmlns:mo="http://schemas.microsoft.com/office/mac/office/2008/main" xmlns:mv="urn:schemas-microsoft-com:mac:vml" xmlns:o="urn:schemas-microsoft-com:office:office" xmlns:r="http://schemas.openxmlformats.org/officeDocument/2006/relationships" xmlns:v="urn:schemas-microsoft-com:vml" xmlns:w10="urn:schemas-microsoft-com:office:word" xmlns:w14="http://schemas.microsoft.com/office/word/2010/wordml" xmlns:wne="http://schemas.microsoft.com/office/word/2006/wordml" xmlns:wp14="http://schemas.microsoft.com/office/word/2010/wordprocessingDrawing" xmlns:wp="http://schemas.openxmlformats.org/drawingml/2006/wordprocessingDrawing" xmlns:wpc="http://schemas.microsoft.com/office/word/2010/wordprocessingCanvas" xmlns:wpg="http://schemas.microsoft.com/office/word/2010/wordprocessingGroup" xmlns:wpi="http://schemas.microsoft.com/office/word/2010/wordprocessingInk" xmlns:wps="http://schemas.microsoft.com/office/word/2010/wordprocessingShape" mc:Ignorable="w14 wp14">
   <w:p>
     <w:pPr>
       <w:pStyle w:val="Footer"/>
@@ -2933,12 +3202,14 @@
     </w:pPr>
     <w:r>
       <w:rPr>
+        <w:rFonts w:eastAsia="黑体"/>
         <w:sz w:val="18"/>
       </w:rPr>
       <w:t xml:space="preserve">第 </w:t>
     </w:r>
     <w:r>
       <w:rPr>
+        <w:rFonts w:eastAsia="黑体"/>
         <w:sz w:val="18"/>
       </w:rPr>
       <w:fldChar w:fldCharType="begin"/>
@@ -2947,6 +3218,7 @@
     </w:r>
     <w:r>
       <w:rPr>
+        <w:rFonts w:eastAsia="黑体"/>
         <w:sz w:val="18"/>
       </w:rPr>
       <w:t xml:space="preserve"> 页</w:t>
@@ -2960,6 +3232,9 @@
   <w:footnote w:type="continuationSeparator" w:id="0">
     <w:p>
       <w:r>
+        <w:rPr>
+          <w:rFonts w:eastAsia="黑体"/>
+        </w:rPr>
         <w:continuationSeparator/>
       </w:r>
     </w:p>
@@ -2967,6 +3242,9 @@
   <w:footnote w:type="separator" w:id="-1">
     <w:p>
       <w:r>
+        <w:rPr>
+          <w:rFonts w:eastAsia="黑体"/>
+        </w:rPr>
         <w:separator/>
       </w:r>
     </w:p>
@@ -2975,7 +3253,7 @@
 </file>
 
 <file path=word/header1.xml><?xml version="1.0" encoding="utf-8"?>
-<w:hdr xmlns:m="http://schemas.openxmlformats.org/officeDocument/2006/math" xmlns:mc="http://schemas.openxmlformats.org/markup-compatibility/2006" xmlns:mo="http://schemas.microsoft.com/office/mac/office/2008/main" xmlns:mv="urn:schemas-microsoft-com:mac:vml" xmlns:o="urn:schemas-microsoft-com:office:office" xmlns:r="http://schemas.openxmlformats.org/officeDocument/2006/relationships" xmlns:v="urn:schemas-microsoft-com:vml" xmlns:w10="urn:schemas-microsoft-com:office:word" xmlns:w14="http://schemas.microsoft.com/office/word/2010/wordml" xmlns:w="http://schemas.openxmlformats.org/wordprocessingml/2006/main" xmlns:wne="http://schemas.microsoft.com/office/word/2006/wordml" xmlns:wp14="http://schemas.microsoft.com/office/word/2010/wordprocessingDrawing" xmlns:wp="http://schemas.openxmlformats.org/drawingml/2006/wordprocessingDrawing" xmlns:wpc="http://schemas.microsoft.com/office/word/2010/wordprocessingCanvas" xmlns:wpg="http://schemas.microsoft.com/office/word/2010/wordprocessingGroup" xmlns:wpi="http://schemas.microsoft.com/office/word/2010/wordprocessingInk" xmlns:wps="http://schemas.microsoft.com/office/word/2010/wordprocessingShape" mc:Ignorable="w14 wp14">
+<w:hdr xmlns:mc="http://schemas.openxmlformats.org/markup-compatibility/2006" xmlns:w="http://schemas.openxmlformats.org/wordprocessingml/2006/main" xmlns:m="http://schemas.openxmlformats.org/officeDocument/2006/math" xmlns:mo="http://schemas.microsoft.com/office/mac/office/2008/main" xmlns:mv="urn:schemas-microsoft-com:mac:vml" xmlns:o="urn:schemas-microsoft-com:office:office" xmlns:r="http://schemas.openxmlformats.org/officeDocument/2006/relationships" xmlns:v="urn:schemas-microsoft-com:vml" xmlns:w10="urn:schemas-microsoft-com:office:word" xmlns:w14="http://schemas.microsoft.com/office/word/2010/wordml" xmlns:wne="http://schemas.microsoft.com/office/word/2006/wordml" xmlns:wp14="http://schemas.microsoft.com/office/word/2010/wordprocessingDrawing" xmlns:wp="http://schemas.openxmlformats.org/drawingml/2006/wordprocessingDrawing" xmlns:wpc="http://schemas.microsoft.com/office/word/2010/wordprocessingCanvas" xmlns:wpg="http://schemas.microsoft.com/office/word/2010/wordprocessingGroup" xmlns:wpi="http://schemas.microsoft.com/office/word/2010/wordprocessingInk" xmlns:wps="http://schemas.microsoft.com/office/word/2010/wordprocessingShape" mc:Ignorable="w14 wp14">
   <w:p>
     <w:pPr>
       <w:pStyle w:val="Header"/>
@@ -2983,7 +3261,7 @@
     </w:pPr>
     <w:r>
       <w:rPr>
-        <w:rFonts w:ascii="Times New Roman" w:hAnsi="Times New Roman"/>
+        <w:rFonts w:ascii="Times New Roman" w:hAnsi="Times New Roman" w:eastAsia="黑体"/>
         <w:sz w:val="18"/>
         <w:rFonts w:eastAsia="黑体"/>
         <w:rFonts w:eastAsia="黑体"/>
@@ -2995,7 +3273,7 @@
 </file>
 
 <file path=word/numbering.xml><?xml version="1.0" encoding="utf-8"?>
-<w:numbering xmlns:m="http://schemas.openxmlformats.org/officeDocument/2006/math" xmlns:mc="http://schemas.openxmlformats.org/markup-compatibility/2006" xmlns:mo="http://schemas.microsoft.com/office/mac/office/2008/main" xmlns:mv="urn:schemas-microsoft-com:mac:vml" xmlns:o="urn:schemas-microsoft-com:office:office" xmlns:r="http://schemas.openxmlformats.org/officeDocument/2006/relationships" xmlns:v="urn:schemas-microsoft-com:vml" xmlns:w="http://schemas.openxmlformats.org/wordprocessingml/2006/main" xmlns:w10="urn:schemas-microsoft-com:office:word" xmlns:w14="http://schemas.microsoft.com/office/word/2010/wordml" xmlns:wne="http://schemas.microsoft.com/office/word/2006/wordml" xmlns:wp="http://schemas.openxmlformats.org/drawingml/2006/wordprocessingDrawing" xmlns:wp14="http://schemas.microsoft.com/office/word/2010/wordprocessingDrawing" xmlns:wpc="http://schemas.microsoft.com/office/word/2010/wordprocessingCanvas" xmlns:wpg="http://schemas.microsoft.com/office/word/2010/wordprocessingGroup" xmlns:wpi="http://schemas.microsoft.com/office/word/2010/wordprocessingInk" xmlns:wps="http://schemas.microsoft.com/office/word/2010/wordprocessingShape" mc:Ignorable="w14 wp14">
+<w:numbering xmlns:mc="http://schemas.openxmlformats.org/markup-compatibility/2006" xmlns:w="http://schemas.openxmlformats.org/wordprocessingml/2006/main" xmlns:m="http://schemas.openxmlformats.org/officeDocument/2006/math" xmlns:mo="http://schemas.microsoft.com/office/mac/office/2008/main" xmlns:mv="urn:schemas-microsoft-com:mac:vml" xmlns:o="urn:schemas-microsoft-com:office:office" xmlns:r="http://schemas.openxmlformats.org/officeDocument/2006/relationships" xmlns:v="urn:schemas-microsoft-com:vml" xmlns:w10="urn:schemas-microsoft-com:office:word" xmlns:w14="http://schemas.microsoft.com/office/word/2010/wordml" xmlns:wne="http://schemas.microsoft.com/office/word/2006/wordml" xmlns:wp="http://schemas.openxmlformats.org/drawingml/2006/wordprocessingDrawing" xmlns:wp14="http://schemas.microsoft.com/office/word/2010/wordprocessingDrawing" xmlns:wpc="http://schemas.microsoft.com/office/word/2010/wordprocessingCanvas" xmlns:wpg="http://schemas.microsoft.com/office/word/2010/wordprocessingGroup" xmlns:wpi="http://schemas.microsoft.com/office/word/2010/wordprocessingInk" xmlns:wps="http://schemas.microsoft.com/office/word/2010/wordprocessingShape" mc:Ignorable="w14 wp14">
   <w:abstractNum w:abstractNumId="0">
     <w:nsid w:val="FFFFFF7C"/>
     <w:multiLevelType w:val="singleLevel"/>
@@ -3082,7 +3360,7 @@
         <w:ind w:hanging="360" w:left="1440"/>
       </w:pPr>
       <w:rPr>
-        <w:rFonts w:ascii="Symbol" w:hAnsi="Symbol" w:hint="default"/>
+        <w:rFonts w:ascii="Symbol" w:hAnsi="Symbol" w:hint="default" w:eastAsia="黑体"/>
       </w:rPr>
     </w:lvl>
   </w:abstractNum>
@@ -3103,7 +3381,7 @@
         <w:ind w:hanging="360" w:left="1080"/>
       </w:pPr>
       <w:rPr>
-        <w:rFonts w:ascii="Symbol" w:hAnsi="Symbol" w:hint="default"/>
+        <w:rFonts w:ascii="Symbol" w:hAnsi="Symbol" w:hint="default" w:eastAsia="黑体"/>
       </w:rPr>
     </w:lvl>
   </w:abstractNum>
@@ -3124,7 +3402,7 @@
         <w:ind w:hanging="360" w:left="720"/>
       </w:pPr>
       <w:rPr>
-        <w:rFonts w:ascii="Symbol" w:hAnsi="Symbol" w:hint="default"/>
+        <w:rFonts w:ascii="Symbol" w:hAnsi="Symbol" w:hint="default" w:eastAsia="黑体"/>
       </w:rPr>
     </w:lvl>
   </w:abstractNum>
@@ -3163,7 +3441,7 @@
         <w:ind w:hanging="360" w:left="360"/>
       </w:pPr>
       <w:rPr>
-        <w:rFonts w:ascii="Symbol" w:hAnsi="Symbol" w:hint="default"/>
+        <w:rFonts w:ascii="Symbol" w:hAnsi="Symbol" w:hint="default" w:eastAsia="黑体"/>
       </w:rPr>
     </w:lvl>
   </w:abstractNum>
@@ -3254,7 +3532,7 @@
         <w:ind w:left="720" w:hanging="360"/>
       </w:pPr>
       <w:rPr>
-        <w:rFonts w:ascii="Symbol" w:hAnsi="Symbol" w:cs="Symbol" w:hint="default"/>
+        <w:rFonts w:ascii="Symbol" w:hAnsi="Symbol" w:cs="Symbol" w:hint="default" w:eastAsia="黑体"/>
       </w:rPr>
     </w:lvl>
     <w:lvl w:ilvl="1">
@@ -3265,7 +3543,7 @@
         <w:ind w:left="1440" w:hanging="360"/>
       </w:pPr>
       <w:rPr>
-        <w:rFonts w:ascii="Courier New" w:hAnsi="Courier New" w:cs="Courier New" w:hint="default"/>
+        <w:rFonts w:ascii="Courier New" w:hAnsi="Courier New" w:cs="Courier New" w:hint="default" w:eastAsia="黑体"/>
       </w:rPr>
     </w:lvl>
     <w:lvl w:ilvl="2">
@@ -3276,7 +3554,7 @@
         <w:ind w:left="2160" w:hanging="360"/>
       </w:pPr>
       <w:rPr>
-        <w:rFonts w:ascii="Wingdings" w:hAnsi="Wingdings" w:cs="Wingdings" w:hint="default"/>
+        <w:rFonts w:ascii="Wingdings" w:hAnsi="Wingdings" w:cs="Wingdings" w:hint="default" w:eastAsia="黑体"/>
       </w:rPr>
     </w:lvl>
     <w:lvl w:ilvl="3">
@@ -3287,7 +3565,7 @@
         <w:ind w:left="2880" w:hanging="360"/>
       </w:pPr>
       <w:rPr>
-        <w:rFonts w:ascii="Symbol" w:hAnsi="Symbol" w:cs="Symbol" w:hint="default"/>
+        <w:rFonts w:ascii="Symbol" w:hAnsi="Symbol" w:cs="Symbol" w:hint="default" w:eastAsia="黑体"/>
       </w:rPr>
     </w:lvl>
     <w:lvl w:ilvl="4">
@@ -3298,7 +3576,7 @@
         <w:ind w:left="3600" w:hanging="360"/>
       </w:pPr>
       <w:rPr>
-        <w:rFonts w:ascii="Courier New" w:hAnsi="Courier New" w:cs="Courier New" w:hint="default"/>
+        <w:rFonts w:ascii="Courier New" w:hAnsi="Courier New" w:cs="Courier New" w:hint="default" w:eastAsia="黑体"/>
       </w:rPr>
     </w:lvl>
     <w:lvl w:ilvl="5">
@@ -3309,7 +3587,7 @@
         <w:ind w:left="4320" w:hanging="360"/>
       </w:pPr>
       <w:rPr>
-        <w:rFonts w:ascii="Wingdings" w:hAnsi="Wingdings" w:cs="Wingdings" w:hint="default"/>
+        <w:rFonts w:ascii="Wingdings" w:hAnsi="Wingdings" w:cs="Wingdings" w:hint="default" w:eastAsia="黑体"/>
       </w:rPr>
     </w:lvl>
     <w:lvl w:ilvl="6">
@@ -3320,7 +3598,7 @@
         <w:ind w:left="5040" w:hanging="360"/>
       </w:pPr>
       <w:rPr>
-        <w:rFonts w:ascii="Symbol" w:hAnsi="Symbol" w:cs="Symbol" w:hint="default"/>
+        <w:rFonts w:ascii="Symbol" w:hAnsi="Symbol" w:cs="Symbol" w:hint="default" w:eastAsia="黑体"/>
       </w:rPr>
     </w:lvl>
     <w:lvl w:ilvl="7">
@@ -3331,7 +3609,7 @@
         <w:ind w:left="5760" w:hanging="360"/>
       </w:pPr>
       <w:rPr>
-        <w:rFonts w:ascii="Courier New" w:hAnsi="Courier New" w:cs="Courier New" w:hint="default"/>
+        <w:rFonts w:ascii="Courier New" w:hAnsi="Courier New" w:cs="Courier New" w:hint="default" w:eastAsia="黑体"/>
       </w:rPr>
     </w:lvl>
     <w:lvl w:ilvl="8">
@@ -3342,7 +3620,7 @@
         <w:ind w:left="6480" w:hanging="360"/>
       </w:pPr>
       <w:rPr>
-        <w:rFonts w:ascii="Wingdings" w:hAnsi="Wingdings" w:cs="Wingdings" w:hint="default"/>
+        <w:rFonts w:ascii="Wingdings" w:hAnsi="Wingdings" w:cs="Wingdings" w:hint="default" w:eastAsia="黑体"/>
       </w:rPr>
     </w:lvl>
   </w:abstractNum>
@@ -3398,11 +3676,11 @@
 </file>
 
 <file path=word/styles.xml><?xml version="1.0" encoding="utf-8"?>
-<w:styles xmlns:mc="http://schemas.openxmlformats.org/markup-compatibility/2006" xmlns:r="http://schemas.openxmlformats.org/officeDocument/2006/relationships" xmlns:w="http://schemas.openxmlformats.org/wordprocessingml/2006/main" xmlns:w14="http://schemas.microsoft.com/office/word/2010/wordml" mc:Ignorable="w14">
+<w:styles xmlns:mc="http://schemas.openxmlformats.org/markup-compatibility/2006" xmlns:w="http://schemas.openxmlformats.org/wordprocessingml/2006/main" xmlns:r="http://schemas.openxmlformats.org/officeDocument/2006/relationships" xmlns:w14="http://schemas.microsoft.com/office/word/2010/wordml" mc:Ignorable="w14">
   <w:docDefaults>
     <w:rPrDefault>
       <w:rPr>
-        <w:rFonts w:asciiTheme="minorHAnsi" w:cstheme="minorBidi" w:eastAsiaTheme="minorEastAsia" w:hAnsiTheme="minorHAnsi"/>
+        <w:rFonts w:asciiTheme="minorHAnsi" w:cstheme="minorBidi" w:hAnsiTheme="minorHAnsi" w:eastAsia="黑体"/>
         <w:sz w:val="22"/>
         <w:szCs w:val="22"/>
         <w:lang w:bidi="ar-SA" w:eastAsia="en-US" w:val="en-US"/>
@@ -3624,7 +3902,7 @@
       <w:outlineLvl w:val="0"/>
     </w:pPr>
     <w:rPr>
-      <w:rFonts w:ascii="Times New Roman" w:asciiTheme="majorHAnsi" w:cstheme="majorBidi" w:eastAsia="黑体" w:eastAsiaTheme="majorEastAsia" w:hAnsi="Times New Roman" w:hAnsiTheme="majorHAnsi"/>
+      <w:rFonts w:ascii="Times New Roman" w:asciiTheme="majorHAnsi" w:cstheme="majorBidi" w:eastAsia="黑体" w:hAnsi="Times New Roman" w:hAnsiTheme="majorHAnsi"/>
       <w:b/>
       <w:bCs/>
       <w:color w:val="1F3864"/>
@@ -3648,7 +3926,7 @@
       <w:outlineLvl w:val="1"/>
     </w:pPr>
     <w:rPr>
-      <w:rFonts w:ascii="Times New Roman" w:asciiTheme="majorHAnsi" w:cstheme="majorBidi" w:eastAsia="黑体" w:eastAsiaTheme="majorEastAsia" w:hAnsi="Times New Roman" w:hAnsiTheme="majorHAnsi"/>
+      <w:rFonts w:ascii="Times New Roman" w:asciiTheme="majorHAnsi" w:cstheme="majorBidi" w:eastAsia="黑体" w:hAnsi="Times New Roman" w:hAnsiTheme="majorHAnsi"/>
       <w:b/>
       <w:bCs/>
       <w:color w:val="2E4E7E"/>
@@ -3672,7 +3950,7 @@
       <w:outlineLvl w:val="2"/>
     </w:pPr>
     <w:rPr>
-      <w:rFonts w:ascii="Times New Roman" w:asciiTheme="majorHAnsi" w:cstheme="majorBidi" w:eastAsia="黑体" w:eastAsiaTheme="majorEastAsia" w:hAnsi="Times New Roman" w:hAnsiTheme="majorHAnsi"/>
+      <w:rFonts w:ascii="Times New Roman" w:asciiTheme="majorHAnsi" w:cstheme="majorBidi" w:eastAsia="黑体" w:hAnsi="Times New Roman" w:hAnsiTheme="majorHAnsi"/>
       <w:b/>
       <w:bCs/>
       <w:color w:val="2E4E7E"/>
@@ -3696,7 +3974,7 @@
       <w:outlineLvl w:val="3"/>
     </w:pPr>
     <w:rPr>
-      <w:rFonts w:ascii="Times New Roman" w:asciiTheme="majorHAnsi" w:cstheme="majorBidi" w:eastAsia="黑体" w:eastAsiaTheme="majorEastAsia" w:hAnsi="Times New Roman" w:hAnsiTheme="majorHAnsi"/>
+      <w:rFonts w:ascii="Times New Roman" w:asciiTheme="majorHAnsi" w:cstheme="majorBidi" w:eastAsia="黑体" w:hAnsi="Times New Roman" w:hAnsiTheme="majorHAnsi"/>
       <w:b/>
       <w:bCs/>
       <w:i/>
@@ -3722,7 +4000,7 @@
       <w:outlineLvl w:val="4"/>
     </w:pPr>
     <w:rPr>
-      <w:rFonts w:ascii="Times New Roman" w:asciiTheme="majorHAnsi" w:cstheme="majorBidi" w:eastAsia="黑体" w:eastAsiaTheme="majorEastAsia" w:hAnsi="Times New Roman" w:hAnsiTheme="majorHAnsi"/>
+      <w:rFonts w:ascii="Times New Roman" w:asciiTheme="majorHAnsi" w:cstheme="majorBidi" w:eastAsia="黑体" w:hAnsi="Times New Roman" w:hAnsiTheme="majorHAnsi"/>
       <w:b/>
       <w:color w:val="333333"/>
       <w:sz w:val="22"/>
@@ -3745,7 +4023,7 @@
       <w:outlineLvl w:val="5"/>
     </w:pPr>
     <w:rPr>
-      <w:rFonts w:asciiTheme="majorHAnsi" w:cstheme="majorBidi" w:eastAsiaTheme="majorEastAsia" w:hAnsiTheme="majorHAnsi"/>
+      <w:rFonts w:asciiTheme="majorHAnsi" w:cstheme="majorBidi" w:hAnsiTheme="majorHAnsi" w:eastAsia="黑体"/>
       <w:i/>
       <w:iCs/>
       <w:color w:themeColor="accent1" w:themeShade="7F" w:val="243F60"/>
@@ -3768,7 +4046,7 @@
       <w:outlineLvl w:val="6"/>
     </w:pPr>
     <w:rPr>
-      <w:rFonts w:asciiTheme="majorHAnsi" w:cstheme="majorBidi" w:eastAsiaTheme="majorEastAsia" w:hAnsiTheme="majorHAnsi"/>
+      <w:rFonts w:asciiTheme="majorHAnsi" w:cstheme="majorBidi" w:hAnsiTheme="majorHAnsi" w:eastAsia="黑体"/>
       <w:i/>
       <w:iCs/>
       <w:color w:themeColor="text1" w:themeTint="BF" w:val="404040"/>
@@ -3791,7 +4069,7 @@
       <w:outlineLvl w:val="7"/>
     </w:pPr>
     <w:rPr>
-      <w:rFonts w:asciiTheme="majorHAnsi" w:cstheme="majorBidi" w:eastAsiaTheme="majorEastAsia" w:hAnsiTheme="majorHAnsi"/>
+      <w:rFonts w:asciiTheme="majorHAnsi" w:cstheme="majorBidi" w:hAnsiTheme="majorHAnsi" w:eastAsia="黑体"/>
       <w:color w:themeColor="accent1" w:val="4F81BD"/>
       <w:sz w:val="20"/>
       <w:szCs w:val="20"/>
@@ -3814,7 +4092,7 @@
       <w:outlineLvl w:val="8"/>
     </w:pPr>
     <w:rPr>
-      <w:rFonts w:asciiTheme="majorHAnsi" w:cstheme="majorBidi" w:eastAsiaTheme="majorEastAsia" w:hAnsiTheme="majorHAnsi"/>
+      <w:rFonts w:asciiTheme="majorHAnsi" w:cstheme="majorBidi" w:hAnsiTheme="majorHAnsi" w:eastAsia="黑体"/>
       <w:i/>
       <w:iCs/>
       <w:color w:themeColor="text1" w:themeTint="BF" w:val="404040"/>
@@ -3865,7 +4143,7 @@
     <w:uiPriority w:val="9"/>
     <w:rsid w:val="00FC693F"/>
     <w:rPr>
-      <w:rFonts w:asciiTheme="majorHAnsi" w:cstheme="majorBidi" w:eastAsiaTheme="majorEastAsia" w:hAnsiTheme="majorHAnsi"/>
+      <w:rFonts w:asciiTheme="majorHAnsi" w:cstheme="majorBidi" w:hAnsiTheme="majorHAnsi" w:eastAsia="黑体"/>
       <w:b/>
       <w:bCs/>
       <w:color w:themeColor="accent1" w:themeShade="BF" w:val="365F91"/>
@@ -3880,7 +4158,7 @@
     <w:uiPriority w:val="9"/>
     <w:rsid w:val="00FC693F"/>
     <w:rPr>
-      <w:rFonts w:asciiTheme="majorHAnsi" w:cstheme="majorBidi" w:eastAsiaTheme="majorEastAsia" w:hAnsiTheme="majorHAnsi"/>
+      <w:rFonts w:asciiTheme="majorHAnsi" w:cstheme="majorBidi" w:hAnsiTheme="majorHAnsi" w:eastAsia="黑体"/>
       <w:b/>
       <w:bCs/>
       <w:color w:themeColor="accent1" w:val="4F81BD"/>
@@ -3895,7 +4173,7 @@
     <w:uiPriority w:val="9"/>
     <w:rsid w:val="00FC693F"/>
     <w:rPr>
-      <w:rFonts w:asciiTheme="majorHAnsi" w:cstheme="majorBidi" w:eastAsiaTheme="majorEastAsia" w:hAnsiTheme="majorHAnsi"/>
+      <w:rFonts w:asciiTheme="majorHAnsi" w:cstheme="majorBidi" w:hAnsiTheme="majorHAnsi" w:eastAsia="黑体"/>
       <w:b/>
       <w:bCs/>
       <w:color w:themeColor="accent1" w:val="4F81BD"/>
@@ -3918,7 +4196,7 @@
       <w:contextualSpacing/>
     </w:pPr>
     <w:rPr>
-      <w:rFonts w:ascii="Times New Roman" w:asciiTheme="majorHAnsi" w:cstheme="majorBidi" w:eastAsia="黑体" w:eastAsiaTheme="majorEastAsia" w:hAnsi="Times New Roman" w:hAnsiTheme="majorHAnsi"/>
+      <w:rFonts w:ascii="Times New Roman" w:asciiTheme="majorHAnsi" w:cstheme="majorBidi" w:eastAsia="黑体" w:hAnsi="Times New Roman" w:hAnsiTheme="majorHAnsi"/>
       <w:b/>
       <w:color w:val="1F3864"/>
       <w:spacing w:val="5"/>
@@ -3934,7 +4212,7 @@
     <w:uiPriority w:val="10"/>
     <w:rsid w:val="00FC693F"/>
     <w:rPr>
-      <w:rFonts w:asciiTheme="majorHAnsi" w:cstheme="majorBidi" w:eastAsiaTheme="majorEastAsia" w:hAnsiTheme="majorHAnsi"/>
+      <w:rFonts w:asciiTheme="majorHAnsi" w:cstheme="majorBidi" w:hAnsiTheme="majorHAnsi" w:eastAsia="黑体"/>
       <w:color w:themeColor="text2" w:themeShade="BF" w:val="17365D"/>
       <w:spacing w:val="5"/>
       <w:kern w:val="28"/>
@@ -3956,7 +4234,7 @@
       </w:numPr>
     </w:pPr>
     <w:rPr>
-      <w:rFonts w:asciiTheme="majorHAnsi" w:cstheme="majorBidi" w:eastAsiaTheme="majorEastAsia" w:hAnsiTheme="majorHAnsi"/>
+      <w:rFonts w:asciiTheme="majorHAnsi" w:cstheme="majorBidi" w:hAnsiTheme="majorHAnsi" w:eastAsia="黑体"/>
       <w:i/>
       <w:iCs/>
       <w:color w:themeColor="accent1" w:val="4F81BD"/>
@@ -3972,7 +4250,7 @@
     <w:uiPriority w:val="11"/>
     <w:rsid w:val="00FC693F"/>
     <w:rPr>
-      <w:rFonts w:asciiTheme="majorHAnsi" w:cstheme="majorBidi" w:eastAsiaTheme="majorEastAsia" w:hAnsiTheme="majorHAnsi"/>
+      <w:rFonts w:asciiTheme="majorHAnsi" w:cstheme="majorBidi" w:hAnsiTheme="majorHAnsi" w:eastAsia="黑体"/>
       <w:i/>
       <w:iCs/>
       <w:color w:themeColor="accent1" w:val="4F81BD"/>
@@ -4039,6 +4317,7 @@
       <w:spacing w:after="120"/>
     </w:pPr>
     <w:rPr>
+      <w:rFonts w:eastAsia="黑体"/>
       <w:sz w:val="16"/>
       <w:szCs w:val="16"/>
     </w:rPr>
@@ -4050,6 +4329,7 @@
     <w:uiPriority w:val="99"/>
     <w:rsid w:val="00AA1D8D"/>
     <w:rPr>
+      <w:rFonts w:eastAsia="黑体"/>
       <w:sz w:val="16"/>
       <w:szCs w:val="16"/>
     </w:rPr>
@@ -4219,7 +4499,7 @@
       </w:tabs>
     </w:pPr>
     <w:rPr>
-      <w:rFonts w:ascii="Courier" w:hAnsi="Courier"/>
+      <w:rFonts w:ascii="Courier" w:hAnsi="Courier" w:eastAsia="黑体"/>
       <w:sz w:val="20"/>
       <w:szCs w:val="20"/>
     </w:rPr>
@@ -4231,7 +4511,7 @@
     <w:uiPriority w:val="99"/>
     <w:rsid w:val="0029639D"/>
     <w:rPr>
-      <w:rFonts w:ascii="Courier" w:hAnsi="Courier"/>
+      <w:rFonts w:ascii="Courier" w:hAnsi="Courier" w:eastAsia="黑体"/>
       <w:sz w:val="20"/>
       <w:szCs w:val="20"/>
     </w:rPr>
@@ -4267,6 +4547,7 @@
     <w:uiPriority w:val="29"/>
     <w:rsid w:val="00FC693F"/>
     <w:rPr>
+      <w:rFonts w:eastAsia="黑体"/>
       <w:i/>
       <w:iCs/>
       <w:color w:themeColor="text1" w:val="000000"/>
@@ -4280,7 +4561,7 @@
     <w:semiHidden/>
     <w:rsid w:val="00FC693F"/>
     <w:rPr>
-      <w:rFonts w:asciiTheme="majorHAnsi" w:cstheme="majorBidi" w:eastAsiaTheme="majorEastAsia" w:hAnsiTheme="majorHAnsi"/>
+      <w:rFonts w:asciiTheme="majorHAnsi" w:cstheme="majorBidi" w:hAnsiTheme="majorHAnsi" w:eastAsia="黑体"/>
       <w:b/>
       <w:bCs/>
       <w:i/>
@@ -4296,7 +4577,7 @@
     <w:semiHidden/>
     <w:rsid w:val="00FC693F"/>
     <w:rPr>
-      <w:rFonts w:asciiTheme="majorHAnsi" w:cstheme="majorBidi" w:eastAsiaTheme="majorEastAsia" w:hAnsiTheme="majorHAnsi"/>
+      <w:rFonts w:asciiTheme="majorHAnsi" w:cstheme="majorBidi" w:hAnsiTheme="majorHAnsi" w:eastAsia="黑体"/>
       <w:color w:themeColor="accent1" w:themeShade="7F" w:val="243F60"/>
     </w:rPr>
   </w:style>
@@ -4308,7 +4589,7 @@
     <w:semiHidden/>
     <w:rsid w:val="00FC693F"/>
     <w:rPr>
-      <w:rFonts w:asciiTheme="majorHAnsi" w:cstheme="majorBidi" w:eastAsiaTheme="majorEastAsia" w:hAnsiTheme="majorHAnsi"/>
+      <w:rFonts w:asciiTheme="majorHAnsi" w:cstheme="majorBidi" w:hAnsiTheme="majorHAnsi" w:eastAsia="黑体"/>
       <w:i/>
       <w:iCs/>
       <w:color w:themeColor="accent1" w:themeShade="7F" w:val="243F60"/>
@@ -4322,7 +4603,7 @@
     <w:semiHidden/>
     <w:rsid w:val="00FC693F"/>
     <w:rPr>
-      <w:rFonts w:asciiTheme="majorHAnsi" w:cstheme="majorBidi" w:eastAsiaTheme="majorEastAsia" w:hAnsiTheme="majorHAnsi"/>
+      <w:rFonts w:asciiTheme="majorHAnsi" w:cstheme="majorBidi" w:hAnsiTheme="majorHAnsi" w:eastAsia="黑体"/>
       <w:i/>
       <w:iCs/>
       <w:color w:themeColor="text1" w:themeTint="BF" w:val="404040"/>
@@ -4336,7 +4617,7 @@
     <w:semiHidden/>
     <w:rsid w:val="00FC693F"/>
     <w:rPr>
-      <w:rFonts w:asciiTheme="majorHAnsi" w:cstheme="majorBidi" w:eastAsiaTheme="majorEastAsia" w:hAnsiTheme="majorHAnsi"/>
+      <w:rFonts w:asciiTheme="majorHAnsi" w:cstheme="majorBidi" w:hAnsiTheme="majorHAnsi" w:eastAsia="黑体"/>
       <w:color w:themeColor="accent1" w:val="4F81BD"/>
       <w:sz w:val="20"/>
       <w:szCs w:val="20"/>
@@ -4350,7 +4631,7 @@
     <w:semiHidden/>
     <w:rsid w:val="00FC693F"/>
     <w:rPr>
-      <w:rFonts w:asciiTheme="majorHAnsi" w:cstheme="majorBidi" w:eastAsiaTheme="majorEastAsia" w:hAnsiTheme="majorHAnsi"/>
+      <w:rFonts w:asciiTheme="majorHAnsi" w:cstheme="majorBidi" w:hAnsiTheme="majorHAnsi" w:eastAsia="黑体"/>
       <w:i/>
       <w:iCs/>
       <w:color w:themeColor="text1" w:themeTint="BF" w:val="404040"/>
@@ -4371,6 +4652,7 @@
       <w:spacing w:line="240" w:lineRule="auto"/>
     </w:pPr>
     <w:rPr>
+      <w:rFonts w:eastAsia="黑体"/>
       <w:b/>
       <w:bCs/>
       <w:color w:themeColor="accent1" w:val="4F81BD"/>
@@ -4385,6 +4667,7 @@
     <w:qFormat/>
     <w:rsid w:val="00FC693F"/>
     <w:rPr>
+      <w:rFonts w:eastAsia="黑体"/>
       <w:b/>
       <w:bCs/>
     </w:rPr>
@@ -4396,6 +4679,7 @@
     <w:qFormat/>
     <w:rsid w:val="00FC693F"/>
     <w:rPr>
+      <w:rFonts w:eastAsia="黑体"/>
       <w:i/>
       <w:iCs/>
     </w:rPr>
@@ -4416,6 +4700,7 @@
       <w:ind w:left="936" w:right="936"/>
     </w:pPr>
     <w:rPr>
+      <w:rFonts w:eastAsia="黑体"/>
       <w:b/>
       <w:bCs/>
       <w:i/>
@@ -4430,6 +4715,7 @@
     <w:uiPriority w:val="30"/>
     <w:rsid w:val="00FC693F"/>
     <w:rPr>
+      <w:rFonts w:eastAsia="黑体"/>
       <w:b/>
       <w:bCs/>
       <w:i/>
@@ -4444,6 +4730,7 @@
     <w:qFormat/>
     <w:rsid w:val="00FC693F"/>
     <w:rPr>
+      <w:rFonts w:eastAsia="黑体"/>
       <w:i/>
       <w:iCs/>
       <w:color w:themeColor="text1" w:themeTint="7F" w:val="808080"/>
@@ -4456,6 +4743,7 @@
     <w:qFormat/>
     <w:rsid w:val="00FC693F"/>
     <w:rPr>
+      <w:rFonts w:eastAsia="黑体"/>
       <w:b/>
       <w:bCs/>
       <w:i/>
@@ -4470,6 +4758,7 @@
     <w:qFormat/>
     <w:rsid w:val="00FC693F"/>
     <w:rPr>
+      <w:rFonts w:eastAsia="黑体"/>
       <w:smallCaps/>
       <w:color w:themeColor="accent2" w:val="C0504D"/>
       <w:u w:val="single"/>
@@ -4482,6 +4771,7 @@
     <w:qFormat/>
     <w:rsid w:val="00FC693F"/>
     <w:rPr>
+      <w:rFonts w:eastAsia="黑体"/>
       <w:b/>
       <w:bCs/>
       <w:smallCaps/>
@@ -4497,6 +4787,7 @@
     <w:qFormat/>
     <w:rsid w:val="00FC693F"/>
     <w:rPr>
+      <w:rFonts w:eastAsia="黑体"/>
       <w:b/>
       <w:bCs/>
       <w:smallCaps/>
@@ -4551,6 +4842,7 @@
       <w:spacing w:after="0" w:line="240" w:lineRule="auto"/>
     </w:pPr>
     <w:rPr>
+      <w:rFonts w:eastAsia="黑体"/>
       <w:color w:themeColor="text1" w:themeShade="BF" w:val="000000"/>
     </w:rPr>
     <w:tblPr>
@@ -4573,6 +4865,7 @@
         <w:spacing w:after="0" w:before="0" w:line="240" w:lineRule="auto"/>
       </w:pPr>
       <w:rPr>
+        <w:rFonts w:eastAsia="黑体"/>
         <w:b/>
         <w:bCs/>
       </w:rPr>
@@ -4593,6 +4886,7 @@
         <w:spacing w:after="0" w:before="0" w:line="240" w:lineRule="auto"/>
       </w:pPr>
       <w:rPr>
+        <w:rFonts w:eastAsia="黑体"/>
         <w:b/>
         <w:bCs/>
       </w:rPr>
@@ -4610,12 +4904,14 @@
     </w:tblStylePr>
     <w:tblStylePr w:type="firstCol">
       <w:rPr>
+        <w:rFonts w:eastAsia="黑体"/>
         <w:b/>
         <w:bCs/>
       </w:rPr>
     </w:tblStylePr>
     <w:tblStylePr w:type="lastCol">
       <w:rPr>
+        <w:rFonts w:eastAsia="黑体"/>
         <w:b/>
         <w:bCs/>
       </w:rPr>
@@ -4654,6 +4950,7 @@
       <w:spacing w:after="0" w:line="240" w:lineRule="auto"/>
     </w:pPr>
     <w:rPr>
+      <w:rFonts w:eastAsia="黑体"/>
       <w:color w:themeColor="accent1" w:themeShade="BF" w:val="365F91"/>
     </w:rPr>
     <w:tblPr>
@@ -4676,6 +4973,7 @@
         <w:spacing w:after="0" w:before="0" w:line="240" w:lineRule="auto"/>
       </w:pPr>
       <w:rPr>
+        <w:rFonts w:eastAsia="黑体"/>
         <w:b/>
         <w:bCs/>
       </w:rPr>
@@ -4696,6 +4994,7 @@
         <w:spacing w:after="0" w:before="0" w:line="240" w:lineRule="auto"/>
       </w:pPr>
       <w:rPr>
+        <w:rFonts w:eastAsia="黑体"/>
         <w:b/>
         <w:bCs/>
       </w:rPr>
@@ -4713,12 +5012,14 @@
     </w:tblStylePr>
     <w:tblStylePr w:type="firstCol">
       <w:rPr>
+        <w:rFonts w:eastAsia="黑体"/>
         <w:b/>
         <w:bCs/>
       </w:rPr>
     </w:tblStylePr>
     <w:tblStylePr w:type="lastCol">
       <w:rPr>
+        <w:rFonts w:eastAsia="黑体"/>
         <w:b/>
         <w:bCs/>
       </w:rPr>
@@ -4757,6 +5058,7 @@
       <w:spacing w:after="0" w:line="240" w:lineRule="auto"/>
     </w:pPr>
     <w:rPr>
+      <w:rFonts w:eastAsia="黑体"/>
       <w:color w:themeColor="accent2" w:themeShade="BF" w:val="943634"/>
     </w:rPr>
     <w:tblPr>
@@ -4779,6 +5081,7 @@
         <w:spacing w:after="0" w:before="0" w:line="240" w:lineRule="auto"/>
       </w:pPr>
       <w:rPr>
+        <w:rFonts w:eastAsia="黑体"/>
         <w:b/>
         <w:bCs/>
       </w:rPr>
@@ -4799,6 +5102,7 @@
         <w:spacing w:after="0" w:before="0" w:line="240" w:lineRule="auto"/>
       </w:pPr>
       <w:rPr>
+        <w:rFonts w:eastAsia="黑体"/>
         <w:b/>
         <w:bCs/>
       </w:rPr>
@@ -4816,12 +5120,14 @@
     </w:tblStylePr>
     <w:tblStylePr w:type="firstCol">
       <w:rPr>
+        <w:rFonts w:eastAsia="黑体"/>
         <w:b/>
         <w:bCs/>
       </w:rPr>
     </w:tblStylePr>
     <w:tblStylePr w:type="lastCol">
       <w:rPr>
+        <w:rFonts w:eastAsia="黑体"/>
         <w:b/>
         <w:bCs/>
       </w:rPr>
@@ -4860,6 +5166,7 @@
       <w:spacing w:after="0" w:line="240" w:lineRule="auto"/>
     </w:pPr>
     <w:rPr>
+      <w:rFonts w:eastAsia="黑体"/>
       <w:color w:themeColor="accent3" w:themeShade="BF" w:val="76923C"/>
     </w:rPr>
     <w:tblPr>
@@ -4882,6 +5189,7 @@
         <w:spacing w:after="0" w:before="0" w:line="240" w:lineRule="auto"/>
       </w:pPr>
       <w:rPr>
+        <w:rFonts w:eastAsia="黑体"/>
         <w:b/>
         <w:bCs/>
       </w:rPr>
@@ -4902,6 +5210,7 @@
         <w:spacing w:after="0" w:before="0" w:line="240" w:lineRule="auto"/>
       </w:pPr>
       <w:rPr>
+        <w:rFonts w:eastAsia="黑体"/>
         <w:b/>
         <w:bCs/>
       </w:rPr>
@@ -4919,12 +5228,14 @@
     </w:tblStylePr>
     <w:tblStylePr w:type="firstCol">
       <w:rPr>
+        <w:rFonts w:eastAsia="黑体"/>
         <w:b/>
         <w:bCs/>
       </w:rPr>
     </w:tblStylePr>
     <w:tblStylePr w:type="lastCol">
       <w:rPr>
+        <w:rFonts w:eastAsia="黑体"/>
         <w:b/>
         <w:bCs/>
       </w:rPr>
@@ -4963,6 +5274,7 @@
       <w:spacing w:after="0" w:line="240" w:lineRule="auto"/>
     </w:pPr>
     <w:rPr>
+      <w:rFonts w:eastAsia="黑体"/>
       <w:color w:themeColor="accent4" w:themeShade="BF" w:val="5F497A"/>
     </w:rPr>
     <w:tblPr>
@@ -4985,6 +5297,7 @@
         <w:spacing w:after="0" w:before="0" w:line="240" w:lineRule="auto"/>
       </w:pPr>
       <w:rPr>
+        <w:rFonts w:eastAsia="黑体"/>
         <w:b/>
         <w:bCs/>
       </w:rPr>
@@ -5005,6 +5318,7 @@
         <w:spacing w:after="0" w:before="0" w:line="240" w:lineRule="auto"/>
       </w:pPr>
       <w:rPr>
+        <w:rFonts w:eastAsia="黑体"/>
         <w:b/>
         <w:bCs/>
       </w:rPr>
@@ -5022,12 +5336,14 @@
     </w:tblStylePr>
     <w:tblStylePr w:type="firstCol">
       <w:rPr>
+        <w:rFonts w:eastAsia="黑体"/>
         <w:b/>
         <w:bCs/>
       </w:rPr>
     </w:tblStylePr>
     <w:tblStylePr w:type="lastCol">
       <w:rPr>
+        <w:rFonts w:eastAsia="黑体"/>
         <w:b/>
         <w:bCs/>
       </w:rPr>
@@ -5066,6 +5382,7 @@
       <w:spacing w:after="0" w:line="240" w:lineRule="auto"/>
     </w:pPr>
     <w:rPr>
+      <w:rFonts w:eastAsia="黑体"/>
       <w:color w:themeColor="accent5" w:themeShade="BF" w:val="31849B"/>
     </w:rPr>
     <w:tblPr>
@@ -5088,6 +5405,7 @@
         <w:spacing w:after="0" w:before="0" w:line="240" w:lineRule="auto"/>
       </w:pPr>
       <w:rPr>
+        <w:rFonts w:eastAsia="黑体"/>
         <w:b/>
         <w:bCs/>
       </w:rPr>
@@ -5108,6 +5426,7 @@
         <w:spacing w:after="0" w:before="0" w:line="240" w:lineRule="auto"/>
       </w:pPr>
       <w:rPr>
+        <w:rFonts w:eastAsia="黑体"/>
         <w:b/>
         <w:bCs/>
       </w:rPr>
@@ -5125,12 +5444,14 @@
     </w:tblStylePr>
     <w:tblStylePr w:type="firstCol">
       <w:rPr>
+        <w:rFonts w:eastAsia="黑体"/>
         <w:b/>
         <w:bCs/>
       </w:rPr>
     </w:tblStylePr>
     <w:tblStylePr w:type="lastCol">
       <w:rPr>
+        <w:rFonts w:eastAsia="黑体"/>
         <w:b/>
         <w:bCs/>
       </w:rPr>
@@ -5169,6 +5490,7 @@
       <w:spacing w:after="0" w:line="240" w:lineRule="auto"/>
     </w:pPr>
     <w:rPr>
+      <w:rFonts w:eastAsia="黑体"/>
       <w:color w:themeColor="accent6" w:themeShade="BF" w:val="E36C0A"/>
     </w:rPr>
     <w:tblPr>
@@ -5191,6 +5513,7 @@
         <w:spacing w:after="0" w:before="0" w:line="240" w:lineRule="auto"/>
       </w:pPr>
       <w:rPr>
+        <w:rFonts w:eastAsia="黑体"/>
         <w:b/>
         <w:bCs/>
       </w:rPr>
@@ -5211,6 +5534,7 @@
         <w:spacing w:after="0" w:before="0" w:line="240" w:lineRule="auto"/>
       </w:pPr>
       <w:rPr>
+        <w:rFonts w:eastAsia="黑体"/>
         <w:b/>
         <w:bCs/>
       </w:rPr>
@@ -5228,12 +5552,14 @@
     </w:tblStylePr>
     <w:tblStylePr w:type="firstCol">
       <w:rPr>
+        <w:rFonts w:eastAsia="黑体"/>
         <w:b/>
         <w:bCs/>
       </w:rPr>
     </w:tblStylePr>
     <w:tblStylePr w:type="lastCol">
       <w:rPr>
+        <w:rFonts w:eastAsia="黑体"/>
         <w:b/>
         <w:bCs/>
       </w:rPr>
@@ -5293,6 +5619,7 @@
         <w:spacing w:after="0" w:before="0" w:line="240" w:lineRule="auto"/>
       </w:pPr>
       <w:rPr>
+        <w:rFonts w:eastAsia="黑体"/>
         <w:b/>
         <w:bCs/>
         <w:color w:themeColor="background1" w:val="FFFFFF"/>
@@ -5307,6 +5634,7 @@
         <w:spacing w:after="0" w:before="0" w:line="240" w:lineRule="auto"/>
       </w:pPr>
       <w:rPr>
+        <w:rFonts w:eastAsia="黑体"/>
         <w:b/>
         <w:bCs/>
       </w:rPr>
@@ -5322,12 +5650,14 @@
     </w:tblStylePr>
     <w:tblStylePr w:type="firstCol">
       <w:rPr>
+        <w:rFonts w:eastAsia="黑体"/>
         <w:b/>
         <w:bCs/>
       </w:rPr>
     </w:tblStylePr>
     <w:tblStylePr w:type="lastCol">
       <w:rPr>
+        <w:rFonts w:eastAsia="黑体"/>
         <w:b/>
         <w:bCs/>
       </w:rPr>
@@ -5385,6 +5715,7 @@
         <w:spacing w:after="0" w:before="0" w:line="240" w:lineRule="auto"/>
       </w:pPr>
       <w:rPr>
+        <w:rFonts w:eastAsia="黑体"/>
         <w:b/>
         <w:bCs/>
         <w:color w:themeColor="background1" w:val="FFFFFF"/>
@@ -5399,6 +5730,7 @@
         <w:spacing w:after="0" w:before="0" w:line="240" w:lineRule="auto"/>
       </w:pPr>
       <w:rPr>
+        <w:rFonts w:eastAsia="黑体"/>
         <w:b/>
         <w:bCs/>
       </w:rPr>
@@ -5414,12 +5746,14 @@
     </w:tblStylePr>
     <w:tblStylePr w:type="firstCol">
       <w:rPr>
+        <w:rFonts w:eastAsia="黑体"/>
         <w:b/>
         <w:bCs/>
       </w:rPr>
     </w:tblStylePr>
     <w:tblStylePr w:type="lastCol">
       <w:rPr>
+        <w:rFonts w:eastAsia="黑体"/>
         <w:b/>
         <w:bCs/>
       </w:rPr>
@@ -5477,6 +5811,7 @@
         <w:spacing w:after="0" w:before="0" w:line="240" w:lineRule="auto"/>
       </w:pPr>
       <w:rPr>
+        <w:rFonts w:eastAsia="黑体"/>
         <w:b/>
         <w:bCs/>
         <w:color w:themeColor="background1" w:val="FFFFFF"/>
@@ -5491,6 +5826,7 @@
         <w:spacing w:after="0" w:before="0" w:line="240" w:lineRule="auto"/>
       </w:pPr>
       <w:rPr>
+        <w:rFonts w:eastAsia="黑体"/>
         <w:b/>
         <w:bCs/>
       </w:rPr>
@@ -5506,12 +5842,14 @@
     </w:tblStylePr>
     <w:tblStylePr w:type="firstCol">
       <w:rPr>
+        <w:rFonts w:eastAsia="黑体"/>
         <w:b/>
         <w:bCs/>
       </w:rPr>
     </w:tblStylePr>
     <w:tblStylePr w:type="lastCol">
       <w:rPr>
+        <w:rFonts w:eastAsia="黑体"/>
         <w:b/>
         <w:bCs/>
       </w:rPr>
@@ -5569,6 +5907,7 @@
         <w:spacing w:after="0" w:before="0" w:line="240" w:lineRule="auto"/>
       </w:pPr>
       <w:rPr>
+        <w:rFonts w:eastAsia="黑体"/>
         <w:b/>
         <w:bCs/>
         <w:color w:themeColor="background1" w:val="FFFFFF"/>
@@ -5583,6 +5922,7 @@
         <w:spacing w:after="0" w:before="0" w:line="240" w:lineRule="auto"/>
       </w:pPr>
       <w:rPr>
+        <w:rFonts w:eastAsia="黑体"/>
         <w:b/>
         <w:bCs/>
       </w:rPr>
@@ -5598,12 +5938,14 @@
     </w:tblStylePr>
     <w:tblStylePr w:type="firstCol">
       <w:rPr>
+        <w:rFonts w:eastAsia="黑体"/>
         <w:b/>
         <w:bCs/>
       </w:rPr>
     </w:tblStylePr>
     <w:tblStylePr w:type="lastCol">
       <w:rPr>
+        <w:rFonts w:eastAsia="黑体"/>
         <w:b/>
         <w:bCs/>
       </w:rPr>
@@ -5661,6 +6003,7 @@
         <w:spacing w:after="0" w:before="0" w:line="240" w:lineRule="auto"/>
       </w:pPr>
       <w:rPr>
+        <w:rFonts w:eastAsia="黑体"/>
         <w:b/>
         <w:bCs/>
         <w:color w:themeColor="background1" w:val="FFFFFF"/>
@@ -5675,6 +6018,7 @@
         <w:spacing w:after="0" w:before="0" w:line="240" w:lineRule="auto"/>
       </w:pPr>
       <w:rPr>
+        <w:rFonts w:eastAsia="黑体"/>
         <w:b/>
         <w:bCs/>
       </w:rPr>
@@ -5690,12 +6034,14 @@
     </w:tblStylePr>
     <w:tblStylePr w:type="firstCol">
       <w:rPr>
+        <w:rFonts w:eastAsia="黑体"/>
         <w:b/>
         <w:bCs/>
       </w:rPr>
     </w:tblStylePr>
     <w:tblStylePr w:type="lastCol">
       <w:rPr>
+        <w:rFonts w:eastAsia="黑体"/>
         <w:b/>
         <w:bCs/>
       </w:rPr>
@@ -5753,6 +6099,7 @@
         <w:spacing w:after="0" w:before="0" w:line="240" w:lineRule="auto"/>
       </w:pPr>
       <w:rPr>
+        <w:rFonts w:eastAsia="黑体"/>
         <w:b/>
         <w:bCs/>
         <w:color w:themeColor="background1" w:val="FFFFFF"/>
@@ -5767,6 +6114,7 @@
         <w:spacing w:after="0" w:before="0" w:line="240" w:lineRule="auto"/>
       </w:pPr>
       <w:rPr>
+        <w:rFonts w:eastAsia="黑体"/>
         <w:b/>
         <w:bCs/>
       </w:rPr>
@@ -5782,12 +6130,14 @@
     </w:tblStylePr>
     <w:tblStylePr w:type="firstCol">
       <w:rPr>
+        <w:rFonts w:eastAsia="黑体"/>
         <w:b/>
         <w:bCs/>
       </w:rPr>
     </w:tblStylePr>
     <w:tblStylePr w:type="lastCol">
       <w:rPr>
+        <w:rFonts w:eastAsia="黑体"/>
         <w:b/>
         <w:bCs/>
       </w:rPr>
@@ -5845,6 +6195,7 @@
         <w:spacing w:after="0" w:before="0" w:line="240" w:lineRule="auto"/>
       </w:pPr>
       <w:rPr>
+        <w:rFonts w:eastAsia="黑体"/>
         <w:b/>
         <w:bCs/>
         <w:color w:themeColor="background1" w:val="FFFFFF"/>
@@ -5859,6 +6210,7 @@
         <w:spacing w:after="0" w:before="0" w:line="240" w:lineRule="auto"/>
       </w:pPr>
       <w:rPr>
+        <w:rFonts w:eastAsia="黑体"/>
         <w:b/>
         <w:bCs/>
       </w:rPr>
@@ -5874,12 +6226,14 @@
     </w:tblStylePr>
     <w:tblStylePr w:type="firstCol">
       <w:rPr>
+        <w:rFonts w:eastAsia="黑体"/>
         <w:b/>
         <w:bCs/>
       </w:rPr>
     </w:tblStylePr>
     <w:tblStylePr w:type="lastCol">
       <w:rPr>
+        <w:rFonts w:eastAsia="黑体"/>
         <w:b/>
         <w:bCs/>
       </w:rPr>
@@ -5939,7 +6293,7 @@
         <w:spacing w:after="0" w:before="0" w:line="240" w:lineRule="auto"/>
       </w:pPr>
       <w:rPr>
-        <w:rFonts w:asciiTheme="majorHAnsi" w:cstheme="majorBidi" w:eastAsiaTheme="majorEastAsia" w:hAnsiTheme="majorHAnsi"/>
+        <w:rFonts w:asciiTheme="majorHAnsi" w:cstheme="majorBidi" w:hAnsiTheme="majorHAnsi" w:eastAsia="黑体"/>
         <w:b/>
         <w:bCs/>
       </w:rPr>
@@ -5960,7 +6314,7 @@
         <w:spacing w:after="0" w:before="0" w:line="240" w:lineRule="auto"/>
       </w:pPr>
       <w:rPr>
-        <w:rFonts w:asciiTheme="majorHAnsi" w:cstheme="majorBidi" w:eastAsiaTheme="majorEastAsia" w:hAnsiTheme="majorHAnsi"/>
+        <w:rFonts w:asciiTheme="majorHAnsi" w:cstheme="majorBidi" w:hAnsiTheme="majorHAnsi" w:eastAsia="黑体"/>
         <w:b/>
         <w:bCs/>
       </w:rPr>
@@ -5978,14 +6332,14 @@
     </w:tblStylePr>
     <w:tblStylePr w:type="firstCol">
       <w:rPr>
-        <w:rFonts w:asciiTheme="majorHAnsi" w:cstheme="majorBidi" w:eastAsiaTheme="majorEastAsia" w:hAnsiTheme="majorHAnsi"/>
+        <w:rFonts w:asciiTheme="majorHAnsi" w:cstheme="majorBidi" w:hAnsiTheme="majorHAnsi" w:eastAsia="黑体"/>
         <w:b/>
         <w:bCs/>
       </w:rPr>
     </w:tblStylePr>
     <w:tblStylePr w:type="lastCol">
       <w:rPr>
-        <w:rFonts w:asciiTheme="majorHAnsi" w:cstheme="majorBidi" w:eastAsiaTheme="majorEastAsia" w:hAnsiTheme="majorHAnsi"/>
+        <w:rFonts w:asciiTheme="majorHAnsi" w:cstheme="majorBidi" w:hAnsiTheme="majorHAnsi" w:eastAsia="黑体"/>
         <w:b/>
         <w:bCs/>
       </w:rPr>
@@ -6069,7 +6423,7 @@
         <w:spacing w:after="0" w:before="0" w:line="240" w:lineRule="auto"/>
       </w:pPr>
       <w:rPr>
-        <w:rFonts w:asciiTheme="majorHAnsi" w:cstheme="majorBidi" w:eastAsiaTheme="majorEastAsia" w:hAnsiTheme="majorHAnsi"/>
+        <w:rFonts w:asciiTheme="majorHAnsi" w:cstheme="majorBidi" w:hAnsiTheme="majorHAnsi" w:eastAsia="黑体"/>
         <w:b/>
         <w:bCs/>
       </w:rPr>
@@ -6090,7 +6444,7 @@
         <w:spacing w:after="0" w:before="0" w:line="240" w:lineRule="auto"/>
       </w:pPr>
       <w:rPr>
-        <w:rFonts w:asciiTheme="majorHAnsi" w:cstheme="majorBidi" w:eastAsiaTheme="majorEastAsia" w:hAnsiTheme="majorHAnsi"/>
+        <w:rFonts w:asciiTheme="majorHAnsi" w:cstheme="majorBidi" w:hAnsiTheme="majorHAnsi" w:eastAsia="黑体"/>
         <w:b/>
         <w:bCs/>
       </w:rPr>
@@ -6108,14 +6462,14 @@
     </w:tblStylePr>
     <w:tblStylePr w:type="firstCol">
       <w:rPr>
-        <w:rFonts w:asciiTheme="majorHAnsi" w:cstheme="majorBidi" w:eastAsiaTheme="majorEastAsia" w:hAnsiTheme="majorHAnsi"/>
+        <w:rFonts w:asciiTheme="majorHAnsi" w:cstheme="majorBidi" w:hAnsiTheme="majorHAnsi" w:eastAsia="黑体"/>
         <w:b/>
         <w:bCs/>
       </w:rPr>
     </w:tblStylePr>
     <w:tblStylePr w:type="lastCol">
       <w:rPr>
-        <w:rFonts w:asciiTheme="majorHAnsi" w:cstheme="majorBidi" w:eastAsiaTheme="majorEastAsia" w:hAnsiTheme="majorHAnsi"/>
+        <w:rFonts w:asciiTheme="majorHAnsi" w:cstheme="majorBidi" w:hAnsiTheme="majorHAnsi" w:eastAsia="黑体"/>
         <w:b/>
         <w:bCs/>
       </w:rPr>
@@ -6199,7 +6553,7 @@
         <w:spacing w:after="0" w:before="0" w:line="240" w:lineRule="auto"/>
       </w:pPr>
       <w:rPr>
-        <w:rFonts w:asciiTheme="majorHAnsi" w:cstheme="majorBidi" w:eastAsiaTheme="majorEastAsia" w:hAnsiTheme="majorHAnsi"/>
+        <w:rFonts w:asciiTheme="majorHAnsi" w:cstheme="majorBidi" w:hAnsiTheme="majorHAnsi" w:eastAsia="黑体"/>
         <w:b/>
         <w:bCs/>
       </w:rPr>
@@ -6220,7 +6574,7 @@
         <w:spacing w:after="0" w:before="0" w:line="240" w:lineRule="auto"/>
       </w:pPr>
       <w:rPr>
-        <w:rFonts w:asciiTheme="majorHAnsi" w:cstheme="majorBidi" w:eastAsiaTheme="majorEastAsia" w:hAnsiTheme="majorHAnsi"/>
+        <w:rFonts w:asciiTheme="majorHAnsi" w:cstheme="majorBidi" w:hAnsiTheme="majorHAnsi" w:eastAsia="黑体"/>
         <w:b/>
         <w:bCs/>
       </w:rPr>
@@ -6238,14 +6592,14 @@
     </w:tblStylePr>
     <w:tblStylePr w:type="firstCol">
       <w:rPr>
-        <w:rFonts w:asciiTheme="majorHAnsi" w:cstheme="majorBidi" w:eastAsiaTheme="majorEastAsia" w:hAnsiTheme="majorHAnsi"/>
+        <w:rFonts w:asciiTheme="majorHAnsi" w:cstheme="majorBidi" w:hAnsiTheme="majorHAnsi" w:eastAsia="黑体"/>
         <w:b/>
         <w:bCs/>
       </w:rPr>
     </w:tblStylePr>
     <w:tblStylePr w:type="lastCol">
       <w:rPr>
-        <w:rFonts w:asciiTheme="majorHAnsi" w:cstheme="majorBidi" w:eastAsiaTheme="majorEastAsia" w:hAnsiTheme="majorHAnsi"/>
+        <w:rFonts w:asciiTheme="majorHAnsi" w:cstheme="majorBidi" w:hAnsiTheme="majorHAnsi" w:eastAsia="黑体"/>
         <w:b/>
         <w:bCs/>
       </w:rPr>
@@ -6329,7 +6683,7 @@
         <w:spacing w:after="0" w:before="0" w:line="240" w:lineRule="auto"/>
       </w:pPr>
       <w:rPr>
-        <w:rFonts w:asciiTheme="majorHAnsi" w:cstheme="majorBidi" w:eastAsiaTheme="majorEastAsia" w:hAnsiTheme="majorHAnsi"/>
+        <w:rFonts w:asciiTheme="majorHAnsi" w:cstheme="majorBidi" w:hAnsiTheme="majorHAnsi" w:eastAsia="黑体"/>
         <w:b/>
         <w:bCs/>
       </w:rPr>
@@ -6350,7 +6704,7 @@
         <w:spacing w:after="0" w:before="0" w:line="240" w:lineRule="auto"/>
       </w:pPr>
       <w:rPr>
-        <w:rFonts w:asciiTheme="majorHAnsi" w:cstheme="majorBidi" w:eastAsiaTheme="majorEastAsia" w:hAnsiTheme="majorHAnsi"/>
+        <w:rFonts w:asciiTheme="majorHAnsi" w:cstheme="majorBidi" w:hAnsiTheme="majorHAnsi" w:eastAsia="黑体"/>
         <w:b/>
         <w:bCs/>
       </w:rPr>
@@ -6368,14 +6722,14 @@
     </w:tblStylePr>
     <w:tblStylePr w:type="firstCol">
       <w:rPr>
-        <w:rFonts w:asciiTheme="majorHAnsi" w:cstheme="majorBidi" w:eastAsiaTheme="majorEastAsia" w:hAnsiTheme="majorHAnsi"/>
+        <w:rFonts w:asciiTheme="majorHAnsi" w:cstheme="majorBidi" w:hAnsiTheme="majorHAnsi" w:eastAsia="黑体"/>
         <w:b/>
         <w:bCs/>
       </w:rPr>
     </w:tblStylePr>
     <w:tblStylePr w:type="lastCol">
       <w:rPr>
-        <w:rFonts w:asciiTheme="majorHAnsi" w:cstheme="majorBidi" w:eastAsiaTheme="majorEastAsia" w:hAnsiTheme="majorHAnsi"/>
+        <w:rFonts w:asciiTheme="majorHAnsi" w:cstheme="majorBidi" w:hAnsiTheme="majorHAnsi" w:eastAsia="黑体"/>
         <w:b/>
         <w:bCs/>
       </w:rPr>
@@ -6459,7 +6813,7 @@
         <w:spacing w:after="0" w:before="0" w:line="240" w:lineRule="auto"/>
       </w:pPr>
       <w:rPr>
-        <w:rFonts w:asciiTheme="majorHAnsi" w:cstheme="majorBidi" w:eastAsiaTheme="majorEastAsia" w:hAnsiTheme="majorHAnsi"/>
+        <w:rFonts w:asciiTheme="majorHAnsi" w:cstheme="majorBidi" w:hAnsiTheme="majorHAnsi" w:eastAsia="黑体"/>
         <w:b/>
         <w:bCs/>
       </w:rPr>
@@ -6480,7 +6834,7 @@
         <w:spacing w:after="0" w:before="0" w:line="240" w:lineRule="auto"/>
       </w:pPr>
       <w:rPr>
-        <w:rFonts w:asciiTheme="majorHAnsi" w:cstheme="majorBidi" w:eastAsiaTheme="majorEastAsia" w:hAnsiTheme="majorHAnsi"/>
+        <w:rFonts w:asciiTheme="majorHAnsi" w:cstheme="majorBidi" w:hAnsiTheme="majorHAnsi" w:eastAsia="黑体"/>
         <w:b/>
         <w:bCs/>
       </w:rPr>
@@ -6498,14 +6852,14 @@
     </w:tblStylePr>
     <w:tblStylePr w:type="firstCol">
       <w:rPr>
-        <w:rFonts w:asciiTheme="majorHAnsi" w:cstheme="majorBidi" w:eastAsiaTheme="majorEastAsia" w:hAnsiTheme="majorHAnsi"/>
+        <w:rFonts w:asciiTheme="majorHAnsi" w:cstheme="majorBidi" w:hAnsiTheme="majorHAnsi" w:eastAsia="黑体"/>
         <w:b/>
         <w:bCs/>
       </w:rPr>
     </w:tblStylePr>
     <w:tblStylePr w:type="lastCol">
       <w:rPr>
-        <w:rFonts w:asciiTheme="majorHAnsi" w:cstheme="majorBidi" w:eastAsiaTheme="majorEastAsia" w:hAnsiTheme="majorHAnsi"/>
+        <w:rFonts w:asciiTheme="majorHAnsi" w:cstheme="majorBidi" w:hAnsiTheme="majorHAnsi" w:eastAsia="黑体"/>
         <w:b/>
         <w:bCs/>
       </w:rPr>
@@ -6589,7 +6943,7 @@
         <w:spacing w:after="0" w:before="0" w:line="240" w:lineRule="auto"/>
       </w:pPr>
       <w:rPr>
-        <w:rFonts w:asciiTheme="majorHAnsi" w:cstheme="majorBidi" w:eastAsiaTheme="majorEastAsia" w:hAnsiTheme="majorHAnsi"/>
+        <w:rFonts w:asciiTheme="majorHAnsi" w:cstheme="majorBidi" w:hAnsiTheme="majorHAnsi" w:eastAsia="黑体"/>
         <w:b/>
         <w:bCs/>
       </w:rPr>
@@ -6610,7 +6964,7 @@
         <w:spacing w:after="0" w:before="0" w:line="240" w:lineRule="auto"/>
       </w:pPr>
       <w:rPr>
-        <w:rFonts w:asciiTheme="majorHAnsi" w:cstheme="majorBidi" w:eastAsiaTheme="majorEastAsia" w:hAnsiTheme="majorHAnsi"/>
+        <w:rFonts w:asciiTheme="majorHAnsi" w:cstheme="majorBidi" w:hAnsiTheme="majorHAnsi" w:eastAsia="黑体"/>
         <w:b/>
         <w:bCs/>
       </w:rPr>
@@ -6628,14 +6982,14 @@
     </w:tblStylePr>
     <w:tblStylePr w:type="firstCol">
       <w:rPr>
-        <w:rFonts w:asciiTheme="majorHAnsi" w:cstheme="majorBidi" w:eastAsiaTheme="majorEastAsia" w:hAnsiTheme="majorHAnsi"/>
+        <w:rFonts w:asciiTheme="majorHAnsi" w:cstheme="majorBidi" w:hAnsiTheme="majorHAnsi" w:eastAsia="黑体"/>
         <w:b/>
         <w:bCs/>
       </w:rPr>
     </w:tblStylePr>
     <w:tblStylePr w:type="lastCol">
       <w:rPr>
-        <w:rFonts w:asciiTheme="majorHAnsi" w:cstheme="majorBidi" w:eastAsiaTheme="majorEastAsia" w:hAnsiTheme="majorHAnsi"/>
+        <w:rFonts w:asciiTheme="majorHAnsi" w:cstheme="majorBidi" w:hAnsiTheme="majorHAnsi" w:eastAsia="黑体"/>
         <w:b/>
         <w:bCs/>
       </w:rPr>
@@ -6719,7 +7073,7 @@
         <w:spacing w:after="0" w:before="0" w:line="240" w:lineRule="auto"/>
       </w:pPr>
       <w:rPr>
-        <w:rFonts w:asciiTheme="majorHAnsi" w:cstheme="majorBidi" w:eastAsiaTheme="majorEastAsia" w:hAnsiTheme="majorHAnsi"/>
+        <w:rFonts w:asciiTheme="majorHAnsi" w:cstheme="majorBidi" w:hAnsiTheme="majorHAnsi" w:eastAsia="黑体"/>
         <w:b/>
         <w:bCs/>
       </w:rPr>
@@ -6740,7 +7094,7 @@
         <w:spacing w:after="0" w:before="0" w:line="240" w:lineRule="auto"/>
       </w:pPr>
       <w:rPr>
-        <w:rFonts w:asciiTheme="majorHAnsi" w:cstheme="majorBidi" w:eastAsiaTheme="majorEastAsia" w:hAnsiTheme="majorHAnsi"/>
+        <w:rFonts w:asciiTheme="majorHAnsi" w:cstheme="majorBidi" w:hAnsiTheme="majorHAnsi" w:eastAsia="黑体"/>
         <w:b/>
         <w:bCs/>
       </w:rPr>
@@ -6758,14 +7112,14 @@
     </w:tblStylePr>
     <w:tblStylePr w:type="firstCol">
       <w:rPr>
-        <w:rFonts w:asciiTheme="majorHAnsi" w:cstheme="majorBidi" w:eastAsiaTheme="majorEastAsia" w:hAnsiTheme="majorHAnsi"/>
+        <w:rFonts w:asciiTheme="majorHAnsi" w:cstheme="majorBidi" w:hAnsiTheme="majorHAnsi" w:eastAsia="黑体"/>
         <w:b/>
         <w:bCs/>
       </w:rPr>
     </w:tblStylePr>
     <w:tblStylePr w:type="lastCol">
       <w:rPr>
-        <w:rFonts w:asciiTheme="majorHAnsi" w:cstheme="majorBidi" w:eastAsiaTheme="majorEastAsia" w:hAnsiTheme="majorHAnsi"/>
+        <w:rFonts w:asciiTheme="majorHAnsi" w:cstheme="majorBidi" w:hAnsiTheme="majorHAnsi" w:eastAsia="黑体"/>
         <w:b/>
         <w:bCs/>
       </w:rPr>
@@ -6848,6 +7202,7 @@
         <w:spacing w:after="0" w:before="0" w:line="240" w:lineRule="auto"/>
       </w:pPr>
       <w:rPr>
+        <w:rFonts w:eastAsia="黑体"/>
         <w:b/>
         <w:bCs/>
         <w:color w:themeColor="background1" w:val="FFFFFF"/>
@@ -6870,6 +7225,7 @@
         <w:spacing w:after="0" w:before="0" w:line="240" w:lineRule="auto"/>
       </w:pPr>
       <w:rPr>
+        <w:rFonts w:eastAsia="黑体"/>
         <w:b/>
         <w:bCs/>
       </w:rPr>
@@ -6887,12 +7243,14 @@
     </w:tblStylePr>
     <w:tblStylePr w:type="firstCol">
       <w:rPr>
+        <w:rFonts w:eastAsia="黑体"/>
         <w:b/>
         <w:bCs/>
       </w:rPr>
     </w:tblStylePr>
     <w:tblStylePr w:type="lastCol">
       <w:rPr>
+        <w:rFonts w:eastAsia="黑体"/>
         <w:b/>
         <w:bCs/>
       </w:rPr>
@@ -6954,6 +7312,7 @@
         <w:spacing w:after="0" w:before="0" w:line="240" w:lineRule="auto"/>
       </w:pPr>
       <w:rPr>
+        <w:rFonts w:eastAsia="黑体"/>
         <w:b/>
         <w:bCs/>
         <w:color w:themeColor="background1" w:val="FFFFFF"/>
@@ -6976,6 +7335,7 @@
         <w:spacing w:after="0" w:before="0" w:line="240" w:lineRule="auto"/>
       </w:pPr>
       <w:rPr>
+        <w:rFonts w:eastAsia="黑体"/>
         <w:b/>
         <w:bCs/>
       </w:rPr>
@@ -6993,12 +7353,14 @@
     </w:tblStylePr>
     <w:tblStylePr w:type="firstCol">
       <w:rPr>
+        <w:rFonts w:eastAsia="黑体"/>
         <w:b/>
         <w:bCs/>
       </w:rPr>
     </w:tblStylePr>
     <w:tblStylePr w:type="lastCol">
       <w:rPr>
+        <w:rFonts w:eastAsia="黑体"/>
         <w:b/>
         <w:bCs/>
       </w:rPr>
@@ -7060,6 +7422,7 @@
         <w:spacing w:after="0" w:before="0" w:line="240" w:lineRule="auto"/>
       </w:pPr>
       <w:rPr>
+        <w:rFonts w:eastAsia="黑体"/>
         <w:b/>
         <w:bCs/>
         <w:color w:themeColor="background1" w:val="FFFFFF"/>
@@ -7082,6 +7445,7 @@
         <w:spacing w:after="0" w:before="0" w:line="240" w:lineRule="auto"/>
       </w:pPr>
       <w:rPr>
+        <w:rFonts w:eastAsia="黑体"/>
         <w:b/>
         <w:bCs/>
       </w:rPr>
@@ -7099,12 +7463,14 @@
     </w:tblStylePr>
     <w:tblStylePr w:type="firstCol">
       <w:rPr>
+        <w:rFonts w:eastAsia="黑体"/>
         <w:b/>
         <w:bCs/>
       </w:rPr>
     </w:tblStylePr>
     <w:tblStylePr w:type="lastCol">
       <w:rPr>
+        <w:rFonts w:eastAsia="黑体"/>
         <w:b/>
         <w:bCs/>
       </w:rPr>
@@ -7166,6 +7532,7 @@
         <w:spacing w:after="0" w:before="0" w:line="240" w:lineRule="auto"/>
       </w:pPr>
       <w:rPr>
+        <w:rFonts w:eastAsia="黑体"/>
         <w:b/>
         <w:bCs/>
         <w:color w:themeColor="background1" w:val="FFFFFF"/>
@@ -7188,6 +7555,7 @@
         <w:spacing w:after="0" w:before="0" w:line="240" w:lineRule="auto"/>
       </w:pPr>
       <w:rPr>
+        <w:rFonts w:eastAsia="黑体"/>
         <w:b/>
         <w:bCs/>
       </w:rPr>
@@ -7205,12 +7573,14 @@
     </w:tblStylePr>
     <w:tblStylePr w:type="firstCol">
       <w:rPr>
+        <w:rFonts w:eastAsia="黑体"/>
         <w:b/>
         <w:bCs/>
       </w:rPr>
     </w:tblStylePr>
     <w:tblStylePr w:type="lastCol">
       <w:rPr>
+        <w:rFonts w:eastAsia="黑体"/>
         <w:b/>
         <w:bCs/>
       </w:rPr>
@@ -7272,6 +7642,7 @@
         <w:spacing w:after="0" w:before="0" w:line="240" w:lineRule="auto"/>
       </w:pPr>
       <w:rPr>
+        <w:rFonts w:eastAsia="黑体"/>
         <w:b/>
         <w:bCs/>
         <w:color w:themeColor="background1" w:val="FFFFFF"/>
@@ -7294,6 +7665,7 @@
         <w:spacing w:after="0" w:before="0" w:line="240" w:lineRule="auto"/>
       </w:pPr>
       <w:rPr>
+        <w:rFonts w:eastAsia="黑体"/>
         <w:b/>
         <w:bCs/>
       </w:rPr>
@@ -7311,12 +7683,14 @@
     </w:tblStylePr>
     <w:tblStylePr w:type="firstCol">
       <w:rPr>
+        <w:rFonts w:eastAsia="黑体"/>
         <w:b/>
         <w:bCs/>
       </w:rPr>
     </w:tblStylePr>
     <w:tblStylePr w:type="lastCol">
       <w:rPr>
+        <w:rFonts w:eastAsia="黑体"/>
         <w:b/>
         <w:bCs/>
       </w:rPr>
@@ -7378,6 +7752,7 @@
         <w:spacing w:after="0" w:before="0" w:line="240" w:lineRule="auto"/>
       </w:pPr>
       <w:rPr>
+        <w:rFonts w:eastAsia="黑体"/>
         <w:b/>
         <w:bCs/>
         <w:color w:themeColor="background1" w:val="FFFFFF"/>
@@ -7400,6 +7775,7 @@
         <w:spacing w:after="0" w:before="0" w:line="240" w:lineRule="auto"/>
       </w:pPr>
       <w:rPr>
+        <w:rFonts w:eastAsia="黑体"/>
         <w:b/>
         <w:bCs/>
       </w:rPr>
@@ -7417,12 +7793,14 @@
     </w:tblStylePr>
     <w:tblStylePr w:type="firstCol">
       <w:rPr>
+        <w:rFonts w:eastAsia="黑体"/>
         <w:b/>
         <w:bCs/>
       </w:rPr>
     </w:tblStylePr>
     <w:tblStylePr w:type="lastCol">
       <w:rPr>
+        <w:rFonts w:eastAsia="黑体"/>
         <w:b/>
         <w:bCs/>
       </w:rPr>
@@ -7484,6 +7862,7 @@
         <w:spacing w:after="0" w:before="0" w:line="240" w:lineRule="auto"/>
       </w:pPr>
       <w:rPr>
+        <w:rFonts w:eastAsia="黑体"/>
         <w:b/>
         <w:bCs/>
         <w:color w:themeColor="background1" w:val="FFFFFF"/>
@@ -7506,6 +7885,7 @@
         <w:spacing w:after="0" w:before="0" w:line="240" w:lineRule="auto"/>
       </w:pPr>
       <w:rPr>
+        <w:rFonts w:eastAsia="黑体"/>
         <w:b/>
         <w:bCs/>
       </w:rPr>
@@ -7523,12 +7903,14 @@
     </w:tblStylePr>
     <w:tblStylePr w:type="firstCol">
       <w:rPr>
+        <w:rFonts w:eastAsia="黑体"/>
         <w:b/>
         <w:bCs/>
       </w:rPr>
     </w:tblStylePr>
     <w:tblStylePr w:type="lastCol">
       <w:rPr>
+        <w:rFonts w:eastAsia="黑体"/>
         <w:b/>
         <w:bCs/>
       </w:rPr>
@@ -7587,6 +7969,7 @@
         <w:spacing w:after="0" w:before="0" w:line="240" w:lineRule="auto"/>
       </w:pPr>
       <w:rPr>
+        <w:rFonts w:eastAsia="黑体"/>
         <w:b/>
         <w:bCs/>
         <w:color w:themeColor="background1" w:val="FFFFFF"/>
@@ -7609,6 +7992,7 @@
         <w:spacing w:after="0" w:before="0" w:line="240" w:lineRule="auto"/>
       </w:pPr>
       <w:rPr>
+        <w:rFonts w:eastAsia="黑体"/>
         <w:color w:val="auto"/>
       </w:rPr>
       <w:tblPr/>
@@ -7626,6 +8010,7 @@
     </w:tblStylePr>
     <w:tblStylePr w:type="firstCol">
       <w:rPr>
+        <w:rFonts w:eastAsia="黑体"/>
         <w:b/>
         <w:bCs/>
         <w:color w:themeColor="background1" w:val="FFFFFF"/>
@@ -7645,6 +8030,7 @@
     </w:tblStylePr>
     <w:tblStylePr w:type="lastCol">
       <w:rPr>
+        <w:rFonts w:eastAsia="黑体"/>
         <w:b/>
         <w:bCs/>
         <w:color w:themeColor="background1" w:val="FFFFFF"/>
@@ -7693,6 +8079,7 @@
     </w:tblStylePr>
     <w:tblStylePr w:type="nwCell">
       <w:rPr>
+        <w:rFonts w:eastAsia="黑体"/>
         <w:color w:themeColor="background1" w:val="FFFFFF"/>
       </w:rPr>
       <w:tblPr/>
@@ -7736,6 +8123,7 @@
         <w:spacing w:after="0" w:before="0" w:line="240" w:lineRule="auto"/>
       </w:pPr>
       <w:rPr>
+        <w:rFonts w:eastAsia="黑体"/>
         <w:b/>
         <w:bCs/>
         <w:color w:themeColor="background1" w:val="FFFFFF"/>
@@ -7758,6 +8146,7 @@
         <w:spacing w:after="0" w:before="0" w:line="240" w:lineRule="auto"/>
       </w:pPr>
       <w:rPr>
+        <w:rFonts w:eastAsia="黑体"/>
         <w:color w:val="auto"/>
       </w:rPr>
       <w:tblPr/>
@@ -7775,6 +8164,7 @@
     </w:tblStylePr>
     <w:tblStylePr w:type="firstCol">
       <w:rPr>
+        <w:rFonts w:eastAsia="黑体"/>
         <w:b/>
         <w:bCs/>
         <w:color w:themeColor="background1" w:val="FFFFFF"/>
@@ -7794,6 +8184,7 @@
     </w:tblStylePr>
     <w:tblStylePr w:type="lastCol">
       <w:rPr>
+        <w:rFonts w:eastAsia="黑体"/>
         <w:b/>
         <w:bCs/>
         <w:color w:themeColor="background1" w:val="FFFFFF"/>
@@ -7842,6 +8233,7 @@
     </w:tblStylePr>
     <w:tblStylePr w:type="nwCell">
       <w:rPr>
+        <w:rFonts w:eastAsia="黑体"/>
         <w:color w:themeColor="background1" w:val="FFFFFF"/>
       </w:rPr>
       <w:tblPr/>
@@ -7885,6 +8277,7 @@
         <w:spacing w:after="0" w:before="0" w:line="240" w:lineRule="auto"/>
       </w:pPr>
       <w:rPr>
+        <w:rFonts w:eastAsia="黑体"/>
         <w:b/>
         <w:bCs/>
         <w:color w:themeColor="background1" w:val="FFFFFF"/>
@@ -7907,6 +8300,7 @@
         <w:spacing w:after="0" w:before="0" w:line="240" w:lineRule="auto"/>
       </w:pPr>
       <w:rPr>
+        <w:rFonts w:eastAsia="黑体"/>
         <w:color w:val="auto"/>
       </w:rPr>
       <w:tblPr/>
@@ -7924,6 +8318,7 @@
     </w:tblStylePr>
     <w:tblStylePr w:type="firstCol">
       <w:rPr>
+        <w:rFonts w:eastAsia="黑体"/>
         <w:b/>
         <w:bCs/>
         <w:color w:themeColor="background1" w:val="FFFFFF"/>
@@ -7943,6 +8338,7 @@
     </w:tblStylePr>
     <w:tblStylePr w:type="lastCol">
       <w:rPr>
+        <w:rFonts w:eastAsia="黑体"/>
         <w:b/>
         <w:bCs/>
         <w:color w:themeColor="background1" w:val="FFFFFF"/>
@@ -7991,6 +8387,7 @@
     </w:tblStylePr>
     <w:tblStylePr w:type="nwCell">
       <w:rPr>
+        <w:rFonts w:eastAsia="黑体"/>
         <w:color w:themeColor="background1" w:val="FFFFFF"/>
       </w:rPr>
       <w:tblPr/>
@@ -8034,6 +8431,7 @@
         <w:spacing w:after="0" w:before="0" w:line="240" w:lineRule="auto"/>
       </w:pPr>
       <w:rPr>
+        <w:rFonts w:eastAsia="黑体"/>
         <w:b/>
         <w:bCs/>
         <w:color w:themeColor="background1" w:val="FFFFFF"/>
@@ -8056,6 +8454,7 @@
         <w:spacing w:after="0" w:before="0" w:line="240" w:lineRule="auto"/>
       </w:pPr>
       <w:rPr>
+        <w:rFonts w:eastAsia="黑体"/>
         <w:color w:val="auto"/>
       </w:rPr>
       <w:tblPr/>
@@ -8073,6 +8472,7 @@
     </w:tblStylePr>
     <w:tblStylePr w:type="firstCol">
       <w:rPr>
+        <w:rFonts w:eastAsia="黑体"/>
         <w:b/>
         <w:bCs/>
         <w:color w:themeColor="background1" w:val="FFFFFF"/>
@@ -8092,6 +8492,7 @@
     </w:tblStylePr>
     <w:tblStylePr w:type="lastCol">
       <w:rPr>
+        <w:rFonts w:eastAsia="黑体"/>
         <w:b/>
         <w:bCs/>
         <w:color w:themeColor="background1" w:val="FFFFFF"/>
@@ -8140,6 +8541,7 @@
     </w:tblStylePr>
     <w:tblStylePr w:type="nwCell">
       <w:rPr>
+        <w:rFonts w:eastAsia="黑体"/>
         <w:color w:themeColor="background1" w:val="FFFFFF"/>
       </w:rPr>
       <w:tblPr/>
@@ -8183,6 +8585,7 @@
         <w:spacing w:after="0" w:before="0" w:line="240" w:lineRule="auto"/>
       </w:pPr>
       <w:rPr>
+        <w:rFonts w:eastAsia="黑体"/>
         <w:b/>
         <w:bCs/>
         <w:color w:themeColor="background1" w:val="FFFFFF"/>
@@ -8205,6 +8608,7 @@
         <w:spacing w:after="0" w:before="0" w:line="240" w:lineRule="auto"/>
       </w:pPr>
       <w:rPr>
+        <w:rFonts w:eastAsia="黑体"/>
         <w:color w:val="auto"/>
       </w:rPr>
       <w:tblPr/>
@@ -8222,6 +8626,7 @@
     </w:tblStylePr>
     <w:tblStylePr w:type="firstCol">
       <w:rPr>
+        <w:rFonts w:eastAsia="黑体"/>
         <w:b/>
         <w:bCs/>
         <w:color w:themeColor="background1" w:val="FFFFFF"/>
@@ -8241,6 +8646,7 @@
     </w:tblStylePr>
     <w:tblStylePr w:type="lastCol">
       <w:rPr>
+        <w:rFonts w:eastAsia="黑体"/>
         <w:b/>
         <w:bCs/>
         <w:color w:themeColor="background1" w:val="FFFFFF"/>
@@ -8289,6 +8695,7 @@
     </w:tblStylePr>
     <w:tblStylePr w:type="nwCell">
       <w:rPr>
+        <w:rFonts w:eastAsia="黑体"/>
         <w:color w:themeColor="background1" w:val="FFFFFF"/>
       </w:rPr>
       <w:tblPr/>
@@ -8332,6 +8739,7 @@
         <w:spacing w:after="0" w:before="0" w:line="240" w:lineRule="auto"/>
       </w:pPr>
       <w:rPr>
+        <w:rFonts w:eastAsia="黑体"/>
         <w:b/>
         <w:bCs/>
         <w:color w:themeColor="background1" w:val="FFFFFF"/>
@@ -8354,6 +8762,7 @@
         <w:spacing w:after="0" w:before="0" w:line="240" w:lineRule="auto"/>
       </w:pPr>
       <w:rPr>
+        <w:rFonts w:eastAsia="黑体"/>
         <w:color w:val="auto"/>
       </w:rPr>
       <w:tblPr/>
@@ -8371,6 +8780,7 @@
     </w:tblStylePr>
     <w:tblStylePr w:type="firstCol">
       <w:rPr>
+        <w:rFonts w:eastAsia="黑体"/>
         <w:b/>
         <w:bCs/>
         <w:color w:themeColor="background1" w:val="FFFFFF"/>
@@ -8390,6 +8800,7 @@
     </w:tblStylePr>
     <w:tblStylePr w:type="lastCol">
       <w:rPr>
+        <w:rFonts w:eastAsia="黑体"/>
         <w:b/>
         <w:bCs/>
         <w:color w:themeColor="background1" w:val="FFFFFF"/>
@@ -8438,6 +8849,7 @@
     </w:tblStylePr>
     <w:tblStylePr w:type="nwCell">
       <w:rPr>
+        <w:rFonts w:eastAsia="黑体"/>
         <w:color w:themeColor="background1" w:val="FFFFFF"/>
       </w:rPr>
       <w:tblPr/>
@@ -8481,6 +8893,7 @@
         <w:spacing w:after="0" w:before="0" w:line="240" w:lineRule="auto"/>
       </w:pPr>
       <w:rPr>
+        <w:rFonts w:eastAsia="黑体"/>
         <w:b/>
         <w:bCs/>
         <w:color w:themeColor="background1" w:val="FFFFFF"/>
@@ -8503,6 +8916,7 @@
         <w:spacing w:after="0" w:before="0" w:line="240" w:lineRule="auto"/>
       </w:pPr>
       <w:rPr>
+        <w:rFonts w:eastAsia="黑体"/>
         <w:color w:val="auto"/>
       </w:rPr>
       <w:tblPr/>
@@ -8520,6 +8934,7 @@
     </w:tblStylePr>
     <w:tblStylePr w:type="firstCol">
       <w:rPr>
+        <w:rFonts w:eastAsia="黑体"/>
         <w:b/>
         <w:bCs/>
         <w:color w:themeColor="background1" w:val="FFFFFF"/>
@@ -8539,6 +8954,7 @@
     </w:tblStylePr>
     <w:tblStylePr w:type="lastCol">
       <w:rPr>
+        <w:rFonts w:eastAsia="黑体"/>
         <w:b/>
         <w:bCs/>
         <w:color w:themeColor="background1" w:val="FFFFFF"/>
@@ -8587,6 +9003,7 @@
     </w:tblStylePr>
     <w:tblStylePr w:type="nwCell">
       <w:rPr>
+        <w:rFonts w:eastAsia="黑体"/>
         <w:color w:themeColor="background1" w:val="FFFFFF"/>
       </w:rPr>
       <w:tblPr/>
@@ -8611,6 +9028,7 @@
       <w:spacing w:after="0" w:line="240" w:lineRule="auto"/>
     </w:pPr>
     <w:rPr>
+      <w:rFonts w:eastAsia="黑体"/>
       <w:color w:themeColor="text1" w:val="000000"/>
     </w:rPr>
     <w:tblPr>
@@ -8630,7 +9048,7 @@
     </w:tblPr>
     <w:tblStylePr w:type="firstRow">
       <w:rPr>
-        <w:rFonts w:asciiTheme="majorHAnsi" w:cstheme="majorBidi" w:eastAsiaTheme="majorEastAsia" w:hAnsiTheme="majorHAnsi"/>
+        <w:rFonts w:asciiTheme="majorHAnsi" w:cstheme="majorBidi" w:hAnsiTheme="majorHAnsi" w:eastAsia="黑体"/>
       </w:rPr>
       <w:tblPr/>
       <w:tcPr>
@@ -8642,6 +9060,7 @@
     </w:tblStylePr>
     <w:tblStylePr w:type="lastRow">
       <w:rPr>
+        <w:rFonts w:eastAsia="黑体"/>
         <w:b/>
         <w:bCs/>
         <w:color w:themeColor="text2" w:val="1F497D"/>
@@ -8656,12 +9075,14 @@
     </w:tblStylePr>
     <w:tblStylePr w:type="firstCol">
       <w:rPr>
+        <w:rFonts w:eastAsia="黑体"/>
         <w:b/>
         <w:bCs/>
       </w:rPr>
     </w:tblStylePr>
     <w:tblStylePr w:type="lastCol">
       <w:rPr>
+        <w:rFonts w:eastAsia="黑体"/>
         <w:b/>
         <w:bCs/>
       </w:rPr>
@@ -8695,6 +9116,7 @@
       <w:spacing w:after="0" w:line="240" w:lineRule="auto"/>
     </w:pPr>
     <w:rPr>
+      <w:rFonts w:eastAsia="黑体"/>
       <w:color w:themeColor="text1" w:val="000000"/>
     </w:rPr>
     <w:tblPr>
@@ -8714,7 +9136,7 @@
     </w:tblPr>
     <w:tblStylePr w:type="firstRow">
       <w:rPr>
-        <w:rFonts w:asciiTheme="majorHAnsi" w:cstheme="majorBidi" w:eastAsiaTheme="majorEastAsia" w:hAnsiTheme="majorHAnsi"/>
+        <w:rFonts w:asciiTheme="majorHAnsi" w:cstheme="majorBidi" w:hAnsiTheme="majorHAnsi" w:eastAsia="黑体"/>
       </w:rPr>
       <w:tblPr/>
       <w:tcPr>
@@ -8726,6 +9148,7 @@
     </w:tblStylePr>
     <w:tblStylePr w:type="lastRow">
       <w:rPr>
+        <w:rFonts w:eastAsia="黑体"/>
         <w:b/>
         <w:bCs/>
         <w:color w:themeColor="text2" w:val="1F497D"/>
@@ -8740,12 +9163,14 @@
     </w:tblStylePr>
     <w:tblStylePr w:type="firstCol">
       <w:rPr>
+        <w:rFonts w:eastAsia="黑体"/>
         <w:b/>
         <w:bCs/>
       </w:rPr>
     </w:tblStylePr>
     <w:tblStylePr w:type="lastCol">
       <w:rPr>
+        <w:rFonts w:eastAsia="黑体"/>
         <w:b/>
         <w:bCs/>
       </w:rPr>
@@ -8779,6 +9204,7 @@
       <w:spacing w:after="0" w:line="240" w:lineRule="auto"/>
     </w:pPr>
     <w:rPr>
+      <w:rFonts w:eastAsia="黑体"/>
       <w:color w:themeColor="text1" w:val="000000"/>
     </w:rPr>
     <w:tblPr>
@@ -8798,7 +9224,7 @@
     </w:tblPr>
     <w:tblStylePr w:type="firstRow">
       <w:rPr>
-        <w:rFonts w:asciiTheme="majorHAnsi" w:cstheme="majorBidi" w:eastAsiaTheme="majorEastAsia" w:hAnsiTheme="majorHAnsi"/>
+        <w:rFonts w:asciiTheme="majorHAnsi" w:cstheme="majorBidi" w:hAnsiTheme="majorHAnsi" w:eastAsia="黑体"/>
       </w:rPr>
       <w:tblPr/>
       <w:tcPr>
@@ -8810,6 +9236,7 @@
     </w:tblStylePr>
     <w:tblStylePr w:type="lastRow">
       <w:rPr>
+        <w:rFonts w:eastAsia="黑体"/>
         <w:b/>
         <w:bCs/>
         <w:color w:themeColor="text2" w:val="1F497D"/>
@@ -8824,12 +9251,14 @@
     </w:tblStylePr>
     <w:tblStylePr w:type="firstCol">
       <w:rPr>
+        <w:rFonts w:eastAsia="黑体"/>
         <w:b/>
         <w:bCs/>
       </w:rPr>
     </w:tblStylePr>
     <w:tblStylePr w:type="lastCol">
       <w:rPr>
+        <w:rFonts w:eastAsia="黑体"/>
         <w:b/>
         <w:bCs/>
       </w:rPr>
@@ -8863,6 +9292,7 @@
       <w:spacing w:after="0" w:line="240" w:lineRule="auto"/>
     </w:pPr>
     <w:rPr>
+      <w:rFonts w:eastAsia="黑体"/>
       <w:color w:themeColor="text1" w:val="000000"/>
     </w:rPr>
     <w:tblPr>
@@ -8882,7 +9312,7 @@
     </w:tblPr>
     <w:tblStylePr w:type="firstRow">
       <w:rPr>
-        <w:rFonts w:asciiTheme="majorHAnsi" w:cstheme="majorBidi" w:eastAsiaTheme="majorEastAsia" w:hAnsiTheme="majorHAnsi"/>
+        <w:rFonts w:asciiTheme="majorHAnsi" w:cstheme="majorBidi" w:hAnsiTheme="majorHAnsi" w:eastAsia="黑体"/>
       </w:rPr>
       <w:tblPr/>
       <w:tcPr>
@@ -8894,6 +9324,7 @@
     </w:tblStylePr>
     <w:tblStylePr w:type="lastRow">
       <w:rPr>
+        <w:rFonts w:eastAsia="黑体"/>
         <w:b/>
         <w:bCs/>
         <w:color w:themeColor="text2" w:val="1F497D"/>
@@ -8908,12 +9339,14 @@
     </w:tblStylePr>
     <w:tblStylePr w:type="firstCol">
       <w:rPr>
+        <w:rFonts w:eastAsia="黑体"/>
         <w:b/>
         <w:bCs/>
       </w:rPr>
     </w:tblStylePr>
     <w:tblStylePr w:type="lastCol">
       <w:rPr>
+        <w:rFonts w:eastAsia="黑体"/>
         <w:b/>
         <w:bCs/>
       </w:rPr>
@@ -8947,6 +9380,7 @@
       <w:spacing w:after="0" w:line="240" w:lineRule="auto"/>
     </w:pPr>
     <w:rPr>
+      <w:rFonts w:eastAsia="黑体"/>
       <w:color w:themeColor="text1" w:val="000000"/>
     </w:rPr>
     <w:tblPr>
@@ -8966,7 +9400,7 @@
     </w:tblPr>
     <w:tblStylePr w:type="firstRow">
       <w:rPr>
-        <w:rFonts w:asciiTheme="majorHAnsi" w:cstheme="majorBidi" w:eastAsiaTheme="majorEastAsia" w:hAnsiTheme="majorHAnsi"/>
+        <w:rFonts w:asciiTheme="majorHAnsi" w:cstheme="majorBidi" w:hAnsiTheme="majorHAnsi" w:eastAsia="黑体"/>
       </w:rPr>
       <w:tblPr/>
       <w:tcPr>
@@ -8978,6 +9412,7 @@
     </w:tblStylePr>
     <w:tblStylePr w:type="lastRow">
       <w:rPr>
+        <w:rFonts w:eastAsia="黑体"/>
         <w:b/>
         <w:bCs/>
         <w:color w:themeColor="text2" w:val="1F497D"/>
@@ -8992,12 +9427,14 @@
     </w:tblStylePr>
     <w:tblStylePr w:type="firstCol">
       <w:rPr>
+        <w:rFonts w:eastAsia="黑体"/>
         <w:b/>
         <w:bCs/>
       </w:rPr>
     </w:tblStylePr>
     <w:tblStylePr w:type="lastCol">
       <w:rPr>
+        <w:rFonts w:eastAsia="黑体"/>
         <w:b/>
         <w:bCs/>
       </w:rPr>
@@ -9031,6 +9468,7 @@
       <w:spacing w:after="0" w:line="240" w:lineRule="auto"/>
     </w:pPr>
     <w:rPr>
+      <w:rFonts w:eastAsia="黑体"/>
       <w:color w:themeColor="text1" w:val="000000"/>
     </w:rPr>
     <w:tblPr>
@@ -9050,7 +9488,7 @@
     </w:tblPr>
     <w:tblStylePr w:type="firstRow">
       <w:rPr>
-        <w:rFonts w:asciiTheme="majorHAnsi" w:cstheme="majorBidi" w:eastAsiaTheme="majorEastAsia" w:hAnsiTheme="majorHAnsi"/>
+        <w:rFonts w:asciiTheme="majorHAnsi" w:cstheme="majorBidi" w:hAnsiTheme="majorHAnsi" w:eastAsia="黑体"/>
       </w:rPr>
       <w:tblPr/>
       <w:tcPr>
@@ -9062,6 +9500,7 @@
     </w:tblStylePr>
     <w:tblStylePr w:type="lastRow">
       <w:rPr>
+        <w:rFonts w:eastAsia="黑体"/>
         <w:b/>
         <w:bCs/>
         <w:color w:themeColor="text2" w:val="1F497D"/>
@@ -9076,12 +9515,14 @@
     </w:tblStylePr>
     <w:tblStylePr w:type="firstCol">
       <w:rPr>
+        <w:rFonts w:eastAsia="黑体"/>
         <w:b/>
         <w:bCs/>
       </w:rPr>
     </w:tblStylePr>
     <w:tblStylePr w:type="lastCol">
       <w:rPr>
+        <w:rFonts w:eastAsia="黑体"/>
         <w:b/>
         <w:bCs/>
       </w:rPr>
@@ -9115,6 +9556,7 @@
       <w:spacing w:after="0" w:line="240" w:lineRule="auto"/>
     </w:pPr>
     <w:rPr>
+      <w:rFonts w:eastAsia="黑体"/>
       <w:color w:themeColor="text1" w:val="000000"/>
     </w:rPr>
     <w:tblPr>
@@ -9134,7 +9576,7 @@
     </w:tblPr>
     <w:tblStylePr w:type="firstRow">
       <w:rPr>
-        <w:rFonts w:asciiTheme="majorHAnsi" w:cstheme="majorBidi" w:eastAsiaTheme="majorEastAsia" w:hAnsiTheme="majorHAnsi"/>
+        <w:rFonts w:asciiTheme="majorHAnsi" w:cstheme="majorBidi" w:hAnsiTheme="majorHAnsi" w:eastAsia="黑体"/>
       </w:rPr>
       <w:tblPr/>
       <w:tcPr>
@@ -9146,6 +9588,7 @@
     </w:tblStylePr>
     <w:tblStylePr w:type="lastRow">
       <w:rPr>
+        <w:rFonts w:eastAsia="黑体"/>
         <w:b/>
         <w:bCs/>
         <w:color w:themeColor="text2" w:val="1F497D"/>
@@ -9160,12 +9603,14 @@
     </w:tblStylePr>
     <w:tblStylePr w:type="firstCol">
       <w:rPr>
+        <w:rFonts w:eastAsia="黑体"/>
         <w:b/>
         <w:bCs/>
       </w:rPr>
     </w:tblStylePr>
     <w:tblStylePr w:type="lastCol">
       <w:rPr>
+        <w:rFonts w:eastAsia="黑体"/>
         <w:b/>
         <w:bCs/>
       </w:rPr>
@@ -9199,7 +9644,7 @@
       <w:spacing w:after="0" w:line="240" w:lineRule="auto"/>
     </w:pPr>
     <w:rPr>
-      <w:rFonts w:asciiTheme="majorHAnsi" w:cstheme="majorBidi" w:eastAsiaTheme="majorEastAsia" w:hAnsiTheme="majorHAnsi"/>
+      <w:rFonts w:asciiTheme="majorHAnsi" w:cstheme="majorBidi" w:hAnsiTheme="majorHAnsi" w:eastAsia="黑体"/>
       <w:color w:themeColor="text1" w:val="000000"/>
     </w:rPr>
     <w:tblPr>
@@ -9221,6 +9666,7 @@
     </w:tblPr>
     <w:tblStylePr w:type="firstRow">
       <w:rPr>
+        <w:rFonts w:eastAsia="黑体"/>
         <w:sz w:val="24"/>
         <w:szCs w:val="24"/>
       </w:rPr>
@@ -9327,7 +9773,7 @@
       <w:spacing w:after="0" w:line="240" w:lineRule="auto"/>
     </w:pPr>
     <w:rPr>
-      <w:rFonts w:asciiTheme="majorHAnsi" w:cstheme="majorBidi" w:eastAsiaTheme="majorEastAsia" w:hAnsiTheme="majorHAnsi"/>
+      <w:rFonts w:asciiTheme="majorHAnsi" w:cstheme="majorBidi" w:hAnsiTheme="majorHAnsi" w:eastAsia="黑体"/>
       <w:color w:themeColor="text1" w:val="000000"/>
     </w:rPr>
     <w:tblPr>
@@ -9349,6 +9795,7 @@
     </w:tblPr>
     <w:tblStylePr w:type="firstRow">
       <w:rPr>
+        <w:rFonts w:eastAsia="黑体"/>
         <w:sz w:val="24"/>
         <w:szCs w:val="24"/>
       </w:rPr>
@@ -9455,7 +9902,7 @@
       <w:spacing w:after="0" w:line="240" w:lineRule="auto"/>
     </w:pPr>
     <w:rPr>
-      <w:rFonts w:asciiTheme="majorHAnsi" w:cstheme="majorBidi" w:eastAsiaTheme="majorEastAsia" w:hAnsiTheme="majorHAnsi"/>
+      <w:rFonts w:asciiTheme="majorHAnsi" w:cstheme="majorBidi" w:hAnsiTheme="majorHAnsi" w:eastAsia="黑体"/>
       <w:color w:themeColor="text1" w:val="000000"/>
     </w:rPr>
     <w:tblPr>
@@ -9477,6 +9924,7 @@
     </w:tblPr>
     <w:tblStylePr w:type="firstRow">
       <w:rPr>
+        <w:rFonts w:eastAsia="黑体"/>
         <w:sz w:val="24"/>
         <w:szCs w:val="24"/>
       </w:rPr>
@@ -9583,7 +10031,7 @@
       <w:spacing w:after="0" w:line="240" w:lineRule="auto"/>
     </w:pPr>
     <w:rPr>
-      <w:rFonts w:asciiTheme="majorHAnsi" w:cstheme="majorBidi" w:eastAsiaTheme="majorEastAsia" w:hAnsiTheme="majorHAnsi"/>
+      <w:rFonts w:asciiTheme="majorHAnsi" w:cstheme="majorBidi" w:hAnsiTheme="majorHAnsi" w:eastAsia="黑体"/>
       <w:color w:themeColor="text1" w:val="000000"/>
     </w:rPr>
     <w:tblPr>
@@ -9605,6 +10053,7 @@
     </w:tblPr>
     <w:tblStylePr w:type="firstRow">
       <w:rPr>
+        <w:rFonts w:eastAsia="黑体"/>
         <w:sz w:val="24"/>
         <w:szCs w:val="24"/>
       </w:rPr>
@@ -9711,7 +10160,7 @@
       <w:spacing w:after="0" w:line="240" w:lineRule="auto"/>
     </w:pPr>
     <w:rPr>
-      <w:rFonts w:asciiTheme="majorHAnsi" w:cstheme="majorBidi" w:eastAsiaTheme="majorEastAsia" w:hAnsiTheme="majorHAnsi"/>
+      <w:rFonts w:asciiTheme="majorHAnsi" w:cstheme="majorBidi" w:hAnsiTheme="majorHAnsi" w:eastAsia="黑体"/>
       <w:color w:themeColor="text1" w:val="000000"/>
     </w:rPr>
     <w:tblPr>
@@ -9733,6 +10182,7 @@
     </w:tblPr>
     <w:tblStylePr w:type="firstRow">
       <w:rPr>
+        <w:rFonts w:eastAsia="黑体"/>
         <w:sz w:val="24"/>
         <w:szCs w:val="24"/>
       </w:rPr>
@@ -9839,7 +10289,7 @@
       <w:spacing w:after="0" w:line="240" w:lineRule="auto"/>
     </w:pPr>
     <w:rPr>
-      <w:rFonts w:asciiTheme="majorHAnsi" w:cstheme="majorBidi" w:eastAsiaTheme="majorEastAsia" w:hAnsiTheme="majorHAnsi"/>
+      <w:rFonts w:asciiTheme="majorHAnsi" w:cstheme="majorBidi" w:hAnsiTheme="majorHAnsi" w:eastAsia="黑体"/>
       <w:color w:themeColor="text1" w:val="000000"/>
     </w:rPr>
     <w:tblPr>
@@ -9861,6 +10311,7 @@
     </w:tblPr>
     <w:tblStylePr w:type="firstRow">
       <w:rPr>
+        <w:rFonts w:eastAsia="黑体"/>
         <w:sz w:val="24"/>
         <w:szCs w:val="24"/>
       </w:rPr>
@@ -9967,7 +10418,7 @@
       <w:spacing w:after="0" w:line="240" w:lineRule="auto"/>
     </w:pPr>
     <w:rPr>
-      <w:rFonts w:asciiTheme="majorHAnsi" w:cstheme="majorBidi" w:eastAsiaTheme="majorEastAsia" w:hAnsiTheme="majorHAnsi"/>
+      <w:rFonts w:asciiTheme="majorHAnsi" w:cstheme="majorBidi" w:hAnsiTheme="majorHAnsi" w:eastAsia="黑体"/>
       <w:color w:themeColor="text1" w:val="000000"/>
     </w:rPr>
     <w:tblPr>
@@ -9989,6 +10440,7 @@
     </w:tblPr>
     <w:tblStylePr w:type="firstRow">
       <w:rPr>
+        <w:rFonts w:eastAsia="黑体"/>
         <w:sz w:val="24"/>
         <w:szCs w:val="24"/>
       </w:rPr>
@@ -10118,12 +10570,14 @@
     </w:tcPr>
     <w:tblStylePr w:type="firstRow">
       <w:rPr>
+        <w:rFonts w:eastAsia="黑体"/>
         <w:b/>
         <w:bCs/>
       </w:rPr>
     </w:tblStylePr>
     <w:tblStylePr w:type="lastRow">
       <w:rPr>
+        <w:rFonts w:eastAsia="黑体"/>
         <w:b/>
         <w:bCs/>
       </w:rPr>
@@ -10136,12 +10590,14 @@
     </w:tblStylePr>
     <w:tblStylePr w:type="firstCol">
       <w:rPr>
+        <w:rFonts w:eastAsia="黑体"/>
         <w:b/>
         <w:bCs/>
       </w:rPr>
     </w:tblStylePr>
     <w:tblStylePr w:type="lastCol">
       <w:rPr>
+        <w:rFonts w:eastAsia="黑体"/>
         <w:b/>
         <w:bCs/>
       </w:rPr>
@@ -10191,12 +10647,14 @@
     </w:tcPr>
     <w:tblStylePr w:type="firstRow">
       <w:rPr>
+        <w:rFonts w:eastAsia="黑体"/>
         <w:b/>
         <w:bCs/>
       </w:rPr>
     </w:tblStylePr>
     <w:tblStylePr w:type="lastRow">
       <w:rPr>
+        <w:rFonts w:eastAsia="黑体"/>
         <w:b/>
         <w:bCs/>
       </w:rPr>
@@ -10209,12 +10667,14 @@
     </w:tblStylePr>
     <w:tblStylePr w:type="firstCol">
       <w:rPr>
+        <w:rFonts w:eastAsia="黑体"/>
         <w:b/>
         <w:bCs/>
       </w:rPr>
     </w:tblStylePr>
     <w:tblStylePr w:type="lastCol">
       <w:rPr>
+        <w:rFonts w:eastAsia="黑体"/>
         <w:b/>
         <w:bCs/>
       </w:rPr>
@@ -10264,12 +10724,14 @@
     </w:tcPr>
     <w:tblStylePr w:type="firstRow">
       <w:rPr>
+        <w:rFonts w:eastAsia="黑体"/>
         <w:b/>
         <w:bCs/>
       </w:rPr>
     </w:tblStylePr>
     <w:tblStylePr w:type="lastRow">
       <w:rPr>
+        <w:rFonts w:eastAsia="黑体"/>
         <w:b/>
         <w:bCs/>
       </w:rPr>
@@ -10282,12 +10744,14 @@
     </w:tblStylePr>
     <w:tblStylePr w:type="firstCol">
       <w:rPr>
+        <w:rFonts w:eastAsia="黑体"/>
         <w:b/>
         <w:bCs/>
       </w:rPr>
     </w:tblStylePr>
     <w:tblStylePr w:type="lastCol">
       <w:rPr>
+        <w:rFonts w:eastAsia="黑体"/>
         <w:b/>
         <w:bCs/>
       </w:rPr>
@@ -10337,12 +10801,14 @@
     </w:tcPr>
     <w:tblStylePr w:type="firstRow">
       <w:rPr>
+        <w:rFonts w:eastAsia="黑体"/>
         <w:b/>
         <w:bCs/>
       </w:rPr>
     </w:tblStylePr>
     <w:tblStylePr w:type="lastRow">
       <w:rPr>
+        <w:rFonts w:eastAsia="黑体"/>
         <w:b/>
         <w:bCs/>
       </w:rPr>
@@ -10355,12 +10821,14 @@
     </w:tblStylePr>
     <w:tblStylePr w:type="firstCol">
       <w:rPr>
+        <w:rFonts w:eastAsia="黑体"/>
         <w:b/>
         <w:bCs/>
       </w:rPr>
     </w:tblStylePr>
     <w:tblStylePr w:type="lastCol">
       <w:rPr>
+        <w:rFonts w:eastAsia="黑体"/>
         <w:b/>
         <w:bCs/>
       </w:rPr>
@@ -10410,12 +10878,14 @@
     </w:tcPr>
     <w:tblStylePr w:type="firstRow">
       <w:rPr>
+        <w:rFonts w:eastAsia="黑体"/>
         <w:b/>
         <w:bCs/>
       </w:rPr>
     </w:tblStylePr>
     <w:tblStylePr w:type="lastRow">
       <w:rPr>
+        <w:rFonts w:eastAsia="黑体"/>
         <w:b/>
         <w:bCs/>
       </w:rPr>
@@ -10428,12 +10898,14 @@
     </w:tblStylePr>
     <w:tblStylePr w:type="firstCol">
       <w:rPr>
+        <w:rFonts w:eastAsia="黑体"/>
         <w:b/>
         <w:bCs/>
       </w:rPr>
     </w:tblStylePr>
     <w:tblStylePr w:type="lastCol">
       <w:rPr>
+        <w:rFonts w:eastAsia="黑体"/>
         <w:b/>
         <w:bCs/>
       </w:rPr>
@@ -10483,12 +10955,14 @@
     </w:tcPr>
     <w:tblStylePr w:type="firstRow">
       <w:rPr>
+        <w:rFonts w:eastAsia="黑体"/>
         <w:b/>
         <w:bCs/>
       </w:rPr>
     </w:tblStylePr>
     <w:tblStylePr w:type="lastRow">
       <w:rPr>
+        <w:rFonts w:eastAsia="黑体"/>
         <w:b/>
         <w:bCs/>
       </w:rPr>
@@ -10501,12 +10975,14 @@
     </w:tblStylePr>
     <w:tblStylePr w:type="firstCol">
       <w:rPr>
+        <w:rFonts w:eastAsia="黑体"/>
         <w:b/>
         <w:bCs/>
       </w:rPr>
     </w:tblStylePr>
     <w:tblStylePr w:type="lastCol">
       <w:rPr>
+        <w:rFonts w:eastAsia="黑体"/>
         <w:b/>
         <w:bCs/>
       </w:rPr>
@@ -10556,12 +11032,14 @@
     </w:tcPr>
     <w:tblStylePr w:type="firstRow">
       <w:rPr>
+        <w:rFonts w:eastAsia="黑体"/>
         <w:b/>
         <w:bCs/>
       </w:rPr>
     </w:tblStylePr>
     <w:tblStylePr w:type="lastRow">
       <w:rPr>
+        <w:rFonts w:eastAsia="黑体"/>
         <w:b/>
         <w:bCs/>
       </w:rPr>
@@ -10574,12 +11052,14 @@
     </w:tblStylePr>
     <w:tblStylePr w:type="firstCol">
       <w:rPr>
+        <w:rFonts w:eastAsia="黑体"/>
         <w:b/>
         <w:bCs/>
       </w:rPr>
     </w:tblStylePr>
     <w:tblStylePr w:type="lastCol">
       <w:rPr>
+        <w:rFonts w:eastAsia="黑体"/>
         <w:b/>
         <w:bCs/>
       </w:rPr>
@@ -10606,7 +11086,7 @@
       <w:spacing w:after="0" w:line="240" w:lineRule="auto"/>
     </w:pPr>
     <w:rPr>
-      <w:rFonts w:asciiTheme="majorHAnsi" w:cstheme="majorBidi" w:eastAsiaTheme="majorEastAsia" w:hAnsiTheme="majorHAnsi"/>
+      <w:rFonts w:asciiTheme="majorHAnsi" w:cstheme="majorBidi" w:hAnsiTheme="majorHAnsi" w:eastAsia="黑体"/>
       <w:color w:themeColor="text1" w:val="000000"/>
     </w:rPr>
     <w:tblPr>
@@ -10633,6 +11113,7 @@
     </w:tcPr>
     <w:tblStylePr w:type="firstRow">
       <w:rPr>
+        <w:rFonts w:eastAsia="黑体"/>
         <w:b/>
         <w:bCs/>
         <w:color w:themeColor="text1" w:val="000000"/>
@@ -10644,6 +11125,7 @@
     </w:tblStylePr>
     <w:tblStylePr w:type="lastRow">
       <w:rPr>
+        <w:rFonts w:eastAsia="黑体"/>
         <w:b/>
         <w:bCs/>
         <w:color w:themeColor="text1" w:val="000000"/>
@@ -10663,6 +11145,7 @@
     </w:tblStylePr>
     <w:tblStylePr w:type="firstCol">
       <w:rPr>
+        <w:rFonts w:eastAsia="黑体"/>
         <w:b/>
         <w:bCs/>
         <w:color w:themeColor="text1" w:val="000000"/>
@@ -10682,6 +11165,7 @@
     </w:tblStylePr>
     <w:tblStylePr w:type="lastCol">
       <w:rPr>
+        <w:rFonts w:eastAsia="黑体"/>
         <w:b w:val="0"/>
         <w:bCs w:val="0"/>
         <w:color w:themeColor="text1" w:val="000000"/>
@@ -10731,7 +11215,7 @@
       <w:spacing w:after="0" w:line="240" w:lineRule="auto"/>
     </w:pPr>
     <w:rPr>
-      <w:rFonts w:asciiTheme="majorHAnsi" w:cstheme="majorBidi" w:eastAsiaTheme="majorEastAsia" w:hAnsiTheme="majorHAnsi"/>
+      <w:rFonts w:asciiTheme="majorHAnsi" w:cstheme="majorBidi" w:hAnsiTheme="majorHAnsi" w:eastAsia="黑体"/>
       <w:color w:themeColor="text1" w:val="000000"/>
     </w:rPr>
     <w:tblPr>
@@ -10758,6 +11242,7 @@
     </w:tcPr>
     <w:tblStylePr w:type="firstRow">
       <w:rPr>
+        <w:rFonts w:eastAsia="黑体"/>
         <w:b/>
         <w:bCs/>
         <w:color w:themeColor="text1" w:val="000000"/>
@@ -10769,6 +11254,7 @@
     </w:tblStylePr>
     <w:tblStylePr w:type="lastRow">
       <w:rPr>
+        <w:rFonts w:eastAsia="黑体"/>
         <w:b/>
         <w:bCs/>
         <w:color w:themeColor="text1" w:val="000000"/>
@@ -10788,6 +11274,7 @@
     </w:tblStylePr>
     <w:tblStylePr w:type="firstCol">
       <w:rPr>
+        <w:rFonts w:eastAsia="黑体"/>
         <w:b/>
         <w:bCs/>
         <w:color w:themeColor="text1" w:val="000000"/>
@@ -10807,6 +11294,7 @@
     </w:tblStylePr>
     <w:tblStylePr w:type="lastCol">
       <w:rPr>
+        <w:rFonts w:eastAsia="黑体"/>
         <w:b w:val="0"/>
         <w:bCs w:val="0"/>
         <w:color w:themeColor="text1" w:val="000000"/>
@@ -10856,7 +11344,7 @@
       <w:spacing w:after="0" w:line="240" w:lineRule="auto"/>
     </w:pPr>
     <w:rPr>
-      <w:rFonts w:asciiTheme="majorHAnsi" w:cstheme="majorBidi" w:eastAsiaTheme="majorEastAsia" w:hAnsiTheme="majorHAnsi"/>
+      <w:rFonts w:asciiTheme="majorHAnsi" w:cstheme="majorBidi" w:hAnsiTheme="majorHAnsi" w:eastAsia="黑体"/>
       <w:color w:themeColor="text1" w:val="000000"/>
     </w:rPr>
     <w:tblPr>
@@ -10883,6 +11371,7 @@
     </w:tcPr>
     <w:tblStylePr w:type="firstRow">
       <w:rPr>
+        <w:rFonts w:eastAsia="黑体"/>
         <w:b/>
         <w:bCs/>
         <w:color w:themeColor="text1" w:val="000000"/>
@@ -10894,6 +11383,7 @@
     </w:tblStylePr>
     <w:tblStylePr w:type="lastRow">
       <w:rPr>
+        <w:rFonts w:eastAsia="黑体"/>
         <w:b/>
         <w:bCs/>
         <w:color w:themeColor="text1" w:val="000000"/>
@@ -10913,6 +11403,7 @@
     </w:tblStylePr>
     <w:tblStylePr w:type="firstCol">
       <w:rPr>
+        <w:rFonts w:eastAsia="黑体"/>
         <w:b/>
         <w:bCs/>
         <w:color w:themeColor="text1" w:val="000000"/>
@@ -10932,6 +11423,7 @@
     </w:tblStylePr>
     <w:tblStylePr w:type="lastCol">
       <w:rPr>
+        <w:rFonts w:eastAsia="黑体"/>
         <w:b w:val="0"/>
         <w:bCs w:val="0"/>
         <w:color w:themeColor="text1" w:val="000000"/>
@@ -10981,7 +11473,7 @@
       <w:spacing w:after="0" w:line="240" w:lineRule="auto"/>
     </w:pPr>
     <w:rPr>
-      <w:rFonts w:asciiTheme="majorHAnsi" w:cstheme="majorBidi" w:eastAsiaTheme="majorEastAsia" w:hAnsiTheme="majorHAnsi"/>
+      <w:rFonts w:asciiTheme="majorHAnsi" w:cstheme="majorBidi" w:hAnsiTheme="majorHAnsi" w:eastAsia="黑体"/>
       <w:color w:themeColor="text1" w:val="000000"/>
     </w:rPr>
     <w:tblPr>
@@ -11008,6 +11500,7 @@
     </w:tcPr>
     <w:tblStylePr w:type="firstRow">
       <w:rPr>
+        <w:rFonts w:eastAsia="黑体"/>
         <w:b/>
         <w:bCs/>
         <w:color w:themeColor="text1" w:val="000000"/>
@@ -11019,6 +11512,7 @@
     </w:tblStylePr>
     <w:tblStylePr w:type="lastRow">
       <w:rPr>
+        <w:rFonts w:eastAsia="黑体"/>
         <w:b/>
         <w:bCs/>
         <w:color w:themeColor="text1" w:val="000000"/>
@@ -11038,6 +11532,7 @@
     </w:tblStylePr>
     <w:tblStylePr w:type="firstCol">
       <w:rPr>
+        <w:rFonts w:eastAsia="黑体"/>
         <w:b/>
         <w:bCs/>
         <w:color w:themeColor="text1" w:val="000000"/>
@@ -11057,6 +11552,7 @@
     </w:tblStylePr>
     <w:tblStylePr w:type="lastCol">
       <w:rPr>
+        <w:rFonts w:eastAsia="黑体"/>
         <w:b w:val="0"/>
         <w:bCs w:val="0"/>
         <w:color w:themeColor="text1" w:val="000000"/>
@@ -11106,7 +11602,7 @@
       <w:spacing w:after="0" w:line="240" w:lineRule="auto"/>
     </w:pPr>
     <w:rPr>
-      <w:rFonts w:asciiTheme="majorHAnsi" w:cstheme="majorBidi" w:eastAsiaTheme="majorEastAsia" w:hAnsiTheme="majorHAnsi"/>
+      <w:rFonts w:asciiTheme="majorHAnsi" w:cstheme="majorBidi" w:hAnsiTheme="majorHAnsi" w:eastAsia="黑体"/>
       <w:color w:themeColor="text1" w:val="000000"/>
     </w:rPr>
     <w:tblPr>
@@ -11133,6 +11629,7 @@
     </w:tcPr>
     <w:tblStylePr w:type="firstRow">
       <w:rPr>
+        <w:rFonts w:eastAsia="黑体"/>
         <w:b/>
         <w:bCs/>
         <w:color w:themeColor="text1" w:val="000000"/>
@@ -11144,6 +11641,7 @@
     </w:tblStylePr>
     <w:tblStylePr w:type="lastRow">
       <w:rPr>
+        <w:rFonts w:eastAsia="黑体"/>
         <w:b/>
         <w:bCs/>
         <w:color w:themeColor="text1" w:val="000000"/>
@@ -11163,6 +11661,7 @@
     </w:tblStylePr>
     <w:tblStylePr w:type="firstCol">
       <w:rPr>
+        <w:rFonts w:eastAsia="黑体"/>
         <w:b/>
         <w:bCs/>
         <w:color w:themeColor="text1" w:val="000000"/>
@@ -11182,6 +11681,7 @@
     </w:tblStylePr>
     <w:tblStylePr w:type="lastCol">
       <w:rPr>
+        <w:rFonts w:eastAsia="黑体"/>
         <w:b w:val="0"/>
         <w:bCs w:val="0"/>
         <w:color w:themeColor="text1" w:val="000000"/>
@@ -11231,7 +11731,7 @@
       <w:spacing w:after="0" w:line="240" w:lineRule="auto"/>
     </w:pPr>
     <w:rPr>
-      <w:rFonts w:asciiTheme="majorHAnsi" w:cstheme="majorBidi" w:eastAsiaTheme="majorEastAsia" w:hAnsiTheme="majorHAnsi"/>
+      <w:rFonts w:asciiTheme="majorHAnsi" w:cstheme="majorBidi" w:hAnsiTheme="majorHAnsi" w:eastAsia="黑体"/>
       <w:color w:themeColor="text1" w:val="000000"/>
     </w:rPr>
     <w:tblPr>
@@ -11258,6 +11758,7 @@
     </w:tcPr>
     <w:tblStylePr w:type="firstRow">
       <w:rPr>
+        <w:rFonts w:eastAsia="黑体"/>
         <w:b/>
         <w:bCs/>
         <w:color w:themeColor="text1" w:val="000000"/>
@@ -11269,6 +11770,7 @@
     </w:tblStylePr>
     <w:tblStylePr w:type="lastRow">
       <w:rPr>
+        <w:rFonts w:eastAsia="黑体"/>
         <w:b/>
         <w:bCs/>
         <w:color w:themeColor="text1" w:val="000000"/>
@@ -11288,6 +11790,7 @@
     </w:tblStylePr>
     <w:tblStylePr w:type="firstCol">
       <w:rPr>
+        <w:rFonts w:eastAsia="黑体"/>
         <w:b/>
         <w:bCs/>
         <w:color w:themeColor="text1" w:val="000000"/>
@@ -11307,6 +11810,7 @@
     </w:tblStylePr>
     <w:tblStylePr w:type="lastCol">
       <w:rPr>
+        <w:rFonts w:eastAsia="黑体"/>
         <w:b w:val="0"/>
         <w:bCs w:val="0"/>
         <w:color w:themeColor="text1" w:val="000000"/>
@@ -11356,7 +11860,7 @@
       <w:spacing w:after="0" w:line="240" w:lineRule="auto"/>
     </w:pPr>
     <w:rPr>
-      <w:rFonts w:asciiTheme="majorHAnsi" w:cstheme="majorBidi" w:eastAsiaTheme="majorEastAsia" w:hAnsiTheme="majorHAnsi"/>
+      <w:rFonts w:asciiTheme="majorHAnsi" w:cstheme="majorBidi" w:hAnsiTheme="majorHAnsi" w:eastAsia="黑体"/>
       <w:color w:themeColor="text1" w:val="000000"/>
     </w:rPr>
     <w:tblPr>
@@ -11383,6 +11887,7 @@
     </w:tcPr>
     <w:tblStylePr w:type="firstRow">
       <w:rPr>
+        <w:rFonts w:eastAsia="黑体"/>
         <w:b/>
         <w:bCs/>
         <w:color w:themeColor="text1" w:val="000000"/>
@@ -11394,6 +11899,7 @@
     </w:tblStylePr>
     <w:tblStylePr w:type="lastRow">
       <w:rPr>
+        <w:rFonts w:eastAsia="黑体"/>
         <w:b/>
         <w:bCs/>
         <w:color w:themeColor="text1" w:val="000000"/>
@@ -11413,6 +11919,7 @@
     </w:tblStylePr>
     <w:tblStylePr w:type="firstCol">
       <w:rPr>
+        <w:rFonts w:eastAsia="黑体"/>
         <w:b/>
         <w:bCs/>
         <w:color w:themeColor="text1" w:val="000000"/>
@@ -11432,6 +11939,7 @@
     </w:tblStylePr>
     <w:tblStylePr w:type="lastCol">
       <w:rPr>
+        <w:rFonts w:eastAsia="黑体"/>
         <w:b w:val="0"/>
         <w:bCs w:val="0"/>
         <w:color w:themeColor="text1" w:val="000000"/>
@@ -11504,6 +12012,7 @@
     </w:tcPr>
     <w:tblStylePr w:type="firstRow">
       <w:rPr>
+        <w:rFonts w:eastAsia="黑体"/>
         <w:b/>
         <w:bCs/>
         <w:i w:val="0"/>
@@ -11525,6 +12034,7 @@
     </w:tblStylePr>
     <w:tblStylePr w:type="lastRow">
       <w:rPr>
+        <w:rFonts w:eastAsia="黑体"/>
         <w:b/>
         <w:bCs/>
         <w:i w:val="0"/>
@@ -11546,6 +12056,7 @@
     </w:tblStylePr>
     <w:tblStylePr w:type="firstCol">
       <w:rPr>
+        <w:rFonts w:eastAsia="黑体"/>
         <w:b/>
         <w:bCs/>
         <w:i w:val="0"/>
@@ -11565,6 +12076,7 @@
     </w:tblStylePr>
     <w:tblStylePr w:type="lastCol">
       <w:rPr>
+        <w:rFonts w:eastAsia="黑体"/>
         <w:b/>
         <w:bCs/>
         <w:i w:val="0"/>
@@ -11645,6 +12157,7 @@
     </w:tcPr>
     <w:tblStylePr w:type="firstRow">
       <w:rPr>
+        <w:rFonts w:eastAsia="黑体"/>
         <w:b/>
         <w:bCs/>
         <w:i w:val="0"/>
@@ -11666,6 +12179,7 @@
     </w:tblStylePr>
     <w:tblStylePr w:type="lastRow">
       <w:rPr>
+        <w:rFonts w:eastAsia="黑体"/>
         <w:b/>
         <w:bCs/>
         <w:i w:val="0"/>
@@ -11687,6 +12201,7 @@
     </w:tblStylePr>
     <w:tblStylePr w:type="firstCol">
       <w:rPr>
+        <w:rFonts w:eastAsia="黑体"/>
         <w:b/>
         <w:bCs/>
         <w:i w:val="0"/>
@@ -11706,6 +12221,7 @@
     </w:tblStylePr>
     <w:tblStylePr w:type="lastCol">
       <w:rPr>
+        <w:rFonts w:eastAsia="黑体"/>
         <w:b/>
         <w:bCs/>
         <w:i w:val="0"/>
@@ -11786,6 +12302,7 @@
     </w:tcPr>
     <w:tblStylePr w:type="firstRow">
       <w:rPr>
+        <w:rFonts w:eastAsia="黑体"/>
         <w:b/>
         <w:bCs/>
         <w:i w:val="0"/>
@@ -11807,6 +12324,7 @@
     </w:tblStylePr>
     <w:tblStylePr w:type="lastRow">
       <w:rPr>
+        <w:rFonts w:eastAsia="黑体"/>
         <w:b/>
         <w:bCs/>
         <w:i w:val="0"/>
@@ -11828,6 +12346,7 @@
     </w:tblStylePr>
     <w:tblStylePr w:type="firstCol">
       <w:rPr>
+        <w:rFonts w:eastAsia="黑体"/>
         <w:b/>
         <w:bCs/>
         <w:i w:val="0"/>
@@ -11847,6 +12366,7 @@
     </w:tblStylePr>
     <w:tblStylePr w:type="lastCol">
       <w:rPr>
+        <w:rFonts w:eastAsia="黑体"/>
         <w:b/>
         <w:bCs/>
         <w:i w:val="0"/>
@@ -11927,6 +12447,7 @@
     </w:tcPr>
     <w:tblStylePr w:type="firstRow">
       <w:rPr>
+        <w:rFonts w:eastAsia="黑体"/>
         <w:b/>
         <w:bCs/>
         <w:i w:val="0"/>
@@ -11948,6 +12469,7 @@
     </w:tblStylePr>
     <w:tblStylePr w:type="lastRow">
       <w:rPr>
+        <w:rFonts w:eastAsia="黑体"/>
         <w:b/>
         <w:bCs/>
         <w:i w:val="0"/>
@@ -11969,6 +12491,7 @@
     </w:tblStylePr>
     <w:tblStylePr w:type="firstCol">
       <w:rPr>
+        <w:rFonts w:eastAsia="黑体"/>
         <w:b/>
         <w:bCs/>
         <w:i w:val="0"/>
@@ -11988,6 +12511,7 @@
     </w:tblStylePr>
     <w:tblStylePr w:type="lastCol">
       <w:rPr>
+        <w:rFonts w:eastAsia="黑体"/>
         <w:b/>
         <w:bCs/>
         <w:i w:val="0"/>
@@ -12068,6 +12592,7 @@
     </w:tcPr>
     <w:tblStylePr w:type="firstRow">
       <w:rPr>
+        <w:rFonts w:eastAsia="黑体"/>
         <w:b/>
         <w:bCs/>
         <w:i w:val="0"/>
@@ -12089,6 +12614,7 @@
     </w:tblStylePr>
     <w:tblStylePr w:type="lastRow">
       <w:rPr>
+        <w:rFonts w:eastAsia="黑体"/>
         <w:b/>
         <w:bCs/>
         <w:i w:val="0"/>
@@ -12110,6 +12636,7 @@
     </w:tblStylePr>
     <w:tblStylePr w:type="firstCol">
       <w:rPr>
+        <w:rFonts w:eastAsia="黑体"/>
         <w:b/>
         <w:bCs/>
         <w:i w:val="0"/>
@@ -12129,6 +12656,7 @@
     </w:tblStylePr>
     <w:tblStylePr w:type="lastCol">
       <w:rPr>
+        <w:rFonts w:eastAsia="黑体"/>
         <w:b/>
         <w:bCs/>
         <w:i w:val="0"/>
@@ -12209,6 +12737,7 @@
     </w:tcPr>
     <w:tblStylePr w:type="firstRow">
       <w:rPr>
+        <w:rFonts w:eastAsia="黑体"/>
         <w:b/>
         <w:bCs/>
         <w:i w:val="0"/>
@@ -12230,6 +12759,7 @@
     </w:tblStylePr>
     <w:tblStylePr w:type="lastRow">
       <w:rPr>
+        <w:rFonts w:eastAsia="黑体"/>
         <w:b/>
         <w:bCs/>
         <w:i w:val="0"/>
@@ -12251,6 +12781,7 @@
     </w:tblStylePr>
     <w:tblStylePr w:type="firstCol">
       <w:rPr>
+        <w:rFonts w:eastAsia="黑体"/>
         <w:b/>
         <w:bCs/>
         <w:i w:val="0"/>
@@ -12270,6 +12801,7 @@
     </w:tblStylePr>
     <w:tblStylePr w:type="lastCol">
       <w:rPr>
+        <w:rFonts w:eastAsia="黑体"/>
         <w:b/>
         <w:bCs/>
         <w:i w:val="0"/>
@@ -12350,6 +12882,7 @@
     </w:tcPr>
     <w:tblStylePr w:type="firstRow">
       <w:rPr>
+        <w:rFonts w:eastAsia="黑体"/>
         <w:b/>
         <w:bCs/>
         <w:i w:val="0"/>
@@ -12371,6 +12904,7 @@
     </w:tblStylePr>
     <w:tblStylePr w:type="lastRow">
       <w:rPr>
+        <w:rFonts w:eastAsia="黑体"/>
         <w:b/>
         <w:bCs/>
         <w:i w:val="0"/>
@@ -12392,6 +12926,7 @@
     </w:tblStylePr>
     <w:tblStylePr w:type="firstCol">
       <w:rPr>
+        <w:rFonts w:eastAsia="黑体"/>
         <w:b/>
         <w:bCs/>
         <w:i w:val="0"/>
@@ -12411,6 +12946,7 @@
     </w:tblStylePr>
     <w:tblStylePr w:type="lastCol">
       <w:rPr>
+        <w:rFonts w:eastAsia="黑体"/>
         <w:b/>
         <w:bCs/>
         <w:i w:val="0"/>
@@ -12468,6 +13004,7 @@
       <w:spacing w:after="0" w:line="240" w:lineRule="auto"/>
     </w:pPr>
     <w:rPr>
+      <w:rFonts w:eastAsia="黑体"/>
       <w:color w:themeColor="background1" w:val="FFFFFF"/>
     </w:rPr>
     <w:tblPr>
@@ -12486,6 +13023,7 @@
     </w:tcPr>
     <w:tblStylePr w:type="firstRow">
       <w:rPr>
+        <w:rFonts w:eastAsia="黑体"/>
         <w:b/>
         <w:bCs/>
       </w:rPr>
@@ -12582,6 +13120,7 @@
       <w:spacing w:after="0" w:line="240" w:lineRule="auto"/>
     </w:pPr>
     <w:rPr>
+      <w:rFonts w:eastAsia="黑体"/>
       <w:color w:themeColor="background1" w:val="FFFFFF"/>
     </w:rPr>
     <w:tblPr>
@@ -12600,6 +13139,7 @@
     </w:tcPr>
     <w:tblStylePr w:type="firstRow">
       <w:rPr>
+        <w:rFonts w:eastAsia="黑体"/>
         <w:b/>
         <w:bCs/>
       </w:rPr>
@@ -12696,6 +13236,7 @@
       <w:spacing w:after="0" w:line="240" w:lineRule="auto"/>
     </w:pPr>
     <w:rPr>
+      <w:rFonts w:eastAsia="黑体"/>
       <w:color w:themeColor="background1" w:val="FFFFFF"/>
     </w:rPr>
     <w:tblPr>
@@ -12714,6 +13255,7 @@
     </w:tcPr>
     <w:tblStylePr w:type="firstRow">
       <w:rPr>
+        <w:rFonts w:eastAsia="黑体"/>
         <w:b/>
         <w:bCs/>
       </w:rPr>
@@ -12810,6 +13352,7 @@
       <w:spacing w:after="0" w:line="240" w:lineRule="auto"/>
     </w:pPr>
     <w:rPr>
+      <w:rFonts w:eastAsia="黑体"/>
       <w:color w:themeColor="background1" w:val="FFFFFF"/>
     </w:rPr>
     <w:tblPr>
@@ -12828,6 +13371,7 @@
     </w:tcPr>
     <w:tblStylePr w:type="firstRow">
       <w:rPr>
+        <w:rFonts w:eastAsia="黑体"/>
         <w:b/>
         <w:bCs/>
       </w:rPr>
@@ -12924,6 +13468,7 @@
       <w:spacing w:after="0" w:line="240" w:lineRule="auto"/>
     </w:pPr>
     <w:rPr>
+      <w:rFonts w:eastAsia="黑体"/>
       <w:color w:themeColor="background1" w:val="FFFFFF"/>
     </w:rPr>
     <w:tblPr>
@@ -12942,6 +13487,7 @@
     </w:tcPr>
     <w:tblStylePr w:type="firstRow">
       <w:rPr>
+        <w:rFonts w:eastAsia="黑体"/>
         <w:b/>
         <w:bCs/>
       </w:rPr>
@@ -13038,6 +13584,7 @@
       <w:spacing w:after="0" w:line="240" w:lineRule="auto"/>
     </w:pPr>
     <w:rPr>
+      <w:rFonts w:eastAsia="黑体"/>
       <w:color w:themeColor="background1" w:val="FFFFFF"/>
     </w:rPr>
     <w:tblPr>
@@ -13056,6 +13603,7 @@
     </w:tcPr>
     <w:tblStylePr w:type="firstRow">
       <w:rPr>
+        <w:rFonts w:eastAsia="黑体"/>
         <w:b/>
         <w:bCs/>
       </w:rPr>
@@ -13152,6 +13700,7 @@
       <w:spacing w:after="0" w:line="240" w:lineRule="auto"/>
     </w:pPr>
     <w:rPr>
+      <w:rFonts w:eastAsia="黑体"/>
       <w:color w:themeColor="background1" w:val="FFFFFF"/>
     </w:rPr>
     <w:tblPr>
@@ -13170,6 +13719,7 @@
     </w:tcPr>
     <w:tblStylePr w:type="firstRow">
       <w:rPr>
+        <w:rFonts w:eastAsia="黑体"/>
         <w:b/>
         <w:bCs/>
       </w:rPr>
@@ -13266,6 +13816,7 @@
       <w:spacing w:after="0" w:line="240" w:lineRule="auto"/>
     </w:pPr>
     <w:rPr>
+      <w:rFonts w:eastAsia="黑体"/>
       <w:color w:themeColor="text1" w:val="000000"/>
     </w:rPr>
     <w:tblPr>
@@ -13292,6 +13843,7 @@
     </w:tcPr>
     <w:tblStylePr w:type="firstRow">
       <w:rPr>
+        <w:rFonts w:eastAsia="黑体"/>
         <w:b/>
         <w:bCs/>
       </w:rPr>
@@ -13310,6 +13862,7 @@
     </w:tblStylePr>
     <w:tblStylePr w:type="lastRow">
       <w:rPr>
+        <w:rFonts w:eastAsia="黑体"/>
         <w:b/>
         <w:bCs/>
         <w:color w:themeColor="background1" w:val="FFFFFF"/>
@@ -13324,6 +13877,7 @@
     </w:tblStylePr>
     <w:tblStylePr w:type="firstCol">
       <w:rPr>
+        <w:rFonts w:eastAsia="黑体"/>
         <w:color w:themeColor="background1" w:val="FFFFFF"/>
       </w:rPr>
       <w:tblPr/>
@@ -13341,6 +13895,7 @@
     </w:tblStylePr>
     <w:tblStylePr w:type="lastCol">
       <w:rPr>
+        <w:rFonts w:eastAsia="黑体"/>
         <w:color w:themeColor="background1" w:val="FFFFFF"/>
       </w:rPr>
       <w:tblPr/>
@@ -13370,11 +13925,13 @@
     </w:tblStylePr>
     <w:tblStylePr w:type="neCell">
       <w:rPr>
+        <w:rFonts w:eastAsia="黑体"/>
         <w:color w:themeColor="text1" w:val="000000"/>
       </w:rPr>
     </w:tblStylePr>
     <w:tblStylePr w:type="nwCell">
       <w:rPr>
+        <w:rFonts w:eastAsia="黑体"/>
         <w:color w:themeColor="text1" w:val="000000"/>
       </w:rPr>
     </w:tblStylePr>
@@ -13388,6 +13945,7 @@
       <w:spacing w:after="0" w:line="240" w:lineRule="auto"/>
     </w:pPr>
     <w:rPr>
+      <w:rFonts w:eastAsia="黑体"/>
       <w:color w:themeColor="text1" w:val="000000"/>
     </w:rPr>
     <w:tblPr>
@@ -13414,6 +13972,7 @@
     </w:tcPr>
     <w:tblStylePr w:type="firstRow">
       <w:rPr>
+        <w:rFonts w:eastAsia="黑体"/>
         <w:b/>
         <w:bCs/>
       </w:rPr>
@@ -13432,6 +13991,7 @@
     </w:tblStylePr>
     <w:tblStylePr w:type="lastRow">
       <w:rPr>
+        <w:rFonts w:eastAsia="黑体"/>
         <w:b/>
         <w:bCs/>
         <w:color w:themeColor="background1" w:val="FFFFFF"/>
@@ -13446,6 +14006,7 @@
     </w:tblStylePr>
     <w:tblStylePr w:type="firstCol">
       <w:rPr>
+        <w:rFonts w:eastAsia="黑体"/>
         <w:color w:themeColor="background1" w:val="FFFFFF"/>
       </w:rPr>
       <w:tblPr/>
@@ -13463,6 +14024,7 @@
     </w:tblStylePr>
     <w:tblStylePr w:type="lastCol">
       <w:rPr>
+        <w:rFonts w:eastAsia="黑体"/>
         <w:color w:themeColor="background1" w:val="FFFFFF"/>
       </w:rPr>
       <w:tblPr/>
@@ -13492,11 +14054,13 @@
     </w:tblStylePr>
     <w:tblStylePr w:type="neCell">
       <w:rPr>
+        <w:rFonts w:eastAsia="黑体"/>
         <w:color w:themeColor="text1" w:val="000000"/>
       </w:rPr>
     </w:tblStylePr>
     <w:tblStylePr w:type="nwCell">
       <w:rPr>
+        <w:rFonts w:eastAsia="黑体"/>
         <w:color w:themeColor="text1" w:val="000000"/>
       </w:rPr>
     </w:tblStylePr>
@@ -13510,6 +14074,7 @@
       <w:spacing w:after="0" w:line="240" w:lineRule="auto"/>
     </w:pPr>
     <w:rPr>
+      <w:rFonts w:eastAsia="黑体"/>
       <w:color w:themeColor="text1" w:val="000000"/>
     </w:rPr>
     <w:tblPr>
@@ -13536,6 +14101,7 @@
     </w:tcPr>
     <w:tblStylePr w:type="firstRow">
       <w:rPr>
+        <w:rFonts w:eastAsia="黑体"/>
         <w:b/>
         <w:bCs/>
       </w:rPr>
@@ -13554,6 +14120,7 @@
     </w:tblStylePr>
     <w:tblStylePr w:type="lastRow">
       <w:rPr>
+        <w:rFonts w:eastAsia="黑体"/>
         <w:b/>
         <w:bCs/>
         <w:color w:themeColor="background1" w:val="FFFFFF"/>
@@ -13568,6 +14135,7 @@
     </w:tblStylePr>
     <w:tblStylePr w:type="firstCol">
       <w:rPr>
+        <w:rFonts w:eastAsia="黑体"/>
         <w:color w:themeColor="background1" w:val="FFFFFF"/>
       </w:rPr>
       <w:tblPr/>
@@ -13585,6 +14153,7 @@
     </w:tblStylePr>
     <w:tblStylePr w:type="lastCol">
       <w:rPr>
+        <w:rFonts w:eastAsia="黑体"/>
         <w:color w:themeColor="background1" w:val="FFFFFF"/>
       </w:rPr>
       <w:tblPr/>
@@ -13614,11 +14183,13 @@
     </w:tblStylePr>
     <w:tblStylePr w:type="neCell">
       <w:rPr>
+        <w:rFonts w:eastAsia="黑体"/>
         <w:color w:themeColor="text1" w:val="000000"/>
       </w:rPr>
     </w:tblStylePr>
     <w:tblStylePr w:type="nwCell">
       <w:rPr>
+        <w:rFonts w:eastAsia="黑体"/>
         <w:color w:themeColor="text1" w:val="000000"/>
       </w:rPr>
     </w:tblStylePr>
@@ -13632,6 +14203,7 @@
       <w:spacing w:after="0" w:line="240" w:lineRule="auto"/>
     </w:pPr>
     <w:rPr>
+      <w:rFonts w:eastAsia="黑体"/>
       <w:color w:themeColor="text1" w:val="000000"/>
     </w:rPr>
     <w:tblPr>
@@ -13658,6 +14230,7 @@
     </w:tcPr>
     <w:tblStylePr w:type="firstRow">
       <w:rPr>
+        <w:rFonts w:eastAsia="黑体"/>
         <w:b/>
         <w:bCs/>
       </w:rPr>
@@ -13676,6 +14249,7 @@
     </w:tblStylePr>
     <w:tblStylePr w:type="lastRow">
       <w:rPr>
+        <w:rFonts w:eastAsia="黑体"/>
         <w:b/>
         <w:bCs/>
         <w:color w:themeColor="background1" w:val="FFFFFF"/>
@@ -13690,6 +14264,7 @@
     </w:tblStylePr>
     <w:tblStylePr w:type="firstCol">
       <w:rPr>
+        <w:rFonts w:eastAsia="黑体"/>
         <w:color w:themeColor="background1" w:val="FFFFFF"/>
       </w:rPr>
       <w:tblPr/>
@@ -13707,6 +14282,7 @@
     </w:tblStylePr>
     <w:tblStylePr w:type="lastCol">
       <w:rPr>
+        <w:rFonts w:eastAsia="黑体"/>
         <w:color w:themeColor="background1" w:val="FFFFFF"/>
       </w:rPr>
       <w:tblPr/>
@@ -13744,6 +14320,7 @@
       <w:spacing w:after="0" w:line="240" w:lineRule="auto"/>
     </w:pPr>
     <w:rPr>
+      <w:rFonts w:eastAsia="黑体"/>
       <w:color w:themeColor="text1" w:val="000000"/>
     </w:rPr>
     <w:tblPr>
@@ -13770,6 +14347,7 @@
     </w:tcPr>
     <w:tblStylePr w:type="firstRow">
       <w:rPr>
+        <w:rFonts w:eastAsia="黑体"/>
         <w:b/>
         <w:bCs/>
       </w:rPr>
@@ -13788,6 +14366,7 @@
     </w:tblStylePr>
     <w:tblStylePr w:type="lastRow">
       <w:rPr>
+        <w:rFonts w:eastAsia="黑体"/>
         <w:b/>
         <w:bCs/>
         <w:color w:themeColor="background1" w:val="FFFFFF"/>
@@ -13802,6 +14381,7 @@
     </w:tblStylePr>
     <w:tblStylePr w:type="firstCol">
       <w:rPr>
+        <w:rFonts w:eastAsia="黑体"/>
         <w:color w:themeColor="background1" w:val="FFFFFF"/>
       </w:rPr>
       <w:tblPr/>
@@ -13819,6 +14399,7 @@
     </w:tblStylePr>
     <w:tblStylePr w:type="lastCol">
       <w:rPr>
+        <w:rFonts w:eastAsia="黑体"/>
         <w:color w:themeColor="background1" w:val="FFFFFF"/>
       </w:rPr>
       <w:tblPr/>
@@ -13848,11 +14429,13 @@
     </w:tblStylePr>
     <w:tblStylePr w:type="neCell">
       <w:rPr>
+        <w:rFonts w:eastAsia="黑体"/>
         <w:color w:themeColor="text1" w:val="000000"/>
       </w:rPr>
     </w:tblStylePr>
     <w:tblStylePr w:type="nwCell">
       <w:rPr>
+        <w:rFonts w:eastAsia="黑体"/>
         <w:color w:themeColor="text1" w:val="000000"/>
       </w:rPr>
     </w:tblStylePr>
@@ -13866,6 +14449,7 @@
       <w:spacing w:after="0" w:line="240" w:lineRule="auto"/>
     </w:pPr>
     <w:rPr>
+      <w:rFonts w:eastAsia="黑体"/>
       <w:color w:themeColor="text1" w:val="000000"/>
     </w:rPr>
     <w:tblPr>
@@ -13892,6 +14476,7 @@
     </w:tcPr>
     <w:tblStylePr w:type="firstRow">
       <w:rPr>
+        <w:rFonts w:eastAsia="黑体"/>
         <w:b/>
         <w:bCs/>
       </w:rPr>
@@ -13910,6 +14495,7 @@
     </w:tblStylePr>
     <w:tblStylePr w:type="lastRow">
       <w:rPr>
+        <w:rFonts w:eastAsia="黑体"/>
         <w:b/>
         <w:bCs/>
         <w:color w:themeColor="background1" w:val="FFFFFF"/>
@@ -13924,6 +14510,7 @@
     </w:tblStylePr>
     <w:tblStylePr w:type="firstCol">
       <w:rPr>
+        <w:rFonts w:eastAsia="黑体"/>
         <w:color w:themeColor="background1" w:val="FFFFFF"/>
       </w:rPr>
       <w:tblPr/>
@@ -13941,6 +14528,7 @@
     </w:tblStylePr>
     <w:tblStylePr w:type="lastCol">
       <w:rPr>
+        <w:rFonts w:eastAsia="黑体"/>
         <w:color w:themeColor="background1" w:val="FFFFFF"/>
       </w:rPr>
       <w:tblPr/>
@@ -13970,11 +14558,13 @@
     </w:tblStylePr>
     <w:tblStylePr w:type="neCell">
       <w:rPr>
+        <w:rFonts w:eastAsia="黑体"/>
         <w:color w:themeColor="text1" w:val="000000"/>
       </w:rPr>
     </w:tblStylePr>
     <w:tblStylePr w:type="nwCell">
       <w:rPr>
+        <w:rFonts w:eastAsia="黑体"/>
         <w:color w:themeColor="text1" w:val="000000"/>
       </w:rPr>
     </w:tblStylePr>
@@ -13988,6 +14578,7 @@
       <w:spacing w:after="0" w:line="240" w:lineRule="auto"/>
     </w:pPr>
     <w:rPr>
+      <w:rFonts w:eastAsia="黑体"/>
       <w:color w:themeColor="text1" w:val="000000"/>
     </w:rPr>
     <w:tblPr>
@@ -14014,6 +14605,7 @@
     </w:tcPr>
     <w:tblStylePr w:type="firstRow">
       <w:rPr>
+        <w:rFonts w:eastAsia="黑体"/>
         <w:b/>
         <w:bCs/>
       </w:rPr>
@@ -14032,6 +14624,7 @@
     </w:tblStylePr>
     <w:tblStylePr w:type="lastRow">
       <w:rPr>
+        <w:rFonts w:eastAsia="黑体"/>
         <w:b/>
         <w:bCs/>
         <w:color w:themeColor="background1" w:val="FFFFFF"/>
@@ -14046,6 +14639,7 @@
     </w:tblStylePr>
     <w:tblStylePr w:type="firstCol">
       <w:rPr>
+        <w:rFonts w:eastAsia="黑体"/>
         <w:color w:themeColor="background1" w:val="FFFFFF"/>
       </w:rPr>
       <w:tblPr/>
@@ -14063,6 +14657,7 @@
     </w:tblStylePr>
     <w:tblStylePr w:type="lastCol">
       <w:rPr>
+        <w:rFonts w:eastAsia="黑体"/>
         <w:color w:themeColor="background1" w:val="FFFFFF"/>
       </w:rPr>
       <w:tblPr/>
@@ -14092,11 +14687,13 @@
     </w:tblStylePr>
     <w:tblStylePr w:type="neCell">
       <w:rPr>
+        <w:rFonts w:eastAsia="黑体"/>
         <w:color w:themeColor="text1" w:val="000000"/>
       </w:rPr>
     </w:tblStylePr>
     <w:tblStylePr w:type="nwCell">
       <w:rPr>
+        <w:rFonts w:eastAsia="黑体"/>
         <w:color w:themeColor="text1" w:val="000000"/>
       </w:rPr>
     </w:tblStylePr>
@@ -14110,6 +14707,7 @@
       <w:spacing w:after="0" w:line="240" w:lineRule="auto"/>
     </w:pPr>
     <w:rPr>
+      <w:rFonts w:eastAsia="黑体"/>
       <w:color w:themeColor="text1" w:val="000000"/>
     </w:rPr>
     <w:tblPr>
@@ -14128,6 +14726,7 @@
     </w:tcPr>
     <w:tblStylePr w:type="firstRow">
       <w:rPr>
+        <w:rFonts w:eastAsia="黑体"/>
         <w:b/>
         <w:bCs/>
         <w:color w:themeColor="background1" w:val="FFFFFF"/>
@@ -14142,6 +14741,7 @@
     </w:tblStylePr>
     <w:tblStylePr w:type="lastRow">
       <w:rPr>
+        <w:rFonts w:eastAsia="黑体"/>
         <w:b/>
         <w:bCs/>
         <w:color w:themeColor="accent2" w:themeShade="CC" w:val="9E3A38"/>
@@ -14156,12 +14756,14 @@
     </w:tblStylePr>
     <w:tblStylePr w:type="firstCol">
       <w:rPr>
+        <w:rFonts w:eastAsia="黑体"/>
         <w:b/>
         <w:bCs/>
       </w:rPr>
     </w:tblStylePr>
     <w:tblStylePr w:type="lastCol">
       <w:rPr>
+        <w:rFonts w:eastAsia="黑体"/>
         <w:b/>
         <w:bCs/>
       </w:rPr>
@@ -14196,6 +14798,7 @@
       <w:spacing w:after="0" w:line="240" w:lineRule="auto"/>
     </w:pPr>
     <w:rPr>
+      <w:rFonts w:eastAsia="黑体"/>
       <w:color w:themeColor="text1" w:val="000000"/>
     </w:rPr>
     <w:tblPr>
@@ -14214,6 +14817,7 @@
     </w:tcPr>
     <w:tblStylePr w:type="firstRow">
       <w:rPr>
+        <w:rFonts w:eastAsia="黑体"/>
         <w:b/>
         <w:bCs/>
         <w:color w:themeColor="background1" w:val="FFFFFF"/>
@@ -14228,6 +14832,7 @@
     </w:tblStylePr>
     <w:tblStylePr w:type="lastRow">
       <w:rPr>
+        <w:rFonts w:eastAsia="黑体"/>
         <w:b/>
         <w:bCs/>
         <w:color w:themeColor="accent2" w:themeShade="CC" w:val="9E3A38"/>
@@ -14242,12 +14847,14 @@
     </w:tblStylePr>
     <w:tblStylePr w:type="firstCol">
       <w:rPr>
+        <w:rFonts w:eastAsia="黑体"/>
         <w:b/>
         <w:bCs/>
       </w:rPr>
     </w:tblStylePr>
     <w:tblStylePr w:type="lastCol">
       <w:rPr>
+        <w:rFonts w:eastAsia="黑体"/>
         <w:b/>
         <w:bCs/>
       </w:rPr>
@@ -14282,6 +14889,7 @@
       <w:spacing w:after="0" w:line="240" w:lineRule="auto"/>
     </w:pPr>
     <w:rPr>
+      <w:rFonts w:eastAsia="黑体"/>
       <w:color w:themeColor="text1" w:val="000000"/>
     </w:rPr>
     <w:tblPr>
@@ -14300,6 +14908,7 @@
     </w:tcPr>
     <w:tblStylePr w:type="firstRow">
       <w:rPr>
+        <w:rFonts w:eastAsia="黑体"/>
         <w:b/>
         <w:bCs/>
         <w:color w:themeColor="background1" w:val="FFFFFF"/>
@@ -14314,6 +14923,7 @@
     </w:tblStylePr>
     <w:tblStylePr w:type="lastRow">
       <w:rPr>
+        <w:rFonts w:eastAsia="黑体"/>
         <w:b/>
         <w:bCs/>
         <w:color w:themeColor="accent2" w:themeShade="CC" w:val="9E3A38"/>
@@ -14328,12 +14938,14 @@
     </w:tblStylePr>
     <w:tblStylePr w:type="firstCol">
       <w:rPr>
+        <w:rFonts w:eastAsia="黑体"/>
         <w:b/>
         <w:bCs/>
       </w:rPr>
     </w:tblStylePr>
     <w:tblStylePr w:type="lastCol">
       <w:rPr>
+        <w:rFonts w:eastAsia="黑体"/>
         <w:b/>
         <w:bCs/>
       </w:rPr>
@@ -14368,6 +14980,7 @@
       <w:spacing w:after="0" w:line="240" w:lineRule="auto"/>
     </w:pPr>
     <w:rPr>
+      <w:rFonts w:eastAsia="黑体"/>
       <w:color w:themeColor="text1" w:val="000000"/>
     </w:rPr>
     <w:tblPr>
@@ -14386,6 +14999,7 @@
     </w:tcPr>
     <w:tblStylePr w:type="firstRow">
       <w:rPr>
+        <w:rFonts w:eastAsia="黑体"/>
         <w:b/>
         <w:bCs/>
         <w:color w:themeColor="background1" w:val="FFFFFF"/>
@@ -14400,6 +15014,7 @@
     </w:tblStylePr>
     <w:tblStylePr w:type="lastRow">
       <w:rPr>
+        <w:rFonts w:eastAsia="黑体"/>
         <w:b/>
         <w:bCs/>
         <w:color w:themeColor="accent4" w:themeShade="CC" w:val="664E82"/>
@@ -14414,12 +15029,14 @@
     </w:tblStylePr>
     <w:tblStylePr w:type="firstCol">
       <w:rPr>
+        <w:rFonts w:eastAsia="黑体"/>
         <w:b/>
         <w:bCs/>
       </w:rPr>
     </w:tblStylePr>
     <w:tblStylePr w:type="lastCol">
       <w:rPr>
+        <w:rFonts w:eastAsia="黑体"/>
         <w:b/>
         <w:bCs/>
       </w:rPr>
@@ -14454,6 +15071,7 @@
       <w:spacing w:after="0" w:line="240" w:lineRule="auto"/>
     </w:pPr>
     <w:rPr>
+      <w:rFonts w:eastAsia="黑体"/>
       <w:color w:themeColor="text1" w:val="000000"/>
     </w:rPr>
     <w:tblPr>
@@ -14472,6 +15090,7 @@
     </w:tcPr>
     <w:tblStylePr w:type="firstRow">
       <w:rPr>
+        <w:rFonts w:eastAsia="黑体"/>
         <w:b/>
         <w:bCs/>
         <w:color w:themeColor="background1" w:val="FFFFFF"/>
@@ -14486,6 +15105,7 @@
     </w:tblStylePr>
     <w:tblStylePr w:type="lastRow">
       <w:rPr>
+        <w:rFonts w:eastAsia="黑体"/>
         <w:b/>
         <w:bCs/>
         <w:color w:themeColor="accent3" w:themeShade="CC" w:val="7E9C40"/>
@@ -14500,12 +15120,14 @@
     </w:tblStylePr>
     <w:tblStylePr w:type="firstCol">
       <w:rPr>
+        <w:rFonts w:eastAsia="黑体"/>
         <w:b/>
         <w:bCs/>
       </w:rPr>
     </w:tblStylePr>
     <w:tblStylePr w:type="lastCol">
       <w:rPr>
+        <w:rFonts w:eastAsia="黑体"/>
         <w:b/>
         <w:bCs/>
       </w:rPr>
@@ -14540,6 +15162,7 @@
       <w:spacing w:after="0" w:line="240" w:lineRule="auto"/>
     </w:pPr>
     <w:rPr>
+      <w:rFonts w:eastAsia="黑体"/>
       <w:color w:themeColor="text1" w:val="000000"/>
     </w:rPr>
     <w:tblPr>
@@ -14558,6 +15181,7 @@
     </w:tcPr>
     <w:tblStylePr w:type="firstRow">
       <w:rPr>
+        <w:rFonts w:eastAsia="黑体"/>
         <w:b/>
         <w:bCs/>
         <w:color w:themeColor="background1" w:val="FFFFFF"/>
@@ -14572,6 +15196,7 @@
     </w:tblStylePr>
     <w:tblStylePr w:type="lastRow">
       <w:rPr>
+        <w:rFonts w:eastAsia="黑体"/>
         <w:b/>
         <w:bCs/>
         <w:color w:themeColor="accent6" w:themeShade="CC" w:val="F2730A"/>
@@ -14586,12 +15211,14 @@
     </w:tblStylePr>
     <w:tblStylePr w:type="firstCol">
       <w:rPr>
+        <w:rFonts w:eastAsia="黑体"/>
         <w:b/>
         <w:bCs/>
       </w:rPr>
     </w:tblStylePr>
     <w:tblStylePr w:type="lastCol">
       <w:rPr>
+        <w:rFonts w:eastAsia="黑体"/>
         <w:b/>
         <w:bCs/>
       </w:rPr>
@@ -14626,6 +15253,7 @@
       <w:spacing w:after="0" w:line="240" w:lineRule="auto"/>
     </w:pPr>
     <w:rPr>
+      <w:rFonts w:eastAsia="黑体"/>
       <w:color w:themeColor="text1" w:val="000000"/>
     </w:rPr>
     <w:tblPr>
@@ -14644,6 +15272,7 @@
     </w:tcPr>
     <w:tblStylePr w:type="firstRow">
       <w:rPr>
+        <w:rFonts w:eastAsia="黑体"/>
         <w:b/>
         <w:bCs/>
         <w:color w:themeColor="background1" w:val="FFFFFF"/>
@@ -14658,6 +15287,7 @@
     </w:tblStylePr>
     <w:tblStylePr w:type="lastRow">
       <w:rPr>
+        <w:rFonts w:eastAsia="黑体"/>
         <w:b/>
         <w:bCs/>
         <w:color w:themeColor="accent5" w:themeShade="CC" w:val="348DA5"/>
@@ -14672,12 +15302,14 @@
     </w:tblStylePr>
     <w:tblStylePr w:type="firstCol">
       <w:rPr>
+        <w:rFonts w:eastAsia="黑体"/>
         <w:b/>
         <w:bCs/>
       </w:rPr>
     </w:tblStylePr>
     <w:tblStylePr w:type="lastCol">
       <w:rPr>
+        <w:rFonts w:eastAsia="黑体"/>
         <w:b/>
         <w:bCs/>
       </w:rPr>
@@ -14712,6 +15344,7 @@
       <w:spacing w:after="0" w:line="240" w:lineRule="auto"/>
     </w:pPr>
     <w:rPr>
+      <w:rFonts w:eastAsia="黑体"/>
       <w:color w:themeColor="text1" w:val="000000"/>
     </w:rPr>
     <w:tblPr>
@@ -14733,6 +15366,7 @@
     </w:tcPr>
     <w:tblStylePr w:type="firstRow">
       <w:rPr>
+        <w:rFonts w:eastAsia="黑体"/>
         <w:b/>
         <w:bCs/>
       </w:rPr>
@@ -14743,6 +15377,7 @@
     </w:tblStylePr>
     <w:tblStylePr w:type="lastRow">
       <w:rPr>
+        <w:rFonts w:eastAsia="黑体"/>
         <w:b/>
         <w:bCs/>
         <w:color w:themeColor="text1" w:val="000000"/>
@@ -14754,6 +15389,7 @@
     </w:tblStylePr>
     <w:tblStylePr w:type="firstCol">
       <w:rPr>
+        <w:rFonts w:eastAsia="黑体"/>
         <w:color w:themeColor="background1" w:val="FFFFFF"/>
       </w:rPr>
       <w:tblPr/>
@@ -14763,6 +15399,7 @@
     </w:tblStylePr>
     <w:tblStylePr w:type="lastCol">
       <w:rPr>
+        <w:rFonts w:eastAsia="黑体"/>
         <w:color w:themeColor="background1" w:val="FFFFFF"/>
       </w:rPr>
       <w:tblPr/>
@@ -14792,6 +15429,7 @@
       <w:spacing w:after="0" w:line="240" w:lineRule="auto"/>
     </w:pPr>
     <w:rPr>
+      <w:rFonts w:eastAsia="黑体"/>
       <w:color w:themeColor="text1" w:val="000000"/>
     </w:rPr>
     <w:tblPr>
@@ -14813,6 +15451,7 @@
     </w:tcPr>
     <w:tblStylePr w:type="firstRow">
       <w:rPr>
+        <w:rFonts w:eastAsia="黑体"/>
         <w:b/>
         <w:bCs/>
       </w:rPr>
@@ -14823,6 +15462,7 @@
     </w:tblStylePr>
     <w:tblStylePr w:type="lastRow">
       <w:rPr>
+        <w:rFonts w:eastAsia="黑体"/>
         <w:b/>
         <w:bCs/>
         <w:color w:themeColor="text1" w:val="000000"/>
@@ -14834,6 +15474,7 @@
     </w:tblStylePr>
     <w:tblStylePr w:type="firstCol">
       <w:rPr>
+        <w:rFonts w:eastAsia="黑体"/>
         <w:color w:themeColor="background1" w:val="FFFFFF"/>
       </w:rPr>
       <w:tblPr/>
@@ -14843,6 +15484,7 @@
     </w:tblStylePr>
     <w:tblStylePr w:type="lastCol">
       <w:rPr>
+        <w:rFonts w:eastAsia="黑体"/>
         <w:color w:themeColor="background1" w:val="FFFFFF"/>
       </w:rPr>
       <w:tblPr/>
@@ -14872,6 +15514,7 @@
       <w:spacing w:after="0" w:line="240" w:lineRule="auto"/>
     </w:pPr>
     <w:rPr>
+      <w:rFonts w:eastAsia="黑体"/>
       <w:color w:themeColor="text1" w:val="000000"/>
     </w:rPr>
     <w:tblPr>
@@ -14893,6 +15536,7 @@
     </w:tcPr>
     <w:tblStylePr w:type="firstRow">
       <w:rPr>
+        <w:rFonts w:eastAsia="黑体"/>
         <w:b/>
         <w:bCs/>
       </w:rPr>
@@ -14903,6 +15547,7 @@
     </w:tblStylePr>
     <w:tblStylePr w:type="lastRow">
       <w:rPr>
+        <w:rFonts w:eastAsia="黑体"/>
         <w:b/>
         <w:bCs/>
         <w:color w:themeColor="text1" w:val="000000"/>
@@ -14914,6 +15559,7 @@
     </w:tblStylePr>
     <w:tblStylePr w:type="firstCol">
       <w:rPr>
+        <w:rFonts w:eastAsia="黑体"/>
         <w:color w:themeColor="background1" w:val="FFFFFF"/>
       </w:rPr>
       <w:tblPr/>
@@ -14923,6 +15569,7 @@
     </w:tblStylePr>
     <w:tblStylePr w:type="lastCol">
       <w:rPr>
+        <w:rFonts w:eastAsia="黑体"/>
         <w:color w:themeColor="background1" w:val="FFFFFF"/>
       </w:rPr>
       <w:tblPr/>
@@ -14952,6 +15599,7 @@
       <w:spacing w:after="0" w:line="240" w:lineRule="auto"/>
     </w:pPr>
     <w:rPr>
+      <w:rFonts w:eastAsia="黑体"/>
       <w:color w:themeColor="text1" w:val="000000"/>
     </w:rPr>
     <w:tblPr>
@@ -14973,6 +15621,7 @@
     </w:tcPr>
     <w:tblStylePr w:type="firstRow">
       <w:rPr>
+        <w:rFonts w:eastAsia="黑体"/>
         <w:b/>
         <w:bCs/>
       </w:rPr>
@@ -14983,6 +15632,7 @@
     </w:tblStylePr>
     <w:tblStylePr w:type="lastRow">
       <w:rPr>
+        <w:rFonts w:eastAsia="黑体"/>
         <w:b/>
         <w:bCs/>
         <w:color w:themeColor="text1" w:val="000000"/>
@@ -14994,6 +15644,7 @@
     </w:tblStylePr>
     <w:tblStylePr w:type="firstCol">
       <w:rPr>
+        <w:rFonts w:eastAsia="黑体"/>
         <w:color w:themeColor="background1" w:val="FFFFFF"/>
       </w:rPr>
       <w:tblPr/>
@@ -15003,6 +15654,7 @@
     </w:tblStylePr>
     <w:tblStylePr w:type="lastCol">
       <w:rPr>
+        <w:rFonts w:eastAsia="黑体"/>
         <w:color w:themeColor="background1" w:val="FFFFFF"/>
       </w:rPr>
       <w:tblPr/>
@@ -15032,6 +15684,7 @@
       <w:spacing w:after="0" w:line="240" w:lineRule="auto"/>
     </w:pPr>
     <w:rPr>
+      <w:rFonts w:eastAsia="黑体"/>
       <w:color w:themeColor="text1" w:val="000000"/>
     </w:rPr>
     <w:tblPr>
@@ -15053,6 +15706,7 @@
     </w:tcPr>
     <w:tblStylePr w:type="firstRow">
       <w:rPr>
+        <w:rFonts w:eastAsia="黑体"/>
         <w:b/>
         <w:bCs/>
       </w:rPr>
@@ -15063,6 +15717,7 @@
     </w:tblStylePr>
     <w:tblStylePr w:type="lastRow">
       <w:rPr>
+        <w:rFonts w:eastAsia="黑体"/>
         <w:b/>
         <w:bCs/>
         <w:color w:themeColor="text1" w:val="000000"/>
@@ -15074,6 +15729,7 @@
     </w:tblStylePr>
     <w:tblStylePr w:type="firstCol">
       <w:rPr>
+        <w:rFonts w:eastAsia="黑体"/>
         <w:color w:themeColor="background1" w:val="FFFFFF"/>
       </w:rPr>
       <w:tblPr/>
@@ -15083,6 +15739,7 @@
     </w:tblStylePr>
     <w:tblStylePr w:type="lastCol">
       <w:rPr>
+        <w:rFonts w:eastAsia="黑体"/>
         <w:color w:themeColor="background1" w:val="FFFFFF"/>
       </w:rPr>
       <w:tblPr/>
@@ -15112,6 +15769,7 @@
       <w:spacing w:after="0" w:line="240" w:lineRule="auto"/>
     </w:pPr>
     <w:rPr>
+      <w:rFonts w:eastAsia="黑体"/>
       <w:color w:themeColor="text1" w:val="000000"/>
     </w:rPr>
     <w:tblPr>
@@ -15133,6 +15791,7 @@
     </w:tcPr>
     <w:tblStylePr w:type="firstRow">
       <w:rPr>
+        <w:rFonts w:eastAsia="黑体"/>
         <w:b/>
         <w:bCs/>
       </w:rPr>
@@ -15143,6 +15802,7 @@
     </w:tblStylePr>
     <w:tblStylePr w:type="lastRow">
       <w:rPr>
+        <w:rFonts w:eastAsia="黑体"/>
         <w:b/>
         <w:bCs/>
         <w:color w:themeColor="text1" w:val="000000"/>
@@ -15154,6 +15814,7 @@
     </w:tblStylePr>
     <w:tblStylePr w:type="firstCol">
       <w:rPr>
+        <w:rFonts w:eastAsia="黑体"/>
         <w:color w:themeColor="background1" w:val="FFFFFF"/>
       </w:rPr>
       <w:tblPr/>
@@ -15163,6 +15824,7 @@
     </w:tblStylePr>
     <w:tblStylePr w:type="lastCol">
       <w:rPr>
+        <w:rFonts w:eastAsia="黑体"/>
         <w:color w:themeColor="background1" w:val="FFFFFF"/>
       </w:rPr>
       <w:tblPr/>
@@ -15192,6 +15854,7 @@
       <w:spacing w:after="0" w:line="240" w:lineRule="auto"/>
     </w:pPr>
     <w:rPr>
+      <w:rFonts w:eastAsia="黑体"/>
       <w:color w:themeColor="text1" w:val="000000"/>
     </w:rPr>
     <w:tblPr>
@@ -15213,6 +15876,7 @@
     </w:tcPr>
     <w:tblStylePr w:type="firstRow">
       <w:rPr>
+        <w:rFonts w:eastAsia="黑体"/>
         <w:b/>
         <w:bCs/>
       </w:rPr>
@@ -15223,6 +15887,7 @@
     </w:tblStylePr>
     <w:tblStylePr w:type="lastRow">
       <w:rPr>
+        <w:rFonts w:eastAsia="黑体"/>
         <w:b/>
         <w:bCs/>
         <w:color w:themeColor="text1" w:val="000000"/>
@@ -15234,6 +15899,7 @@
     </w:tblStylePr>
     <w:tblStylePr w:type="firstCol">
       <w:rPr>
+        <w:rFonts w:eastAsia="黑体"/>
         <w:color w:themeColor="background1" w:val="FFFFFF"/>
       </w:rPr>
       <w:tblPr/>
@@ -15243,6 +15909,7 @@
     </w:tblStylePr>
     <w:tblStylePr w:type="lastCol">
       <w:rPr>
+        <w:rFonts w:eastAsia="黑体"/>
         <w:color w:themeColor="background1" w:val="FFFFFF"/>
       </w:rPr>
       <w:tblPr/>
@@ -15275,6 +15942,7 @@
     <w:name w:val="KeywordTok"/>
     <w:basedOn w:val="VerbatimChar"/>
     <w:rPr>
+      <w:rFonts w:eastAsia="黑体"/>
       <w:b/>
       <w:color w:val="007020"/>
     </w:rPr>
@@ -15283,6 +15951,7 @@
     <w:name w:val="DataTypeTok"/>
     <w:basedOn w:val="VerbatimChar"/>
     <w:rPr>
+      <w:rFonts w:eastAsia="黑体"/>
       <w:color w:val="902000"/>
     </w:rPr>
   </w:style>
@@ -15290,6 +15959,7 @@
     <w:name w:val="DecValTok"/>
     <w:basedOn w:val="VerbatimChar"/>
     <w:rPr>
+      <w:rFonts w:eastAsia="黑体"/>
       <w:color w:val="40a070"/>
     </w:rPr>
   </w:style>
@@ -15297,6 +15967,7 @@
     <w:name w:val="BaseNTok"/>
     <w:basedOn w:val="VerbatimChar"/>
     <w:rPr>
+      <w:rFonts w:eastAsia="黑体"/>
       <w:color w:val="40a070"/>
     </w:rPr>
   </w:style>
@@ -15304,6 +15975,7 @@
     <w:name w:val="FloatTok"/>
     <w:basedOn w:val="VerbatimChar"/>
     <w:rPr>
+      <w:rFonts w:eastAsia="黑体"/>
       <w:color w:val="40a070"/>
     </w:rPr>
   </w:style>
@@ -15311,6 +15983,7 @@
     <w:name w:val="ConstantTok"/>
     <w:basedOn w:val="VerbatimChar"/>
     <w:rPr>
+      <w:rFonts w:eastAsia="黑体"/>
       <w:color w:val="880000"/>
     </w:rPr>
   </w:style>
@@ -15318,6 +15991,7 @@
     <w:name w:val="CharTok"/>
     <w:basedOn w:val="VerbatimChar"/>
     <w:rPr>
+      <w:rFonts w:eastAsia="黑体"/>
       <w:color w:val="4070a0"/>
     </w:rPr>
   </w:style>
@@ -15325,6 +15999,7 @@
     <w:name w:val="SpecialCharTok"/>
     <w:basedOn w:val="VerbatimChar"/>
     <w:rPr>
+      <w:rFonts w:eastAsia="黑体"/>
       <w:color w:val="4070a0"/>
     </w:rPr>
   </w:style>
@@ -15332,6 +16007,7 @@
     <w:name w:val="StringTok"/>
     <w:basedOn w:val="VerbatimChar"/>
     <w:rPr>
+      <w:rFonts w:eastAsia="黑体"/>
       <w:color w:val="4070a0"/>
     </w:rPr>
   </w:style>
@@ -15339,6 +16015,7 @@
     <w:name w:val="VerbatimStringTok"/>
     <w:basedOn w:val="VerbatimChar"/>
     <w:rPr>
+      <w:rFonts w:eastAsia="黑体"/>
       <w:color w:val="4070a0"/>
     </w:rPr>
   </w:style>
@@ -15346,6 +16023,7 @@
     <w:name w:val="SpecialStringTok"/>
     <w:basedOn w:val="VerbatimChar"/>
     <w:rPr>
+      <w:rFonts w:eastAsia="黑体"/>
       <w:color w:val="bb6688"/>
     </w:rPr>
   </w:style>
@@ -15353,6 +16031,7 @@
     <w:name w:val="ImportTok"/>
     <w:basedOn w:val="VerbatimChar"/>
     <w:rPr>
+      <w:rFonts w:eastAsia="黑体"/>
       <w:b/>
       <w:color w:val="008000"/>
     </w:rPr>
@@ -15361,6 +16040,7 @@
     <w:name w:val="CommentTok"/>
     <w:basedOn w:val="VerbatimChar"/>
     <w:rPr>
+      <w:rFonts w:eastAsia="黑体"/>
       <w:i/>
       <w:color w:val="60a0b0"/>
     </w:rPr>
@@ -15369,6 +16049,7 @@
     <w:name w:val="DocumentationTok"/>
     <w:basedOn w:val="VerbatimChar"/>
     <w:rPr>
+      <w:rFonts w:eastAsia="黑体"/>
       <w:i/>
       <w:color w:val="ba2121"/>
     </w:rPr>
@@ -15377,6 +16058,7 @@
     <w:name w:val="AnnotationTok"/>
     <w:basedOn w:val="VerbatimChar"/>
     <w:rPr>
+      <w:rFonts w:eastAsia="黑体"/>
       <w:b/>
       <w:i/>
       <w:color w:val="60a0b0"/>
@@ -15386,6 +16068,7 @@
     <w:name w:val="CommentVarTok"/>
     <w:basedOn w:val="VerbatimChar"/>
     <w:rPr>
+      <w:rFonts w:eastAsia="黑体"/>
       <w:b/>
       <w:i/>
       <w:color w:val="60a0b0"/>
@@ -15395,6 +16078,7 @@
     <w:name w:val="OtherTok"/>
     <w:basedOn w:val="VerbatimChar"/>
     <w:rPr>
+      <w:rFonts w:eastAsia="黑体"/>
       <w:color w:val="007020"/>
     </w:rPr>
   </w:style>
@@ -15402,6 +16086,7 @@
     <w:name w:val="FunctionTok"/>
     <w:basedOn w:val="VerbatimChar"/>
     <w:rPr>
+      <w:rFonts w:eastAsia="黑体"/>
       <w:color w:val="06287e"/>
     </w:rPr>
   </w:style>
@@ -15409,6 +16094,7 @@
     <w:name w:val="VariableTok"/>
     <w:basedOn w:val="VerbatimChar"/>
     <w:rPr>
+      <w:rFonts w:eastAsia="黑体"/>
       <w:color w:val="19177c"/>
     </w:rPr>
   </w:style>
@@ -15416,6 +16102,7 @@
     <w:name w:val="ControlFlowTok"/>
     <w:basedOn w:val="VerbatimChar"/>
     <w:rPr>
+      <w:rFonts w:eastAsia="黑体"/>
       <w:b/>
       <w:color w:val="007020"/>
     </w:rPr>
@@ -15424,6 +16111,7 @@
     <w:name w:val="OperatorTok"/>
     <w:basedOn w:val="VerbatimChar"/>
     <w:rPr>
+      <w:rFonts w:eastAsia="黑体"/>
       <w:color w:val="666666"/>
     </w:rPr>
   </w:style>
@@ -15431,18 +16119,22 @@
     <w:name w:val="BuiltInTok"/>
     <w:basedOn w:val="VerbatimChar"/>
     <w:rPr>
+      <w:rFonts w:eastAsia="黑体"/>
       <w:color w:val="008000"/>
     </w:rPr>
   </w:style>
   <w:style w:type="character" w:customStyle="1" w:styleId="ExtensionTok">
     <w:name w:val="ExtensionTok"/>
     <w:basedOn w:val="VerbatimChar"/>
-    <w:rPr/>
+    <w:rPr>
+      <w:rFonts w:eastAsia="黑体"/>
+    </w:rPr>
   </w:style>
   <w:style w:type="character" w:customStyle="1" w:styleId="PreprocessorTok">
     <w:name w:val="PreprocessorTok"/>
     <w:basedOn w:val="VerbatimChar"/>
     <w:rPr>
+      <w:rFonts w:eastAsia="黑体"/>
       <w:color w:val="bc7a00"/>
     </w:rPr>
   </w:style>
@@ -15450,18 +16142,22 @@
     <w:name w:val="AttributeTok"/>
     <w:basedOn w:val="VerbatimChar"/>
     <w:rPr>
+      <w:rFonts w:eastAsia="黑体"/>
       <w:color w:val="7d9029"/>
     </w:rPr>
   </w:style>
   <w:style w:type="character" w:customStyle="1" w:styleId="RegionMarkerTok">
     <w:name w:val="RegionMarkerTok"/>
     <w:basedOn w:val="VerbatimChar"/>
-    <w:rPr/>
+    <w:rPr>
+      <w:rFonts w:eastAsia="黑体"/>
+    </w:rPr>
   </w:style>
   <w:style w:type="character" w:customStyle="1" w:styleId="InformationTok">
     <w:name w:val="InformationTok"/>
     <w:basedOn w:val="VerbatimChar"/>
     <w:rPr>
+      <w:rFonts w:eastAsia="黑体"/>
       <w:b/>
       <w:i/>
       <w:color w:val="60a0b0"/>
@@ -15471,6 +16167,7 @@
     <w:name w:val="WarningTok"/>
     <w:basedOn w:val="VerbatimChar"/>
     <w:rPr>
+      <w:rFonts w:eastAsia="黑体"/>
       <w:b/>
       <w:i/>
       <w:color w:val="60a0b0"/>
@@ -15480,6 +16177,7 @@
     <w:name w:val="AlertTok"/>
     <w:basedOn w:val="VerbatimChar"/>
     <w:rPr>
+      <w:rFonts w:eastAsia="黑体"/>
       <w:b/>
       <w:color w:val="ff0000"/>
     </w:rPr>
@@ -15488,6 +16186,7 @@
     <w:name w:val="ErrorTok"/>
     <w:basedOn w:val="VerbatimChar"/>
     <w:rPr>
+      <w:rFonts w:eastAsia="黑体"/>
       <w:b/>
       <w:color w:val="ff0000"/>
     </w:rPr>
@@ -15495,7 +16194,9 @@
   <w:style w:type="character" w:customStyle="1" w:styleId="NormalTok">
     <w:name w:val="NormalTok"/>
     <w:basedOn w:val="VerbatimChar"/>
-    <w:rPr/>
+    <w:rPr>
+      <w:rFonts w:eastAsia="黑体"/>
+    </w:rPr>
   </w:style>
 </w:styles>
 </file>
@@ -15544,12 +16245,12 @@
     <a:fontScheme name="Office">
       <a:majorFont>
         <a:latin typeface="Calibri"/>
-        <a:ea typeface=""/>
+        <a:ea typeface="黑体"/>
         <a:cs typeface=""/>
         <a:font script="Jpan" typeface="ＭＳ ゴシック"/>
         <a:font script="Hang" typeface="맑은 고딕"/>
-        <a:font script="Hans" typeface="宋体"/>
-        <a:font script="Hant" typeface="新細明體"/>
+        <a:font script="Hans" typeface="黑体"/>
+        <a:font script="Hant" typeface="黑体"/>
         <a:font script="Arab" typeface="Times New Roman"/>
         <a:font script="Hebr" typeface="Times New Roman"/>
         <a:font script="Thai" typeface="Angsana New"/>
@@ -15579,12 +16280,12 @@
       </a:majorFont>
       <a:minorFont>
         <a:latin typeface="Cambria"/>
-        <a:ea typeface=""/>
+        <a:ea typeface="黑体"/>
         <a:cs typeface=""/>
         <a:font script="Jpan" typeface="ＭＳ 明朝"/>
         <a:font script="Hang" typeface="맑은 고딕"/>
-        <a:font script="Hans" typeface="宋体"/>
-        <a:font script="Hant" typeface="新細明體"/>
+        <a:font script="Hans" typeface="黑体"/>
+        <a:font script="Hant" typeface="黑体"/>
         <a:font script="Arab" typeface="Arial"/>
         <a:font script="Hebr" typeface="Arial"/>
         <a:font script="Thai" typeface="Cordia New"/>

--- a/02-放大电路/04-射频放大电路/前置放大电路/前置放大电路.docx
+++ b/02-放大电路/04-射频放大电路/前置放大电路/前置放大电路.docx
@@ -3174,7 +3174,7 @@
           <w:color w:val="555555"/>
           <w:sz w:val="21"/>
         </w:rPr>
-        <w:t>材料收集者：杜文杰，WX手机：19519196569，QQ:3478827729</w:t>
+        <w:t>材料收集者：杜文杰，微信/手机：19519196569，QQ:3478827729</w:t>
       </w:r>
     </w:p>
     <w:sectPr>
